--- a/Detailed Tech stack.docx
+++ b/Detailed Tech stack.docx
@@ -276,15 +276,6 @@
           <w:sz w:val="36"/>
           <w:szCs w:val="36"/>
         </w:rPr>
-        <w:t xml:space="preserve"> </w:t>
-      </w:r>
-      <w:r>
-        <w:rPr>
-          <w:b/>
-          <w:bCs/>
-          <w:sz w:val="36"/>
-          <w:szCs w:val="36"/>
-        </w:rPr>
         <w:br/>
       </w:r>
       <w:r>
@@ -811,15 +802,7 @@
         </w:numPr>
       </w:pPr>
       <w:r>
-        <w:t xml:space="preserve">Future payment, online exam </w:t>
-      </w:r>
-      <w:proofErr w:type="gramStart"/>
-      <w:r>
-        <w:t>submit</w:t>
-      </w:r>
-      <w:proofErr w:type="gramEnd"/>
-      <w:r>
-        <w:t xml:space="preserve">, attendance, lesson start/end </w:t>
+        <w:t xml:space="preserve">Future payment, online exam submit, attendance, lesson start/end </w:t>
       </w:r>
       <w:proofErr w:type="spellStart"/>
       <w:r>
@@ -1438,12 +1421,10 @@
         <w:t>backend/internal/store/</w:t>
       </w:r>
       <w:proofErr w:type="spellStart"/>
-      <w:proofErr w:type="gramStart"/>
       <w:r>
         <w:t>memory.go</w:t>
       </w:r>
       <w:proofErr w:type="spellEnd"/>
-      <w:proofErr w:type="gramEnd"/>
       <w:r>
         <w:t> </w:t>
       </w:r>
@@ -1549,12 +1530,10 @@
         <w:t> </w:t>
       </w:r>
       <w:proofErr w:type="spellStart"/>
-      <w:proofErr w:type="gramStart"/>
       <w:r>
         <w:t>middleware.go</w:t>
       </w:r>
       <w:proofErr w:type="spellEnd"/>
-      <w:proofErr w:type="gramEnd"/>
       <w:r>
         <w:t>, </w:t>
       </w:r>
@@ -1774,12 +1753,10 @@
         </w:numPr>
       </w:pPr>
       <w:proofErr w:type="spellStart"/>
-      <w:proofErr w:type="gramStart"/>
       <w:r>
         <w:t>memory.go</w:t>
       </w:r>
       <w:proofErr w:type="spellEnd"/>
-      <w:proofErr w:type="gramEnd"/>
       <w:r>
         <w:t> </w:t>
       </w:r>
@@ -4161,14 +4138,6 @@
     </w:p>
     <w:p>
       <w:pPr>
-        <w:rPr>
-          <w:b/>
-          <w:bCs/>
-        </w:rPr>
-      </w:pPr>
-    </w:p>
-    <w:p>
-      <w:pPr>
         <w:pStyle w:val="text-size-chat"/>
         <w:jc w:val="center"/>
       </w:pPr>
@@ -5458,7 +5427,6 @@
         </w:numPr>
       </w:pPr>
       <w:r>
-        <w:lastRenderedPageBreak/>
         <w:t xml:space="preserve">Production observability </w:t>
       </w:r>
       <w:proofErr w:type="spellStart"/>
@@ -5516,127 +5484,6 @@
     </w:p>
     <w:p>
       <w:pPr>
-        <w:rPr>
-          <w:b/>
-          <w:bCs/>
-        </w:rPr>
-      </w:pPr>
-      <w:r>
-        <w:rPr>
-          <w:b/>
-          <w:bCs/>
-        </w:rPr>
-        <w:br/>
-      </w:r>
-      <w:r>
-        <w:rPr>
-          <w:b/>
-          <w:bCs/>
-        </w:rPr>
-        <w:br/>
-      </w:r>
-      <w:r>
-        <w:rPr>
-          <w:b/>
-          <w:bCs/>
-        </w:rPr>
-        <w:br/>
-      </w:r>
-      <w:r>
-        <w:rPr>
-          <w:b/>
-          <w:bCs/>
-        </w:rPr>
-        <w:br/>
-      </w:r>
-      <w:r>
-        <w:rPr>
-          <w:b/>
-          <w:bCs/>
-        </w:rPr>
-        <w:br/>
-      </w:r>
-      <w:r>
-        <w:rPr>
-          <w:b/>
-          <w:bCs/>
-        </w:rPr>
-        <w:br/>
-      </w:r>
-      <w:r>
-        <w:rPr>
-          <w:b/>
-          <w:bCs/>
-        </w:rPr>
-        <w:br/>
-      </w:r>
-      <w:r>
-        <w:rPr>
-          <w:b/>
-          <w:bCs/>
-        </w:rPr>
-        <w:br/>
-      </w:r>
-      <w:r>
-        <w:rPr>
-          <w:b/>
-          <w:bCs/>
-        </w:rPr>
-        <w:br/>
-      </w:r>
-      <w:r>
-        <w:rPr>
-          <w:b/>
-          <w:bCs/>
-        </w:rPr>
-        <w:br/>
-      </w:r>
-      <w:r>
-        <w:rPr>
-          <w:b/>
-          <w:bCs/>
-        </w:rPr>
-        <w:br/>
-      </w:r>
-      <w:r>
-        <w:rPr>
-          <w:b/>
-          <w:bCs/>
-        </w:rPr>
-        <w:br/>
-      </w:r>
-      <w:r>
-        <w:rPr>
-          <w:b/>
-          <w:bCs/>
-        </w:rPr>
-        <w:br/>
-      </w:r>
-      <w:r>
-        <w:rPr>
-          <w:b/>
-          <w:bCs/>
-        </w:rPr>
-        <w:br/>
-      </w:r>
-      <w:r>
-        <w:rPr>
-          <w:b/>
-          <w:bCs/>
-        </w:rPr>
-        <w:br/>
-      </w:r>
-      <w:r>
-        <w:rPr>
-          <w:b/>
-          <w:bCs/>
-        </w:rPr>
-        <w:br/>
-      </w:r>
-    </w:p>
-    <w:p/>
-    <w:p>
-      <w:pPr>
         <w:spacing w:before="100" w:beforeAutospacing="1" w:after="0" w:line="240" w:lineRule="auto"/>
         <w:rPr>
           <w:rFonts w:ascii="Times New Roman" w:eastAsia="Times New Roman" w:hAnsi="Times New Roman" w:cs="Times New Roman"/>
@@ -5652,6 +5499,7 @@
           <w:sz w:val="24"/>
           <w:szCs w:val="24"/>
         </w:rPr>
+        <w:lastRenderedPageBreak/>
         <w:t xml:space="preserve">Go (Golang), </w:t>
       </w:r>
       <w:proofErr w:type="spellStart"/>
@@ -6607,7 +6455,6 @@
         <w:t xml:space="preserve"> </w:t>
       </w:r>
       <w:proofErr w:type="spellStart"/>
-      <w:proofErr w:type="gramStart"/>
       <w:r>
         <w:rPr>
           <w:rFonts w:ascii="Courier New" w:eastAsia="Times New Roman" w:hAnsi="Courier New" w:cs="Courier New"/>
@@ -6619,7 +6466,6 @@
         <w:t>smtp.PlainAuth</w:t>
       </w:r>
       <w:proofErr w:type="spellEnd"/>
-      <w:proofErr w:type="gramEnd"/>
       <w:r>
         <w:rPr>
           <w:rFonts w:ascii="Times New Roman" w:eastAsia="Times New Roman" w:hAnsi="Times New Roman" w:cs="Times New Roman"/>
@@ -7409,7 +7255,6 @@
         <w:t xml:space="preserve"> </w:t>
       </w:r>
       <w:proofErr w:type="spellStart"/>
-      <w:proofErr w:type="gramStart"/>
       <w:r>
         <w:rPr>
           <w:rFonts w:ascii="Courier New" w:eastAsia="Times New Roman" w:hAnsi="Courier New" w:cs="Courier New"/>
@@ -7421,7 +7266,6 @@
         <w:t>smtp.PlainAuth</w:t>
       </w:r>
       <w:proofErr w:type="spellEnd"/>
-      <w:proofErr w:type="gramEnd"/>
       <w:r>
         <w:rPr>
           <w:rFonts w:ascii="Times New Roman" w:eastAsia="Times New Roman" w:hAnsi="Times New Roman" w:cs="Times New Roman"/>
@@ -7871,7 +7715,6 @@
           <w:sz w:val="27"/>
           <w:szCs w:val="27"/>
         </w:rPr>
-        <w:lastRenderedPageBreak/>
         <w:t>Örnek</w:t>
       </w:r>
       <w:proofErr w:type="spellEnd"/>
@@ -9680,7 +9523,6 @@
         <w:t xml:space="preserve">. </w:t>
       </w:r>
       <w:proofErr w:type="spellStart"/>
-      <w:proofErr w:type="gramStart"/>
       <w:r>
         <w:rPr>
           <w:rFonts w:ascii="Courier New" w:eastAsia="Times New Roman" w:hAnsi="Courier New" w:cs="Courier New"/>
@@ -9692,7 +9534,6 @@
         <w:t>smtp.SendMail</w:t>
       </w:r>
       <w:proofErr w:type="spellEnd"/>
-      <w:proofErr w:type="gramEnd"/>
       <w:r>
         <w:rPr>
           <w:rFonts w:ascii="Times New Roman" w:eastAsia="Times New Roman" w:hAnsi="Times New Roman" w:cs="Times New Roman"/>
@@ -10193,7 +10034,6 @@
         <w:t xml:space="preserve"> </w:t>
       </w:r>
       <w:proofErr w:type="spellStart"/>
-      <w:proofErr w:type="gramStart"/>
       <w:r>
         <w:rPr>
           <w:rFonts w:ascii="Times New Roman" w:eastAsia="Times New Roman" w:hAnsi="Times New Roman" w:cs="Times New Roman"/>
@@ -10223,7 +10063,6 @@
         </w:rPr>
         <w:t>.env</w:t>
       </w:r>
-      <w:proofErr w:type="gramEnd"/>
       <w:r>
         <w:rPr>
           <w:rFonts w:ascii="Times New Roman" w:eastAsia="Times New Roman" w:hAnsi="Times New Roman" w:cs="Times New Roman"/>
@@ -10929,17 +10768,12 @@
         <w:t xml:space="preserve"> * *</w:t>
       </w:r>
       <w:proofErr w:type="spellStart"/>
-      <w:proofErr w:type="gramStart"/>
       <w:r>
         <w:t>Dil</w:t>
       </w:r>
       <w:proofErr w:type="spellEnd"/>
       <w:r>
-        <w:t>:*</w:t>
-      </w:r>
-      <w:proofErr w:type="gramEnd"/>
-      <w:r>
-        <w:t xml:space="preserve"> *Go (Golang)*. (</w:t>
+        <w:t>:* *Go (Golang)*. (</w:t>
       </w:r>
       <w:proofErr w:type="spellStart"/>
       <w:r>
@@ -10995,21 +10829,1192 @@
         <w:t xml:space="preserve"> * *</w:t>
       </w:r>
       <w:proofErr w:type="spellStart"/>
-      <w:proofErr w:type="gramStart"/>
       <w:r>
         <w:t>İletişim</w:t>
       </w:r>
       <w:proofErr w:type="spellEnd"/>
       <w:r>
-        <w:t>:*</w:t>
-      </w:r>
-      <w:proofErr w:type="gramEnd"/>
+        <w:t>:* *</w:t>
+      </w:r>
+      <w:proofErr w:type="spellStart"/>
+      <w:r>
+        <w:t>gRPC</w:t>
+      </w:r>
+      <w:proofErr w:type="spellEnd"/>
+      <w:r>
+        <w:t>* (</w:t>
+      </w:r>
+      <w:proofErr w:type="spellStart"/>
+      <w:r>
+        <w:t>Anlık</w:t>
+      </w:r>
+      <w:proofErr w:type="spellEnd"/>
+      <w:r>
+        <w:t xml:space="preserve"> </w:t>
+      </w:r>
+      <w:proofErr w:type="spellStart"/>
+      <w:r>
+        <w:t>sorgular</w:t>
+      </w:r>
+      <w:proofErr w:type="spellEnd"/>
+      <w:r>
+        <w:t xml:space="preserve"> </w:t>
+      </w:r>
+      <w:proofErr w:type="spellStart"/>
+      <w:r>
+        <w:t>için</w:t>
+      </w:r>
+      <w:proofErr w:type="spellEnd"/>
+      <w:r>
+        <w:t xml:space="preserve">) </w:t>
+      </w:r>
+      <w:proofErr w:type="spellStart"/>
+      <w:r>
+        <w:t>ve</w:t>
+      </w:r>
+      <w:proofErr w:type="spellEnd"/>
+      <w:r>
+        <w:t xml:space="preserve"> *RabbitMQ* (</w:t>
+      </w:r>
+      <w:proofErr w:type="spellStart"/>
+      <w:r>
+        <w:t>Maaş</w:t>
+      </w:r>
+      <w:proofErr w:type="spellEnd"/>
+      <w:r>
+        <w:t xml:space="preserve"> </w:t>
+      </w:r>
+      <w:proofErr w:type="spellStart"/>
+      <w:r>
+        <w:t>hesaplama</w:t>
+      </w:r>
+      <w:proofErr w:type="spellEnd"/>
+      <w:r>
+        <w:t xml:space="preserve"> </w:t>
+      </w:r>
+      <w:proofErr w:type="spellStart"/>
+      <w:r>
+        <w:t>gibi</w:t>
+      </w:r>
+      <w:proofErr w:type="spellEnd"/>
+      <w:r>
+        <w:t xml:space="preserve"> </w:t>
+      </w:r>
+      <w:proofErr w:type="spellStart"/>
+      <w:r>
+        <w:t>olaylar</w:t>
+      </w:r>
+      <w:proofErr w:type="spellEnd"/>
+      <w:r>
+        <w:t xml:space="preserve"> </w:t>
+      </w:r>
+      <w:proofErr w:type="spellStart"/>
+      <w:r>
+        <w:t>için</w:t>
+      </w:r>
+      <w:proofErr w:type="spellEnd"/>
+      <w:r>
+        <w:t>).</w:t>
+      </w:r>
+    </w:p>
+    <w:p>
+      <w:r>
+        <w:t xml:space="preserve"> * *Gateway:* *Nginx* </w:t>
+      </w:r>
+      <w:proofErr w:type="spellStart"/>
+      <w:r>
+        <w:t>veya</w:t>
+      </w:r>
+      <w:proofErr w:type="spellEnd"/>
       <w:r>
         <w:t xml:space="preserve"> *</w:t>
       </w:r>
       <w:proofErr w:type="spellStart"/>
       <w:r>
-        <w:t>gRPC</w:t>
+        <w:t>KrakenD</w:t>
+      </w:r>
+      <w:proofErr w:type="spellEnd"/>
+      <w:r>
+        <w:t xml:space="preserve">*. </w:t>
+      </w:r>
+      <w:proofErr w:type="spellStart"/>
+      <w:r>
+        <w:t>Tüm</w:t>
+      </w:r>
+      <w:proofErr w:type="spellEnd"/>
+      <w:r>
+        <w:t xml:space="preserve"> </w:t>
+      </w:r>
+      <w:proofErr w:type="spellStart"/>
+      <w:r>
+        <w:t>dış</w:t>
+      </w:r>
+      <w:proofErr w:type="spellEnd"/>
+      <w:r>
+        <w:t xml:space="preserve"> </w:t>
+      </w:r>
+      <w:proofErr w:type="spellStart"/>
+      <w:r>
+        <w:t>istekleri</w:t>
+      </w:r>
+      <w:proofErr w:type="spellEnd"/>
+      <w:r>
+        <w:t xml:space="preserve"> </w:t>
+      </w:r>
+      <w:proofErr w:type="spellStart"/>
+      <w:r>
+        <w:t>karşılayan</w:t>
+      </w:r>
+      <w:proofErr w:type="spellEnd"/>
+      <w:r>
+        <w:t xml:space="preserve"> </w:t>
+      </w:r>
+      <w:proofErr w:type="spellStart"/>
+      <w:r>
+        <w:t>tek</w:t>
+      </w:r>
+      <w:proofErr w:type="spellEnd"/>
+      <w:r>
+        <w:t xml:space="preserve"> </w:t>
+      </w:r>
+      <w:proofErr w:type="spellStart"/>
+      <w:r>
+        <w:t>kapı</w:t>
+      </w:r>
+      <w:proofErr w:type="spellEnd"/>
+      <w:r>
+        <w:t>.</w:t>
+      </w:r>
+    </w:p>
+    <w:p>
+      <w:r>
+        <w:t xml:space="preserve">### </w:t>
+      </w:r>
+      <w:proofErr w:type="spellStart"/>
+      <w:r>
+        <w:t>Servis</w:t>
+      </w:r>
+      <w:proofErr w:type="spellEnd"/>
+      <w:r>
+        <w:t xml:space="preserve"> </w:t>
+      </w:r>
+      <w:proofErr w:type="spellStart"/>
+      <w:r>
+        <w:t>Bölünmesi</w:t>
+      </w:r>
+      <w:proofErr w:type="spellEnd"/>
+      <w:r>
+        <w:t>:</w:t>
+      </w:r>
+    </w:p>
+    <w:p>
+      <w:r>
+        <w:t xml:space="preserve"> 1. *Auth Service:* </w:t>
+      </w:r>
+      <w:proofErr w:type="spellStart"/>
+      <w:r>
+        <w:t>Kimlik</w:t>
+      </w:r>
+      <w:proofErr w:type="spellEnd"/>
+      <w:r>
+        <w:t xml:space="preserve"> </w:t>
+      </w:r>
+      <w:proofErr w:type="spellStart"/>
+      <w:r>
+        <w:t>doğrulama</w:t>
+      </w:r>
+      <w:proofErr w:type="spellEnd"/>
+      <w:r>
+        <w:t xml:space="preserve"> </w:t>
+      </w:r>
+      <w:proofErr w:type="spellStart"/>
+      <w:r>
+        <w:t>ve</w:t>
+      </w:r>
+      <w:proofErr w:type="spellEnd"/>
+      <w:r>
+        <w:t xml:space="preserve"> </w:t>
+      </w:r>
+      <w:proofErr w:type="spellStart"/>
+      <w:r>
+        <w:t>Rol</w:t>
+      </w:r>
+      <w:proofErr w:type="spellEnd"/>
+      <w:r>
+        <w:t xml:space="preserve"> </w:t>
+      </w:r>
+      <w:proofErr w:type="spellStart"/>
+      <w:r>
+        <w:t>Bazlı</w:t>
+      </w:r>
+      <w:proofErr w:type="spellEnd"/>
+      <w:r>
+        <w:t xml:space="preserve"> </w:t>
+      </w:r>
+      <w:proofErr w:type="spellStart"/>
+      <w:r>
+        <w:t>Yetkilendirme</w:t>
+      </w:r>
+      <w:proofErr w:type="spellEnd"/>
+      <w:r>
+        <w:t xml:space="preserve"> (RBAC).</w:t>
+      </w:r>
+    </w:p>
+    <w:p>
+      <w:r>
+        <w:t xml:space="preserve"> 2. *Academic Service:* </w:t>
+      </w:r>
+      <w:proofErr w:type="spellStart"/>
+      <w:r>
+        <w:t>Öğrenci</w:t>
+      </w:r>
+      <w:proofErr w:type="spellEnd"/>
+      <w:r>
+        <w:t>/</w:t>
+      </w:r>
+      <w:proofErr w:type="spellStart"/>
+      <w:r>
+        <w:t>Öğretmen</w:t>
+      </w:r>
+      <w:proofErr w:type="spellEnd"/>
+      <w:r>
+        <w:t xml:space="preserve"> </w:t>
+      </w:r>
+      <w:proofErr w:type="spellStart"/>
+      <w:r>
+        <w:t>kayıt</w:t>
+      </w:r>
+      <w:proofErr w:type="spellEnd"/>
+      <w:r>
+        <w:t xml:space="preserve">, </w:t>
+      </w:r>
+      <w:proofErr w:type="spellStart"/>
+      <w:r>
+        <w:t>sınavlar</w:t>
+      </w:r>
+      <w:proofErr w:type="spellEnd"/>
+      <w:r>
+        <w:t xml:space="preserve">, </w:t>
+      </w:r>
+      <w:proofErr w:type="spellStart"/>
+      <w:r>
+        <w:t>performans</w:t>
+      </w:r>
+      <w:proofErr w:type="spellEnd"/>
+      <w:r>
+        <w:t xml:space="preserve"> </w:t>
+      </w:r>
+      <w:proofErr w:type="spellStart"/>
+      <w:r>
+        <w:t>takibi</w:t>
+      </w:r>
+      <w:proofErr w:type="spellEnd"/>
+      <w:r>
+        <w:t xml:space="preserve"> (FIN </w:t>
+      </w:r>
+      <w:proofErr w:type="spellStart"/>
+      <w:r>
+        <w:t>kodu</w:t>
+      </w:r>
+      <w:proofErr w:type="spellEnd"/>
+      <w:r>
+        <w:t xml:space="preserve"> </w:t>
+      </w:r>
+      <w:proofErr w:type="spellStart"/>
+      <w:r>
+        <w:t>odaklı</w:t>
+      </w:r>
+      <w:proofErr w:type="spellEnd"/>
+      <w:r>
+        <w:t>).</w:t>
+      </w:r>
+    </w:p>
+    <w:p>
+      <w:r>
+        <w:t xml:space="preserve"> 3. *Finance Service:* </w:t>
+      </w:r>
+      <w:proofErr w:type="spellStart"/>
+      <w:r>
+        <w:t>Dinamik</w:t>
+      </w:r>
+      <w:proofErr w:type="spellEnd"/>
+      <w:r>
+        <w:t xml:space="preserve"> </w:t>
+      </w:r>
+      <w:proofErr w:type="spellStart"/>
+      <w:r>
+        <w:t>maaş</w:t>
+      </w:r>
+      <w:proofErr w:type="spellEnd"/>
+      <w:r>
+        <w:t xml:space="preserve"> </w:t>
+      </w:r>
+      <w:proofErr w:type="spellStart"/>
+      <w:r>
+        <w:t>hesaplama</w:t>
+      </w:r>
+      <w:proofErr w:type="spellEnd"/>
+      <w:r>
+        <w:t xml:space="preserve"> </w:t>
+      </w:r>
+      <w:proofErr w:type="spellStart"/>
+      <w:r>
+        <w:t>ve</w:t>
+      </w:r>
+      <w:proofErr w:type="spellEnd"/>
+      <w:r>
+        <w:t xml:space="preserve"> </w:t>
+      </w:r>
+      <w:proofErr w:type="spellStart"/>
+      <w:r>
+        <w:t>ödeme</w:t>
+      </w:r>
+      <w:proofErr w:type="spellEnd"/>
+      <w:r>
+        <w:t xml:space="preserve"> </w:t>
+      </w:r>
+      <w:proofErr w:type="spellStart"/>
+      <w:r>
+        <w:t>takibi</w:t>
+      </w:r>
+      <w:proofErr w:type="spellEnd"/>
+      <w:r>
+        <w:t>.</w:t>
+      </w:r>
+    </w:p>
+    <w:p>
+      <w:r>
+        <w:t xml:space="preserve"> 4. *File Service:* </w:t>
+      </w:r>
+      <w:proofErr w:type="spellStart"/>
+      <w:r>
+        <w:t>Akıllı</w:t>
+      </w:r>
+      <w:proofErr w:type="spellEnd"/>
+      <w:r>
+        <w:t xml:space="preserve"> </w:t>
+      </w:r>
+      <w:proofErr w:type="spellStart"/>
+      <w:r>
+        <w:t>dosya</w:t>
+      </w:r>
+      <w:proofErr w:type="spellEnd"/>
+      <w:r>
+        <w:t xml:space="preserve"> </w:t>
+      </w:r>
+      <w:proofErr w:type="spellStart"/>
+      <w:r>
+        <w:t>yönetimi</w:t>
+      </w:r>
+      <w:proofErr w:type="spellEnd"/>
+      <w:r>
+        <w:t xml:space="preserve"> </w:t>
+      </w:r>
+      <w:proofErr w:type="spellStart"/>
+      <w:r>
+        <w:t>ve</w:t>
+      </w:r>
+      <w:proofErr w:type="spellEnd"/>
+      <w:r>
+        <w:t xml:space="preserve"> </w:t>
+      </w:r>
+      <w:proofErr w:type="spellStart"/>
+      <w:r>
+        <w:t>saklama</w:t>
+      </w:r>
+      <w:proofErr w:type="spellEnd"/>
+      <w:r>
+        <w:t xml:space="preserve"> </w:t>
+      </w:r>
+      <w:proofErr w:type="spellStart"/>
+      <w:r>
+        <w:t>politikaları</w:t>
+      </w:r>
+      <w:proofErr w:type="spellEnd"/>
+      <w:r>
+        <w:t>.</w:t>
+      </w:r>
+    </w:p>
+    <w:p>
+      <w:r>
+        <w:t xml:space="preserve"> 5. *Notification Service:* E-</w:t>
+      </w:r>
+      <w:proofErr w:type="spellStart"/>
+      <w:r>
+        <w:t>posta</w:t>
+      </w:r>
+      <w:proofErr w:type="spellEnd"/>
+      <w:r>
+        <w:t xml:space="preserve"> </w:t>
+      </w:r>
+      <w:proofErr w:type="spellStart"/>
+      <w:r>
+        <w:t>ve</w:t>
+      </w:r>
+      <w:proofErr w:type="spellEnd"/>
+      <w:r>
+        <w:t xml:space="preserve"> </w:t>
+      </w:r>
+      <w:proofErr w:type="spellStart"/>
+      <w:r>
+        <w:t>sistem</w:t>
+      </w:r>
+      <w:proofErr w:type="spellEnd"/>
+      <w:r>
+        <w:t xml:space="preserve"> </w:t>
+      </w:r>
+      <w:proofErr w:type="spellStart"/>
+      <w:r>
+        <w:t>içi</w:t>
+      </w:r>
+      <w:proofErr w:type="spellEnd"/>
+      <w:r>
+        <w:t xml:space="preserve"> </w:t>
+      </w:r>
+      <w:proofErr w:type="spellStart"/>
+      <w:r>
+        <w:t>uyarılar</w:t>
+      </w:r>
+      <w:proofErr w:type="spellEnd"/>
+      <w:r>
+        <w:t>.</w:t>
+      </w:r>
+    </w:p>
+    <w:p>
+      <w:r>
+        <w:t xml:space="preserve">## 2. Front-End </w:t>
+      </w:r>
+      <w:proofErr w:type="spellStart"/>
+      <w:r>
+        <w:t>Teknolojileri</w:t>
+      </w:r>
+      <w:proofErr w:type="spellEnd"/>
+    </w:p>
+    <w:p>
+      <w:proofErr w:type="spellStart"/>
+      <w:r>
+        <w:t>Kullanıcı</w:t>
+      </w:r>
+      <w:proofErr w:type="spellEnd"/>
+      <w:r>
+        <w:t xml:space="preserve"> </w:t>
+      </w:r>
+      <w:proofErr w:type="spellStart"/>
+      <w:r>
+        <w:t>arayüzü</w:t>
+      </w:r>
+      <w:proofErr w:type="spellEnd"/>
+      <w:r>
+        <w:t xml:space="preserve"> "ERP </w:t>
+      </w:r>
+      <w:proofErr w:type="spellStart"/>
+      <w:r>
+        <w:t>hızı</w:t>
+      </w:r>
+      <w:proofErr w:type="spellEnd"/>
+      <w:r>
+        <w:t xml:space="preserve">" </w:t>
+      </w:r>
+      <w:proofErr w:type="spellStart"/>
+      <w:r>
+        <w:t>ve</w:t>
+      </w:r>
+      <w:proofErr w:type="spellEnd"/>
+      <w:r>
+        <w:t xml:space="preserve"> "Modern UI" </w:t>
+      </w:r>
+      <w:proofErr w:type="spellStart"/>
+      <w:r>
+        <w:t>dengesinde</w:t>
+      </w:r>
+      <w:proofErr w:type="spellEnd"/>
+      <w:r>
+        <w:t xml:space="preserve"> </w:t>
+      </w:r>
+      <w:proofErr w:type="spellStart"/>
+      <w:r>
+        <w:t>kurgulanmıştır</w:t>
+      </w:r>
+      <w:proofErr w:type="spellEnd"/>
+      <w:r>
+        <w:t>.</w:t>
+      </w:r>
+    </w:p>
+    <w:p>
+      <w:r>
+        <w:t xml:space="preserve"> * *Framework:* *Next.js 14+ (App Router)*. </w:t>
+      </w:r>
+      <w:proofErr w:type="spellStart"/>
+      <w:r>
+        <w:t>Sunucu</w:t>
+      </w:r>
+      <w:proofErr w:type="spellEnd"/>
+      <w:r>
+        <w:t xml:space="preserve"> </w:t>
+      </w:r>
+      <w:proofErr w:type="spellStart"/>
+      <w:r>
+        <w:t>taraflı</w:t>
+      </w:r>
+      <w:proofErr w:type="spellEnd"/>
+      <w:r>
+        <w:t xml:space="preserve"> render (SSR) </w:t>
+      </w:r>
+      <w:proofErr w:type="spellStart"/>
+      <w:r>
+        <w:t>ile</w:t>
+      </w:r>
+      <w:proofErr w:type="spellEnd"/>
+      <w:r>
+        <w:t xml:space="preserve"> </w:t>
+      </w:r>
+      <w:proofErr w:type="spellStart"/>
+      <w:r>
+        <w:t>hızlı</w:t>
+      </w:r>
+      <w:proofErr w:type="spellEnd"/>
+      <w:r>
+        <w:t xml:space="preserve"> </w:t>
+      </w:r>
+      <w:proofErr w:type="spellStart"/>
+      <w:r>
+        <w:t>açılış</w:t>
+      </w:r>
+      <w:proofErr w:type="spellEnd"/>
+      <w:r>
+        <w:t>.</w:t>
+      </w:r>
+    </w:p>
+    <w:p>
+      <w:r>
+        <w:t xml:space="preserve"> * *Styling:* *Tailwind CSS + </w:t>
+      </w:r>
+      <w:proofErr w:type="spellStart"/>
+      <w:r>
+        <w:t>Shadcn</w:t>
+      </w:r>
+      <w:proofErr w:type="spellEnd"/>
+      <w:r>
+        <w:t xml:space="preserve">/UI*. Responsive </w:t>
+      </w:r>
+      <w:proofErr w:type="spellStart"/>
+      <w:r>
+        <w:t>ve</w:t>
+      </w:r>
+      <w:proofErr w:type="spellEnd"/>
+      <w:r>
+        <w:t xml:space="preserve"> </w:t>
+      </w:r>
+      <w:proofErr w:type="spellStart"/>
+      <w:r>
+        <w:t>temiz</w:t>
+      </w:r>
+      <w:proofErr w:type="spellEnd"/>
+      <w:r>
+        <w:t xml:space="preserve"> </w:t>
+      </w:r>
+      <w:proofErr w:type="spellStart"/>
+      <w:r>
+        <w:t>kod</w:t>
+      </w:r>
+      <w:proofErr w:type="spellEnd"/>
+      <w:r>
+        <w:t xml:space="preserve"> </w:t>
+      </w:r>
+      <w:proofErr w:type="spellStart"/>
+      <w:r>
+        <w:t>yapısı</w:t>
+      </w:r>
+      <w:proofErr w:type="spellEnd"/>
+      <w:r>
+        <w:t>.</w:t>
+      </w:r>
+    </w:p>
+    <w:p>
+      <w:r>
+        <w:t xml:space="preserve"> * *State Management:* *</w:t>
+      </w:r>
+      <w:proofErr w:type="spellStart"/>
+      <w:r>
+        <w:t>TanStack</w:t>
+      </w:r>
+      <w:proofErr w:type="spellEnd"/>
+      <w:r>
+        <w:t xml:space="preserve"> Query (React Query)*. Veri </w:t>
+      </w:r>
+      <w:proofErr w:type="spellStart"/>
+      <w:r>
+        <w:t>önbellekleme</w:t>
+      </w:r>
+      <w:proofErr w:type="spellEnd"/>
+      <w:r>
+        <w:t xml:space="preserve"> </w:t>
+      </w:r>
+      <w:proofErr w:type="spellStart"/>
+      <w:r>
+        <w:t>ve</w:t>
+      </w:r>
+      <w:proofErr w:type="spellEnd"/>
+      <w:r>
+        <w:t xml:space="preserve"> </w:t>
+      </w:r>
+      <w:proofErr w:type="spellStart"/>
+      <w:r>
+        <w:t>senkronizasyon</w:t>
+      </w:r>
+      <w:proofErr w:type="spellEnd"/>
+      <w:r>
+        <w:t>.</w:t>
+      </w:r>
+    </w:p>
+    <w:p>
+      <w:r>
+        <w:t xml:space="preserve"> * *Validation:* *Zod*. (</w:t>
+      </w:r>
+      <w:proofErr w:type="spellStart"/>
+      <w:r>
+        <w:t>Örn</w:t>
+      </w:r>
+      <w:proofErr w:type="spellEnd"/>
+      <w:r>
+        <w:t xml:space="preserve">: FIN </w:t>
+      </w:r>
+      <w:proofErr w:type="spellStart"/>
+      <w:r>
+        <w:t>kodunun</w:t>
+      </w:r>
+      <w:proofErr w:type="spellEnd"/>
+      <w:r>
+        <w:t xml:space="preserve"> 7 </w:t>
+      </w:r>
+      <w:proofErr w:type="spellStart"/>
+      <w:r>
+        <w:t>hane</w:t>
+      </w:r>
+      <w:proofErr w:type="spellEnd"/>
+      <w:r>
+        <w:t xml:space="preserve"> </w:t>
+      </w:r>
+      <w:proofErr w:type="spellStart"/>
+      <w:r>
+        <w:t>zorunluluğu</w:t>
+      </w:r>
+      <w:proofErr w:type="spellEnd"/>
+      <w:r>
+        <w:t>).</w:t>
+      </w:r>
+    </w:p>
+    <w:p>
+      <w:r>
+        <w:t xml:space="preserve">## 3. </w:t>
+      </w:r>
+      <w:proofErr w:type="spellStart"/>
+      <w:r>
+        <w:t>Akıllı</w:t>
+      </w:r>
+      <w:proofErr w:type="spellEnd"/>
+      <w:r>
+        <w:t xml:space="preserve"> Veri </w:t>
+      </w:r>
+      <w:proofErr w:type="spellStart"/>
+      <w:r>
+        <w:t>ve</w:t>
+      </w:r>
+      <w:proofErr w:type="spellEnd"/>
+      <w:r>
+        <w:t xml:space="preserve"> </w:t>
+      </w:r>
+      <w:proofErr w:type="spellStart"/>
+      <w:r>
+        <w:t>Dosya</w:t>
+      </w:r>
+      <w:proofErr w:type="spellEnd"/>
+      <w:r>
+        <w:t xml:space="preserve"> </w:t>
+      </w:r>
+      <w:proofErr w:type="spellStart"/>
+      <w:r>
+        <w:t>Yönetimi</w:t>
+      </w:r>
+      <w:proofErr w:type="spellEnd"/>
+      <w:r>
+        <w:t xml:space="preserve"> (Hybrid Model)</w:t>
+      </w:r>
+    </w:p>
+    <w:p>
+      <w:proofErr w:type="spellStart"/>
+      <w:r>
+        <w:t>Depolama</w:t>
+      </w:r>
+      <w:proofErr w:type="spellEnd"/>
+      <w:r>
+        <w:t xml:space="preserve"> </w:t>
+      </w:r>
+      <w:proofErr w:type="spellStart"/>
+      <w:r>
+        <w:t>maliyetini</w:t>
+      </w:r>
+      <w:proofErr w:type="spellEnd"/>
+      <w:r>
+        <w:t xml:space="preserve"> </w:t>
+      </w:r>
+      <w:proofErr w:type="spellStart"/>
+      <w:r>
+        <w:t>düşüren</w:t>
+      </w:r>
+      <w:proofErr w:type="spellEnd"/>
+      <w:r>
+        <w:t xml:space="preserve"> ama </w:t>
+      </w:r>
+      <w:proofErr w:type="spellStart"/>
+      <w:r>
+        <w:t>veri</w:t>
+      </w:r>
+      <w:proofErr w:type="spellEnd"/>
+      <w:r>
+        <w:t xml:space="preserve"> </w:t>
+      </w:r>
+      <w:proofErr w:type="spellStart"/>
+      <w:r>
+        <w:t>güvenliğini</w:t>
+      </w:r>
+      <w:proofErr w:type="spellEnd"/>
+      <w:r>
+        <w:t xml:space="preserve"> </w:t>
+      </w:r>
+      <w:proofErr w:type="spellStart"/>
+      <w:r>
+        <w:t>koruyan</w:t>
+      </w:r>
+      <w:proofErr w:type="spellEnd"/>
+      <w:r>
+        <w:t xml:space="preserve"> </w:t>
+      </w:r>
+      <w:proofErr w:type="spellStart"/>
+      <w:r>
+        <w:t>en</w:t>
+      </w:r>
+      <w:proofErr w:type="spellEnd"/>
+      <w:r>
+        <w:t xml:space="preserve"> </w:t>
+      </w:r>
+      <w:proofErr w:type="spellStart"/>
+      <w:r>
+        <w:t>kritik</w:t>
+      </w:r>
+      <w:proofErr w:type="spellEnd"/>
+      <w:r>
+        <w:t xml:space="preserve"> </w:t>
+      </w:r>
+      <w:proofErr w:type="spellStart"/>
+      <w:r>
+        <w:t>katman</w:t>
+      </w:r>
+      <w:proofErr w:type="spellEnd"/>
+      <w:r>
+        <w:t>.</w:t>
+      </w:r>
+    </w:p>
+    <w:p>
+      <w:r>
+        <w:t xml:space="preserve">### A. </w:t>
+      </w:r>
+      <w:proofErr w:type="spellStart"/>
+      <w:r>
+        <w:t>Dosya</w:t>
+      </w:r>
+      <w:proofErr w:type="spellEnd"/>
+      <w:r>
+        <w:t xml:space="preserve"> </w:t>
+      </w:r>
+      <w:proofErr w:type="spellStart"/>
+      <w:r>
+        <w:t>Türü</w:t>
+      </w:r>
+      <w:proofErr w:type="spellEnd"/>
+      <w:r>
+        <w:t xml:space="preserve"> </w:t>
+      </w:r>
+      <w:proofErr w:type="spellStart"/>
+      <w:r>
+        <w:t>Hiyerarşisi</w:t>
+      </w:r>
+      <w:proofErr w:type="spellEnd"/>
+      <w:r>
+        <w:t xml:space="preserve"> (Dropdown </w:t>
+      </w:r>
+      <w:proofErr w:type="spellStart"/>
+      <w:r>
+        <w:t>Seçimli</w:t>
+      </w:r>
+      <w:proofErr w:type="spellEnd"/>
+      <w:r>
+        <w:t>):</w:t>
+      </w:r>
+    </w:p>
+    <w:p>
+      <w:r>
+        <w:t xml:space="preserve"> 1. *Standard File (</w:t>
+      </w:r>
+      <w:proofErr w:type="spellStart"/>
+      <w:r>
+        <w:t>Ödev</w:t>
+      </w:r>
+      <w:proofErr w:type="spellEnd"/>
+      <w:r>
+        <w:t xml:space="preserve">, Event, </w:t>
+      </w:r>
+      <w:proofErr w:type="spellStart"/>
+      <w:r>
+        <w:t>Materyal</w:t>
+      </w:r>
+      <w:proofErr w:type="spellEnd"/>
+      <w:r>
+        <w:t>):*</w:t>
+      </w:r>
+    </w:p>
+    <w:p>
+      <w:r>
+        <w:t xml:space="preserve">   * *</w:t>
+      </w:r>
+      <w:proofErr w:type="spellStart"/>
+      <w:r>
+        <w:t>İşlem</w:t>
+      </w:r>
+      <w:proofErr w:type="spellEnd"/>
+      <w:r>
+        <w:t xml:space="preserve">:* Go </w:t>
+      </w:r>
+      <w:proofErr w:type="spellStart"/>
+      <w:r>
+        <w:t>arka</w:t>
+      </w:r>
+      <w:proofErr w:type="spellEnd"/>
+      <w:r>
+        <w:t xml:space="preserve"> </w:t>
+      </w:r>
+      <w:proofErr w:type="spellStart"/>
+      <w:r>
+        <w:t>planında</w:t>
+      </w:r>
+      <w:proofErr w:type="spellEnd"/>
+      <w:r>
+        <w:t xml:space="preserve"> *Lossy Optimization* (</w:t>
+      </w:r>
+      <w:proofErr w:type="spellStart"/>
+      <w:r>
+        <w:t>Metin</w:t>
+      </w:r>
+      <w:proofErr w:type="spellEnd"/>
+      <w:r>
+        <w:t xml:space="preserve"> </w:t>
+      </w:r>
+      <w:proofErr w:type="spellStart"/>
+      <w:r>
+        <w:t>netliğini</w:t>
+      </w:r>
+      <w:proofErr w:type="spellEnd"/>
+      <w:r>
+        <w:t xml:space="preserve"> </w:t>
+      </w:r>
+      <w:proofErr w:type="spellStart"/>
+      <w:r>
+        <w:t>bozmadan</w:t>
+      </w:r>
+      <w:proofErr w:type="spellEnd"/>
+      <w:r>
+        <w:t xml:space="preserve"> metadata </w:t>
+      </w:r>
+      <w:proofErr w:type="spellStart"/>
+      <w:r>
+        <w:t>temizliği</w:t>
+      </w:r>
+      <w:proofErr w:type="spellEnd"/>
+      <w:r>
+        <w:t xml:space="preserve"> </w:t>
+      </w:r>
+      <w:proofErr w:type="spellStart"/>
+      <w:r>
+        <w:t>ve</w:t>
+      </w:r>
+      <w:proofErr w:type="spellEnd"/>
+      <w:r>
+        <w:t xml:space="preserve"> font </w:t>
+      </w:r>
+      <w:proofErr w:type="spellStart"/>
+      <w:r>
+        <w:t>optimizasyonu</w:t>
+      </w:r>
+      <w:proofErr w:type="spellEnd"/>
+      <w:r>
+        <w:t>).</w:t>
+      </w:r>
+    </w:p>
+    <w:p>
+      <w:r>
+        <w:lastRenderedPageBreak/>
+        <w:t xml:space="preserve">   * *</w:t>
+      </w:r>
+      <w:proofErr w:type="spellStart"/>
+      <w:r>
+        <w:t>Tasarruf</w:t>
+      </w:r>
+      <w:proofErr w:type="spellEnd"/>
+      <w:r>
+        <w:t xml:space="preserve">:* </w:t>
+      </w:r>
+      <w:proofErr w:type="spellStart"/>
+      <w:r>
+        <w:t>Ortalama</w:t>
+      </w:r>
+      <w:proofErr w:type="spellEnd"/>
+      <w:r>
+        <w:t xml:space="preserve"> %70.</w:t>
+      </w:r>
+    </w:p>
+    <w:p>
+      <w:r>
+        <w:t xml:space="preserve">   * *</w:t>
+      </w:r>
+      <w:proofErr w:type="spellStart"/>
+      <w:r>
+        <w:t>İndirme</w:t>
+      </w:r>
+      <w:proofErr w:type="spellEnd"/>
+      <w:r>
+        <w:t xml:space="preserve">:* </w:t>
+      </w:r>
+      <w:proofErr w:type="spellStart"/>
+      <w:r>
+        <w:t>Orijinal</w:t>
+      </w:r>
+      <w:proofErr w:type="spellEnd"/>
+      <w:r>
+        <w:t xml:space="preserve"> </w:t>
+      </w:r>
+      <w:proofErr w:type="spellStart"/>
+      <w:r>
+        <w:t>formatta</w:t>
+      </w:r>
+      <w:proofErr w:type="spellEnd"/>
+      <w:r>
+        <w:t xml:space="preserve"> (PDF/JPG) ama </w:t>
+      </w:r>
+      <w:proofErr w:type="spellStart"/>
+      <w:r>
+        <w:t>hafifletilmiş</w:t>
+      </w:r>
+      <w:proofErr w:type="spellEnd"/>
+      <w:r>
+        <w:t xml:space="preserve"> </w:t>
+      </w:r>
+      <w:proofErr w:type="spellStart"/>
+      <w:r>
+        <w:t>boyutta</w:t>
+      </w:r>
+      <w:proofErr w:type="spellEnd"/>
+      <w:r>
+        <w:t>.</w:t>
+      </w:r>
+    </w:p>
+    <w:p>
+      <w:r>
+        <w:t xml:space="preserve"> 2. *Special File (</w:t>
+      </w:r>
+      <w:proofErr w:type="spellStart"/>
+      <w:r>
+        <w:t>Pasaport</w:t>
+      </w:r>
+      <w:proofErr w:type="spellEnd"/>
+      <w:r>
+        <w:t xml:space="preserve">, Diploma, </w:t>
+      </w:r>
+      <w:proofErr w:type="spellStart"/>
+      <w:r>
+        <w:t>Fotoğraf</w:t>
+      </w:r>
+      <w:proofErr w:type="spellEnd"/>
+      <w:r>
+        <w:t>):*</w:t>
+      </w:r>
+    </w:p>
+    <w:p>
+      <w:r>
+        <w:t xml:space="preserve">   * *</w:t>
+      </w:r>
+      <w:proofErr w:type="spellStart"/>
+      <w:r>
+        <w:t>İşlem</w:t>
+      </w:r>
+      <w:proofErr w:type="spellEnd"/>
+      <w:r>
+        <w:t xml:space="preserve">:* *Transparent Lossless Compression*. </w:t>
+      </w:r>
+      <w:proofErr w:type="spellStart"/>
+      <w:r>
+        <w:t>Piksellere</w:t>
+      </w:r>
+      <w:proofErr w:type="spellEnd"/>
+      <w:r>
+        <w:t xml:space="preserve"> </w:t>
+      </w:r>
+      <w:proofErr w:type="spellStart"/>
+      <w:r>
+        <w:t>veya</w:t>
+      </w:r>
+      <w:proofErr w:type="spellEnd"/>
+      <w:r>
+        <w:t xml:space="preserve"> </w:t>
+      </w:r>
+      <w:proofErr w:type="spellStart"/>
+      <w:r>
+        <w:t>dijital</w:t>
+      </w:r>
+      <w:proofErr w:type="spellEnd"/>
+      <w:r>
+        <w:t xml:space="preserve"> </w:t>
+      </w:r>
+      <w:proofErr w:type="spellStart"/>
+      <w:r>
+        <w:t>imzaya</w:t>
+      </w:r>
+      <w:proofErr w:type="spellEnd"/>
+      <w:r>
+        <w:t xml:space="preserve"> </w:t>
+      </w:r>
+      <w:proofErr w:type="spellStart"/>
+      <w:r>
+        <w:t>asla</w:t>
+      </w:r>
+      <w:proofErr w:type="spellEnd"/>
+      <w:r>
+        <w:t xml:space="preserve"> </w:t>
+      </w:r>
+      <w:proofErr w:type="spellStart"/>
+      <w:r>
+        <w:t>dokunulmaz</w:t>
+      </w:r>
+      <w:proofErr w:type="spellEnd"/>
+      <w:r>
+        <w:t>.</w:t>
+      </w:r>
+    </w:p>
+    <w:p>
+      <w:r>
+        <w:t xml:space="preserve">   * *</w:t>
+      </w:r>
+      <w:proofErr w:type="spellStart"/>
+      <w:r>
+        <w:t>Güvenlik</w:t>
+      </w:r>
+      <w:proofErr w:type="spellEnd"/>
+      <w:r>
+        <w:t xml:space="preserve">:* </w:t>
+      </w:r>
+      <w:proofErr w:type="spellStart"/>
+      <w:r>
+        <w:t>Dosya</w:t>
+      </w:r>
+      <w:proofErr w:type="spellEnd"/>
+      <w:r>
+        <w:t xml:space="preserve"> </w:t>
+      </w:r>
+      <w:proofErr w:type="spellStart"/>
+      <w:r>
+        <w:t>sistem</w:t>
+      </w:r>
+      <w:proofErr w:type="spellEnd"/>
+      <w:r>
+        <w:t xml:space="preserve"> </w:t>
+      </w:r>
+      <w:proofErr w:type="spellStart"/>
+      <w:r>
+        <w:t>seviyesinde</w:t>
+      </w:r>
+      <w:proofErr w:type="spellEnd"/>
+      <w:r>
+        <w:t xml:space="preserve"> (ZFS/</w:t>
+      </w:r>
+      <w:proofErr w:type="spellStart"/>
+      <w:r>
+        <w:t>Btrfs</w:t>
+      </w:r>
+      <w:proofErr w:type="spellEnd"/>
+      <w:r>
+        <w:t xml:space="preserve">) </w:t>
+      </w:r>
+      <w:proofErr w:type="spellStart"/>
+      <w:r>
+        <w:t>sıkışır</w:t>
+      </w:r>
+      <w:proofErr w:type="spellEnd"/>
+      <w:r>
+        <w:t>.</w:t>
+      </w:r>
+    </w:p>
+    <w:p>
+      <w:r>
+        <w:t xml:space="preserve">   * *</w:t>
+      </w:r>
+      <w:proofErr w:type="spellStart"/>
+      <w:r>
+        <w:t>İndirme</w:t>
+      </w:r>
+      <w:proofErr w:type="spellEnd"/>
+      <w:r>
+        <w:t xml:space="preserve">:* </w:t>
+      </w:r>
+      <w:proofErr w:type="spellStart"/>
+      <w:r>
+        <w:t>Yüklendiği</w:t>
+      </w:r>
+      <w:proofErr w:type="spellEnd"/>
+      <w:r>
+        <w:t xml:space="preserve"> </w:t>
+      </w:r>
+      <w:proofErr w:type="spellStart"/>
+      <w:r>
+        <w:t>andaki</w:t>
+      </w:r>
+      <w:proofErr w:type="spellEnd"/>
+      <w:r>
+        <w:t xml:space="preserve"> *Hash </w:t>
+      </w:r>
+      <w:proofErr w:type="spellStart"/>
+      <w:r>
+        <w:t>değeri</w:t>
+      </w:r>
+      <w:proofErr w:type="spellEnd"/>
+      <w:r>
+        <w:t xml:space="preserve"> </w:t>
+      </w:r>
+      <w:proofErr w:type="spellStart"/>
+      <w:r>
+        <w:t>ve</w:t>
+      </w:r>
+      <w:proofErr w:type="spellEnd"/>
+      <w:r>
+        <w:t xml:space="preserve"> </w:t>
+      </w:r>
+      <w:proofErr w:type="spellStart"/>
+      <w:r>
+        <w:t>boyutuyla</w:t>
+      </w:r>
+      <w:proofErr w:type="spellEnd"/>
+      <w:r>
+        <w:t xml:space="preserve"> </w:t>
+      </w:r>
+      <w:proofErr w:type="spellStart"/>
+      <w:r>
+        <w:t>birebir</w:t>
+      </w:r>
+      <w:proofErr w:type="spellEnd"/>
+      <w:r>
+        <w:t xml:space="preserve"> </w:t>
+      </w:r>
+      <w:proofErr w:type="spellStart"/>
+      <w:r>
+        <w:t>aynı</w:t>
       </w:r>
       <w:proofErr w:type="spellEnd"/>
       <w:r>
@@ -11017,15 +12022,57 @@
       </w:r>
       <w:proofErr w:type="spellStart"/>
       <w:r>
-        <w:t>Anlık</w:t>
-      </w:r>
-      <w:proofErr w:type="spellEnd"/>
-      <w:r>
-        <w:t xml:space="preserve"> </w:t>
-      </w:r>
-      <w:proofErr w:type="spellStart"/>
-      <w:r>
-        <w:t>sorgular</w:t>
+        <w:t>Orijinal</w:t>
+      </w:r>
+      <w:proofErr w:type="spellEnd"/>
+      <w:r>
+        <w:t>).</w:t>
+      </w:r>
+    </w:p>
+    <w:p>
+      <w:r>
+        <w:t xml:space="preserve">### B. </w:t>
+      </w:r>
+      <w:proofErr w:type="spellStart"/>
+      <w:r>
+        <w:t>Depolama</w:t>
+      </w:r>
+      <w:proofErr w:type="spellEnd"/>
+      <w:r>
+        <w:t xml:space="preserve"> </w:t>
+      </w:r>
+      <w:proofErr w:type="spellStart"/>
+      <w:r>
+        <w:t>Stratejisi</w:t>
+      </w:r>
+      <w:proofErr w:type="spellEnd"/>
+      <w:r>
+        <w:t>:</w:t>
+      </w:r>
+    </w:p>
+    <w:p>
+      <w:r>
+        <w:t xml:space="preserve"> * *Self-Hosted S3:* *</w:t>
+      </w:r>
+      <w:proofErr w:type="spellStart"/>
+      <w:r>
+        <w:t>MinIO</w:t>
+      </w:r>
+      <w:proofErr w:type="spellEnd"/>
+      <w:r>
+        <w:t xml:space="preserve">*. (Cloud </w:t>
+      </w:r>
+      <w:proofErr w:type="spellStart"/>
+      <w:r>
+        <w:t>maliyetinden</w:t>
+      </w:r>
+      <w:proofErr w:type="spellEnd"/>
+      <w:r>
+        <w:t xml:space="preserve"> </w:t>
+      </w:r>
+      <w:proofErr w:type="spellStart"/>
+      <w:r>
+        <w:t>kaçınmak</w:t>
       </w:r>
       <w:proofErr w:type="spellEnd"/>
       <w:r>
@@ -11037,7 +12084,240 @@
       </w:r>
       <w:proofErr w:type="spellEnd"/>
       <w:r>
-        <w:t xml:space="preserve">) </w:t>
+        <w:t xml:space="preserve"> </w:t>
+      </w:r>
+      <w:proofErr w:type="spellStart"/>
+      <w:r>
+        <w:t>kendi</w:t>
+      </w:r>
+      <w:proofErr w:type="spellEnd"/>
+      <w:r>
+        <w:t xml:space="preserve"> </w:t>
+      </w:r>
+      <w:proofErr w:type="spellStart"/>
+      <w:r>
+        <w:t>sunucumuza</w:t>
+      </w:r>
+      <w:proofErr w:type="spellEnd"/>
+      <w:r>
+        <w:t xml:space="preserve"> </w:t>
+      </w:r>
+      <w:proofErr w:type="spellStart"/>
+      <w:r>
+        <w:t>kurulan</w:t>
+      </w:r>
+      <w:proofErr w:type="spellEnd"/>
+      <w:r>
+        <w:t xml:space="preserve"> </w:t>
+      </w:r>
+      <w:proofErr w:type="spellStart"/>
+      <w:r>
+        <w:t>depolama</w:t>
+      </w:r>
+      <w:proofErr w:type="spellEnd"/>
+      <w:r>
+        <w:t xml:space="preserve"> </w:t>
+      </w:r>
+      <w:proofErr w:type="spellStart"/>
+      <w:r>
+        <w:t>yazılımı</w:t>
+      </w:r>
+      <w:proofErr w:type="spellEnd"/>
+      <w:r>
+        <w:t>).</w:t>
+      </w:r>
+    </w:p>
+    <w:p>
+      <w:r>
+        <w:t xml:space="preserve"> * *Retention (</w:t>
+      </w:r>
+      <w:proofErr w:type="spellStart"/>
+      <w:r>
+        <w:t>Saklama</w:t>
+      </w:r>
+      <w:proofErr w:type="spellEnd"/>
+      <w:r>
+        <w:t>):*</w:t>
+      </w:r>
+    </w:p>
+    <w:p>
+      <w:r>
+        <w:t xml:space="preserve">   * </w:t>
+      </w:r>
+      <w:proofErr w:type="spellStart"/>
+      <w:r>
+        <w:t>Kalıcı</w:t>
+      </w:r>
+      <w:proofErr w:type="spellEnd"/>
+      <w:r>
+        <w:t xml:space="preserve"> </w:t>
+      </w:r>
+      <w:proofErr w:type="spellStart"/>
+      <w:r>
+        <w:t>işaretlenmeyen</w:t>
+      </w:r>
+      <w:proofErr w:type="spellEnd"/>
+      <w:r>
+        <w:t xml:space="preserve"> </w:t>
+      </w:r>
+      <w:proofErr w:type="spellStart"/>
+      <w:r>
+        <w:t>dosyalar</w:t>
+      </w:r>
+      <w:proofErr w:type="spellEnd"/>
+      <w:r>
+        <w:t xml:space="preserve"> 3 ay </w:t>
+      </w:r>
+      <w:proofErr w:type="spellStart"/>
+      <w:r>
+        <w:t>sonra</w:t>
+      </w:r>
+      <w:proofErr w:type="spellEnd"/>
+      <w:r>
+        <w:t xml:space="preserve"> </w:t>
+      </w:r>
+      <w:proofErr w:type="spellStart"/>
+      <w:r>
+        <w:t>otomatik</w:t>
+      </w:r>
+      <w:proofErr w:type="spellEnd"/>
+      <w:r>
+        <w:t xml:space="preserve"> </w:t>
+      </w:r>
+      <w:proofErr w:type="spellStart"/>
+      <w:r>
+        <w:t>silinir</w:t>
+      </w:r>
+      <w:proofErr w:type="spellEnd"/>
+      <w:r>
+        <w:t>.</w:t>
+      </w:r>
+    </w:p>
+    <w:p>
+      <w:r>
+        <w:t xml:space="preserve">   * </w:t>
+      </w:r>
+      <w:proofErr w:type="spellStart"/>
+      <w:r>
+        <w:t>Silinmeden</w:t>
+      </w:r>
+      <w:proofErr w:type="spellEnd"/>
+      <w:r>
+        <w:t xml:space="preserve"> 7 </w:t>
+      </w:r>
+      <w:proofErr w:type="spellStart"/>
+      <w:r>
+        <w:t>gün</w:t>
+      </w:r>
+      <w:proofErr w:type="spellEnd"/>
+      <w:r>
+        <w:t xml:space="preserve"> </w:t>
+      </w:r>
+      <w:proofErr w:type="spellStart"/>
+      <w:r>
+        <w:t>önce</w:t>
+      </w:r>
+      <w:proofErr w:type="spellEnd"/>
+      <w:r>
+        <w:t xml:space="preserve"> </w:t>
+      </w:r>
+      <w:proofErr w:type="spellStart"/>
+      <w:r>
+        <w:t>ilgili</w:t>
+      </w:r>
+      <w:proofErr w:type="spellEnd"/>
+      <w:r>
+        <w:t xml:space="preserve"> </w:t>
+      </w:r>
+      <w:proofErr w:type="spellStart"/>
+      <w:r>
+        <w:t>kişiye</w:t>
+      </w:r>
+      <w:proofErr w:type="spellEnd"/>
+      <w:r>
+        <w:t xml:space="preserve"> </w:t>
+      </w:r>
+      <w:proofErr w:type="spellStart"/>
+      <w:r>
+        <w:t>bildirim</w:t>
+      </w:r>
+      <w:proofErr w:type="spellEnd"/>
+      <w:r>
+        <w:t xml:space="preserve"> </w:t>
+      </w:r>
+      <w:proofErr w:type="spellStart"/>
+      <w:r>
+        <w:t>gider</w:t>
+      </w:r>
+      <w:proofErr w:type="spellEnd"/>
+      <w:r>
+        <w:t>.</w:t>
+      </w:r>
+    </w:p>
+    <w:p>
+      <w:r>
+        <w:t xml:space="preserve"> * *Link </w:t>
+      </w:r>
+      <w:proofErr w:type="spellStart"/>
+      <w:r>
+        <w:t>Paylaşımı</w:t>
+      </w:r>
+      <w:proofErr w:type="spellEnd"/>
+      <w:r>
+        <w:t xml:space="preserve">:* Google Drive/OneDrive </w:t>
+      </w:r>
+      <w:proofErr w:type="spellStart"/>
+      <w:r>
+        <w:t>linkleri</w:t>
+      </w:r>
+      <w:proofErr w:type="spellEnd"/>
+      <w:r>
+        <w:t xml:space="preserve"> </w:t>
+      </w:r>
+      <w:proofErr w:type="spellStart"/>
+      <w:r>
+        <w:t>desteklenir</w:t>
+      </w:r>
+      <w:proofErr w:type="spellEnd"/>
+      <w:r>
+        <w:t xml:space="preserve"> (0 Byte </w:t>
+      </w:r>
+      <w:proofErr w:type="spellStart"/>
+      <w:r>
+        <w:t>yer</w:t>
+      </w:r>
+      <w:proofErr w:type="spellEnd"/>
+      <w:r>
+        <w:t xml:space="preserve"> </w:t>
+      </w:r>
+      <w:proofErr w:type="spellStart"/>
+      <w:r>
+        <w:t>kaplar</w:t>
+      </w:r>
+      <w:proofErr w:type="spellEnd"/>
+      <w:r>
+        <w:t>).</w:t>
+      </w:r>
+    </w:p>
+    <w:p>
+      <w:r>
+        <w:t xml:space="preserve">## 4. </w:t>
+      </w:r>
+      <w:proofErr w:type="spellStart"/>
+      <w:r>
+        <w:t>Dinamik</w:t>
+      </w:r>
+      <w:proofErr w:type="spellEnd"/>
+      <w:r>
+        <w:t xml:space="preserve"> </w:t>
+      </w:r>
+      <w:proofErr w:type="spellStart"/>
+      <w:r>
+        <w:t>Maaş</w:t>
+      </w:r>
+      <w:proofErr w:type="spellEnd"/>
+      <w:r>
+        <w:t xml:space="preserve"> </w:t>
       </w:r>
       <w:proofErr w:type="spellStart"/>
       <w:r>
@@ -11045,15 +12325,54 @@
       </w:r>
       <w:proofErr w:type="spellEnd"/>
       <w:r>
-        <w:t xml:space="preserve"> *RabbitMQ* (</w:t>
-      </w:r>
-      <w:proofErr w:type="spellStart"/>
-      <w:r>
-        <w:t>Maaş</w:t>
-      </w:r>
-      <w:proofErr w:type="spellEnd"/>
-      <w:r>
-        <w:t xml:space="preserve"> </w:t>
+        <w:t xml:space="preserve"> </w:t>
+      </w:r>
+      <w:proofErr w:type="spellStart"/>
+      <w:r>
+        <w:t>Finans</w:t>
+      </w:r>
+      <w:proofErr w:type="spellEnd"/>
+      <w:r>
+        <w:t xml:space="preserve"> </w:t>
+      </w:r>
+      <w:proofErr w:type="spellStart"/>
+      <w:r>
+        <w:t>Motoru</w:t>
+      </w:r>
+      <w:proofErr w:type="spellEnd"/>
+    </w:p>
+    <w:p>
+      <w:proofErr w:type="spellStart"/>
+      <w:r>
+        <w:t>Sistem</w:t>
+      </w:r>
+      <w:proofErr w:type="spellEnd"/>
+      <w:r>
+        <w:t xml:space="preserve"> </w:t>
+      </w:r>
+      <w:proofErr w:type="spellStart"/>
+      <w:r>
+        <w:t>üzerindeki</w:t>
+      </w:r>
+      <w:proofErr w:type="spellEnd"/>
+      <w:r>
+        <w:t xml:space="preserve"> </w:t>
+      </w:r>
+      <w:proofErr w:type="spellStart"/>
+      <w:r>
+        <w:t>yükü</w:t>
+      </w:r>
+      <w:proofErr w:type="spellEnd"/>
+      <w:r>
+        <w:t xml:space="preserve"> </w:t>
+      </w:r>
+      <w:proofErr w:type="spellStart"/>
+      <w:r>
+        <w:t>azaltan</w:t>
+      </w:r>
+      <w:proofErr w:type="spellEnd"/>
+      <w:r>
+        <w:t xml:space="preserve"> *Event-Driven* </w:t>
       </w:r>
       <w:proofErr w:type="spellStart"/>
       <w:r>
@@ -11065,6 +12384,1458 @@
       </w:r>
       <w:proofErr w:type="spellStart"/>
       <w:r>
+        <w:t>mantığı</w:t>
+      </w:r>
+      <w:proofErr w:type="spellEnd"/>
+      <w:r>
+        <w:t>.</w:t>
+      </w:r>
+    </w:p>
+    <w:p>
+      <w:r>
+        <w:t xml:space="preserve"> * *</w:t>
+      </w:r>
+      <w:proofErr w:type="spellStart"/>
+      <w:r>
+        <w:t>Tetikleyici</w:t>
+      </w:r>
+      <w:proofErr w:type="spellEnd"/>
+      <w:r>
+        <w:t xml:space="preserve">:* </w:t>
+      </w:r>
+      <w:proofErr w:type="spellStart"/>
+      <w:r>
+        <w:t>Öğrenci</w:t>
+      </w:r>
+      <w:proofErr w:type="spellEnd"/>
+      <w:r>
+        <w:t xml:space="preserve"> </w:t>
+      </w:r>
+      <w:proofErr w:type="spellStart"/>
+      <w:r>
+        <w:t>transferi</w:t>
+      </w:r>
+      <w:proofErr w:type="spellEnd"/>
+      <w:r>
+        <w:t xml:space="preserve"> (Swap), yeni </w:t>
+      </w:r>
+      <w:proofErr w:type="spellStart"/>
+      <w:r>
+        <w:t>kayıt</w:t>
+      </w:r>
+      <w:proofErr w:type="spellEnd"/>
+      <w:r>
+        <w:t xml:space="preserve"> </w:t>
+      </w:r>
+      <w:proofErr w:type="spellStart"/>
+      <w:r>
+        <w:t>veya</w:t>
+      </w:r>
+      <w:proofErr w:type="spellEnd"/>
+      <w:r>
+        <w:t xml:space="preserve"> </w:t>
+      </w:r>
+      <w:proofErr w:type="spellStart"/>
+      <w:r>
+        <w:t>ayrılma</w:t>
+      </w:r>
+      <w:proofErr w:type="spellEnd"/>
+      <w:r>
+        <w:t xml:space="preserve"> </w:t>
+      </w:r>
+      <w:proofErr w:type="spellStart"/>
+      <w:r>
+        <w:t>işlemi</w:t>
+      </w:r>
+      <w:proofErr w:type="spellEnd"/>
+      <w:r>
+        <w:t>.</w:t>
+      </w:r>
+    </w:p>
+    <w:p>
+      <w:r>
+        <w:t xml:space="preserve"> * *</w:t>
+      </w:r>
+      <w:proofErr w:type="spellStart"/>
+      <w:r>
+        <w:t>Hesaplama</w:t>
+      </w:r>
+      <w:proofErr w:type="spellEnd"/>
+      <w:r>
+        <w:t xml:space="preserve">:* </w:t>
+      </w:r>
+      <w:proofErr w:type="spellStart"/>
+      <w:r>
+        <w:t>Sadece</w:t>
+      </w:r>
+      <w:proofErr w:type="spellEnd"/>
+      <w:r>
+        <w:t xml:space="preserve"> </w:t>
+      </w:r>
+      <w:proofErr w:type="spellStart"/>
+      <w:r>
+        <w:t>değişikliğin</w:t>
+      </w:r>
+      <w:proofErr w:type="spellEnd"/>
+      <w:r>
+        <w:t xml:space="preserve"> </w:t>
+      </w:r>
+      <w:proofErr w:type="spellStart"/>
+      <w:r>
+        <w:t>etkilediği</w:t>
+      </w:r>
+      <w:proofErr w:type="spellEnd"/>
+      <w:r>
+        <w:t xml:space="preserve"> </w:t>
+      </w:r>
+      <w:proofErr w:type="spellStart"/>
+      <w:r>
+        <w:t>öğretmenler</w:t>
+      </w:r>
+      <w:proofErr w:type="spellEnd"/>
+      <w:r>
+        <w:t xml:space="preserve"> </w:t>
+      </w:r>
+      <w:proofErr w:type="spellStart"/>
+      <w:r>
+        <w:t>için</w:t>
+      </w:r>
+      <w:proofErr w:type="spellEnd"/>
+      <w:r>
+        <w:t xml:space="preserve"> o </w:t>
+      </w:r>
+      <w:proofErr w:type="spellStart"/>
+      <w:r>
+        <w:t>saniye</w:t>
+      </w:r>
+      <w:proofErr w:type="spellEnd"/>
+      <w:r>
+        <w:t xml:space="preserve"> </w:t>
+      </w:r>
+      <w:proofErr w:type="spellStart"/>
+      <w:r>
+        <w:t>yapılır</w:t>
+      </w:r>
+      <w:proofErr w:type="spellEnd"/>
+      <w:r>
+        <w:t>.</w:t>
+      </w:r>
+    </w:p>
+    <w:p>
+      <w:r>
+        <w:t xml:space="preserve"> * *Caching:* </w:t>
+      </w:r>
+      <w:proofErr w:type="spellStart"/>
+      <w:r>
+        <w:t>Sonuçlar</w:t>
+      </w:r>
+      <w:proofErr w:type="spellEnd"/>
+      <w:r>
+        <w:t xml:space="preserve"> *Redis* </w:t>
+      </w:r>
+      <w:proofErr w:type="spellStart"/>
+      <w:r>
+        <w:t>üzerinde</w:t>
+      </w:r>
+      <w:proofErr w:type="spellEnd"/>
+      <w:r>
+        <w:t xml:space="preserve"> </w:t>
+      </w:r>
+      <w:proofErr w:type="spellStart"/>
+      <w:r>
+        <w:t>tutulur</w:t>
+      </w:r>
+      <w:proofErr w:type="spellEnd"/>
+      <w:r>
+        <w:t xml:space="preserve">; </w:t>
+      </w:r>
+      <w:proofErr w:type="spellStart"/>
+      <w:r>
+        <w:t>Kurs</w:t>
+      </w:r>
+      <w:proofErr w:type="spellEnd"/>
+      <w:r>
+        <w:t xml:space="preserve"> </w:t>
+      </w:r>
+      <w:proofErr w:type="spellStart"/>
+      <w:r>
+        <w:t>Sahibi</w:t>
+      </w:r>
+      <w:proofErr w:type="spellEnd"/>
+      <w:r>
+        <w:t xml:space="preserve"> </w:t>
+      </w:r>
+      <w:proofErr w:type="spellStart"/>
+      <w:r>
+        <w:t>paneli</w:t>
+      </w:r>
+      <w:proofErr w:type="spellEnd"/>
+      <w:r>
+        <w:t xml:space="preserve"> </w:t>
+      </w:r>
+      <w:proofErr w:type="spellStart"/>
+      <w:r>
+        <w:t>açtığında</w:t>
+      </w:r>
+      <w:proofErr w:type="spellEnd"/>
+      <w:r>
+        <w:t xml:space="preserve"> </w:t>
+      </w:r>
+      <w:proofErr w:type="spellStart"/>
+      <w:r>
+        <w:t>hesaplama</w:t>
+      </w:r>
+      <w:proofErr w:type="spellEnd"/>
+      <w:r>
+        <w:t xml:space="preserve"> </w:t>
+      </w:r>
+      <w:proofErr w:type="spellStart"/>
+      <w:r>
+        <w:t>beklemez</w:t>
+      </w:r>
+      <w:proofErr w:type="spellEnd"/>
+      <w:r>
+        <w:t xml:space="preserve">, </w:t>
+      </w:r>
+      <w:proofErr w:type="spellStart"/>
+      <w:r>
+        <w:t>sonucu</w:t>
+      </w:r>
+      <w:proofErr w:type="spellEnd"/>
+      <w:r>
+        <w:t xml:space="preserve"> </w:t>
+      </w:r>
+      <w:proofErr w:type="spellStart"/>
+      <w:r>
+        <w:t>anında</w:t>
+      </w:r>
+      <w:proofErr w:type="spellEnd"/>
+      <w:r>
+        <w:t xml:space="preserve"> </w:t>
+      </w:r>
+      <w:proofErr w:type="spellStart"/>
+      <w:r>
+        <w:t>görür</w:t>
+      </w:r>
+      <w:proofErr w:type="spellEnd"/>
+      <w:r>
+        <w:t>.</w:t>
+      </w:r>
+    </w:p>
+    <w:p>
+      <w:r>
+        <w:t xml:space="preserve">## 5. </w:t>
+      </w:r>
+      <w:proofErr w:type="spellStart"/>
+      <w:r>
+        <w:t>Veritabanı</w:t>
+      </w:r>
+      <w:proofErr w:type="spellEnd"/>
+      <w:r>
+        <w:t xml:space="preserve"> </w:t>
+      </w:r>
+      <w:proofErr w:type="spellStart"/>
+      <w:r>
+        <w:t>ve</w:t>
+      </w:r>
+      <w:proofErr w:type="spellEnd"/>
+      <w:r>
+        <w:t xml:space="preserve"> </w:t>
+      </w:r>
+      <w:proofErr w:type="spellStart"/>
+      <w:r>
+        <w:t>Güvenlik</w:t>
+      </w:r>
+      <w:proofErr w:type="spellEnd"/>
+      <w:r>
+        <w:t xml:space="preserve"> (Security)</w:t>
+      </w:r>
+    </w:p>
+    <w:p>
+      <w:r>
+        <w:t xml:space="preserve"> * *Ana DB:* *PostgreSQL*. (Her </w:t>
+      </w:r>
+      <w:proofErr w:type="spellStart"/>
+      <w:r>
+        <w:t>servis</w:t>
+      </w:r>
+      <w:proofErr w:type="spellEnd"/>
+      <w:r>
+        <w:t xml:space="preserve"> </w:t>
+      </w:r>
+      <w:proofErr w:type="spellStart"/>
+      <w:r>
+        <w:t>için</w:t>
+      </w:r>
+      <w:proofErr w:type="spellEnd"/>
+      <w:r>
+        <w:t xml:space="preserve"> </w:t>
+      </w:r>
+      <w:proofErr w:type="spellStart"/>
+      <w:r>
+        <w:t>izole</w:t>
+      </w:r>
+      <w:proofErr w:type="spellEnd"/>
+      <w:r>
+        <w:t xml:space="preserve"> "Schema" </w:t>
+      </w:r>
+      <w:proofErr w:type="spellStart"/>
+      <w:r>
+        <w:t>yapısı</w:t>
+      </w:r>
+      <w:proofErr w:type="spellEnd"/>
+      <w:r>
+        <w:t>).</w:t>
+      </w:r>
+    </w:p>
+    <w:p>
+      <w:r>
+        <w:t xml:space="preserve"> * *FIN </w:t>
+      </w:r>
+      <w:proofErr w:type="spellStart"/>
+      <w:r>
+        <w:t>Kod</w:t>
+      </w:r>
+      <w:proofErr w:type="spellEnd"/>
+      <w:r>
+        <w:t xml:space="preserve"> </w:t>
+      </w:r>
+      <w:proofErr w:type="spellStart"/>
+      <w:r>
+        <w:t>Sistemi</w:t>
+      </w:r>
+      <w:proofErr w:type="spellEnd"/>
+      <w:r>
+        <w:t xml:space="preserve">:* </w:t>
+      </w:r>
+      <w:proofErr w:type="spellStart"/>
+      <w:r>
+        <w:t>Öğrenci</w:t>
+      </w:r>
+      <w:proofErr w:type="spellEnd"/>
+      <w:r>
+        <w:t xml:space="preserve"> </w:t>
+      </w:r>
+      <w:proofErr w:type="spellStart"/>
+      <w:r>
+        <w:t>geri</w:t>
+      </w:r>
+      <w:proofErr w:type="spellEnd"/>
+      <w:r>
+        <w:t xml:space="preserve"> </w:t>
+      </w:r>
+      <w:proofErr w:type="spellStart"/>
+      <w:r>
+        <w:t>döndüğünde</w:t>
+      </w:r>
+      <w:proofErr w:type="spellEnd"/>
+      <w:r>
+        <w:t xml:space="preserve"> </w:t>
+      </w:r>
+      <w:proofErr w:type="spellStart"/>
+      <w:r>
+        <w:t>geçmiş</w:t>
+      </w:r>
+      <w:proofErr w:type="spellEnd"/>
+      <w:r>
+        <w:t xml:space="preserve"> </w:t>
+      </w:r>
+      <w:proofErr w:type="spellStart"/>
+      <w:r>
+        <w:t>performansının</w:t>
+      </w:r>
+      <w:proofErr w:type="spellEnd"/>
+      <w:r>
+        <w:t xml:space="preserve"> (Reading, Writing vb.) </w:t>
+      </w:r>
+      <w:proofErr w:type="spellStart"/>
+      <w:r>
+        <w:t>anında</w:t>
+      </w:r>
+      <w:proofErr w:type="spellEnd"/>
+      <w:r>
+        <w:t xml:space="preserve"> </w:t>
+      </w:r>
+      <w:proofErr w:type="spellStart"/>
+      <w:r>
+        <w:t>eşleşmesi</w:t>
+      </w:r>
+      <w:proofErr w:type="spellEnd"/>
+      <w:r>
+        <w:t xml:space="preserve"> </w:t>
+      </w:r>
+      <w:proofErr w:type="spellStart"/>
+      <w:r>
+        <w:t>için</w:t>
+      </w:r>
+      <w:proofErr w:type="spellEnd"/>
+      <w:r>
+        <w:t xml:space="preserve"> 7 </w:t>
+      </w:r>
+      <w:proofErr w:type="spellStart"/>
+      <w:r>
+        <w:t>haneli</w:t>
+      </w:r>
+      <w:proofErr w:type="spellEnd"/>
+      <w:r>
+        <w:t xml:space="preserve"> UNIQUE </w:t>
+      </w:r>
+      <w:proofErr w:type="spellStart"/>
+      <w:r>
+        <w:t>indeksli</w:t>
+      </w:r>
+      <w:proofErr w:type="spellEnd"/>
+      <w:r>
+        <w:t xml:space="preserve"> FIN </w:t>
+      </w:r>
+      <w:proofErr w:type="spellStart"/>
+      <w:r>
+        <w:t>kodu</w:t>
+      </w:r>
+      <w:proofErr w:type="spellEnd"/>
+      <w:r>
+        <w:t>.</w:t>
+      </w:r>
+    </w:p>
+    <w:p>
+      <w:r>
+        <w:t xml:space="preserve"> * *</w:t>
+      </w:r>
+      <w:proofErr w:type="spellStart"/>
+      <w:r>
+        <w:t>Hassas</w:t>
+      </w:r>
+      <w:proofErr w:type="spellEnd"/>
+      <w:r>
+        <w:t xml:space="preserve"> Veri:* "Special File" </w:t>
+      </w:r>
+      <w:proofErr w:type="spellStart"/>
+      <w:r>
+        <w:t>kategorisindeki</w:t>
+      </w:r>
+      <w:proofErr w:type="spellEnd"/>
+      <w:r>
+        <w:t xml:space="preserve"> </w:t>
+      </w:r>
+      <w:proofErr w:type="spellStart"/>
+      <w:r>
+        <w:t>dosyalar</w:t>
+      </w:r>
+      <w:proofErr w:type="spellEnd"/>
+      <w:r>
+        <w:t xml:space="preserve"> </w:t>
+      </w:r>
+      <w:proofErr w:type="spellStart"/>
+      <w:r>
+        <w:t>diskte</w:t>
+      </w:r>
+      <w:proofErr w:type="spellEnd"/>
+      <w:r>
+        <w:t xml:space="preserve"> </w:t>
+      </w:r>
+      <w:proofErr w:type="spellStart"/>
+      <w:r>
+        <w:t>şifreli</w:t>
+      </w:r>
+      <w:proofErr w:type="spellEnd"/>
+      <w:r>
+        <w:t xml:space="preserve"> (Encryption at Rest) </w:t>
+      </w:r>
+      <w:proofErr w:type="spellStart"/>
+      <w:r>
+        <w:t>tutulur</w:t>
+      </w:r>
+      <w:proofErr w:type="spellEnd"/>
+      <w:r>
+        <w:t>.</w:t>
+      </w:r>
+    </w:p>
+    <w:p>
+      <w:r>
+        <w:t xml:space="preserve"> * *</w:t>
+      </w:r>
+      <w:proofErr w:type="spellStart"/>
+      <w:r>
+        <w:t>Yetki</w:t>
+      </w:r>
+      <w:proofErr w:type="spellEnd"/>
+      <w:r>
+        <w:t xml:space="preserve">:* JWT (JSON Web Token) </w:t>
+      </w:r>
+      <w:proofErr w:type="spellStart"/>
+      <w:r>
+        <w:t>tabanlı</w:t>
+      </w:r>
+      <w:proofErr w:type="spellEnd"/>
+      <w:r>
+        <w:t xml:space="preserve"> </w:t>
+      </w:r>
+      <w:proofErr w:type="spellStart"/>
+      <w:r>
+        <w:t>oturum</w:t>
+      </w:r>
+      <w:proofErr w:type="spellEnd"/>
+      <w:r>
+        <w:t xml:space="preserve"> </w:t>
+      </w:r>
+      <w:proofErr w:type="spellStart"/>
+      <w:r>
+        <w:t>yönetimi</w:t>
+      </w:r>
+      <w:proofErr w:type="spellEnd"/>
+      <w:r>
+        <w:t>.</w:t>
+      </w:r>
+    </w:p>
+    <w:p>
+      <w:r>
+        <w:t xml:space="preserve">## 6. </w:t>
+      </w:r>
+      <w:proofErr w:type="spellStart"/>
+      <w:r>
+        <w:t>Altyapı</w:t>
+      </w:r>
+      <w:proofErr w:type="spellEnd"/>
+      <w:r>
+        <w:t xml:space="preserve"> </w:t>
+      </w:r>
+      <w:proofErr w:type="spellStart"/>
+      <w:r>
+        <w:t>ve</w:t>
+      </w:r>
+      <w:proofErr w:type="spellEnd"/>
+      <w:r>
+        <w:t xml:space="preserve"> </w:t>
+      </w:r>
+      <w:proofErr w:type="spellStart"/>
+      <w:r>
+        <w:t>Yıllık</w:t>
+      </w:r>
+      <w:proofErr w:type="spellEnd"/>
+      <w:r>
+        <w:t xml:space="preserve"> </w:t>
+      </w:r>
+      <w:proofErr w:type="spellStart"/>
+      <w:r>
+        <w:t>Maliyet</w:t>
+      </w:r>
+      <w:proofErr w:type="spellEnd"/>
+      <w:r>
+        <w:t xml:space="preserve"> </w:t>
+      </w:r>
+      <w:proofErr w:type="spellStart"/>
+      <w:r>
+        <w:t>Planı</w:t>
+      </w:r>
+      <w:proofErr w:type="spellEnd"/>
+      <w:r>
+        <w:t xml:space="preserve"> (</w:t>
+      </w:r>
+      <w:proofErr w:type="spellStart"/>
+      <w:r>
+        <w:t>Özet</w:t>
+      </w:r>
+      <w:proofErr w:type="spellEnd"/>
+      <w:r>
+        <w:t>)</w:t>
+      </w:r>
+    </w:p>
+    <w:p>
+      <w:r>
+        <w:t xml:space="preserve"> * *</w:t>
+      </w:r>
+      <w:proofErr w:type="spellStart"/>
+      <w:r>
+        <w:t>Barındırma</w:t>
+      </w:r>
+      <w:proofErr w:type="spellEnd"/>
+      <w:r>
+        <w:t xml:space="preserve">:* </w:t>
+      </w:r>
+      <w:proofErr w:type="spellStart"/>
+      <w:r>
+        <w:t>Güçlü</w:t>
+      </w:r>
+      <w:proofErr w:type="spellEnd"/>
+      <w:r>
+        <w:t xml:space="preserve"> </w:t>
+      </w:r>
+      <w:proofErr w:type="spellStart"/>
+      <w:r>
+        <w:t>bir</w:t>
+      </w:r>
+      <w:proofErr w:type="spellEnd"/>
+      <w:r>
+        <w:t xml:space="preserve"> *VPS* (</w:t>
+      </w:r>
+      <w:proofErr w:type="spellStart"/>
+      <w:r>
+        <w:t>Hetzner</w:t>
+      </w:r>
+      <w:proofErr w:type="spellEnd"/>
+      <w:r>
+        <w:t xml:space="preserve"> </w:t>
+      </w:r>
+      <w:proofErr w:type="spellStart"/>
+      <w:r>
+        <w:t>veya</w:t>
+      </w:r>
+      <w:proofErr w:type="spellEnd"/>
+      <w:r>
+        <w:t xml:space="preserve"> </w:t>
+      </w:r>
+      <w:proofErr w:type="spellStart"/>
+      <w:r>
+        <w:t>DigitalOcean</w:t>
+      </w:r>
+      <w:proofErr w:type="spellEnd"/>
+      <w:r>
+        <w:t>).</w:t>
+      </w:r>
+    </w:p>
+    <w:p>
+      <w:r>
+        <w:t xml:space="preserve"> * *Containerization:* *Docker &amp; Docker Compose*.</w:t>
+      </w:r>
+    </w:p>
+    <w:p>
+      <w:r>
+        <w:t xml:space="preserve"> * *</w:t>
+      </w:r>
+      <w:proofErr w:type="spellStart"/>
+      <w:r>
+        <w:t>Yedekleme</w:t>
+      </w:r>
+      <w:proofErr w:type="spellEnd"/>
+      <w:r>
+        <w:t xml:space="preserve"> (Backup):*</w:t>
+      </w:r>
+    </w:p>
+    <w:p>
+      <w:r>
+        <w:t xml:space="preserve">   * Her </w:t>
+      </w:r>
+      <w:proofErr w:type="spellStart"/>
+      <w:r>
+        <w:t>gece</w:t>
+      </w:r>
+      <w:proofErr w:type="spellEnd"/>
+      <w:r>
+        <w:t xml:space="preserve"> 04:00'te DB Dump.</w:t>
+      </w:r>
+    </w:p>
+    <w:p>
+      <w:r>
+        <w:lastRenderedPageBreak/>
+        <w:t xml:space="preserve">   * </w:t>
+      </w:r>
+      <w:proofErr w:type="spellStart"/>
+      <w:r>
+        <w:t>MinIO</w:t>
+      </w:r>
+      <w:proofErr w:type="spellEnd"/>
+      <w:r>
+        <w:t xml:space="preserve"> </w:t>
+      </w:r>
+      <w:proofErr w:type="spellStart"/>
+      <w:r>
+        <w:t>verilerinin</w:t>
+      </w:r>
+      <w:proofErr w:type="spellEnd"/>
+      <w:r>
+        <w:t xml:space="preserve"> </w:t>
+      </w:r>
+      <w:proofErr w:type="spellStart"/>
+      <w:r>
+        <w:t>farklı</w:t>
+      </w:r>
+      <w:proofErr w:type="spellEnd"/>
+      <w:r>
+        <w:t xml:space="preserve"> </w:t>
+      </w:r>
+      <w:proofErr w:type="spellStart"/>
+      <w:r>
+        <w:t>bir</w:t>
+      </w:r>
+      <w:proofErr w:type="spellEnd"/>
+      <w:r>
+        <w:t xml:space="preserve"> </w:t>
+      </w:r>
+      <w:proofErr w:type="spellStart"/>
+      <w:r>
+        <w:t>fiziksel</w:t>
+      </w:r>
+      <w:proofErr w:type="spellEnd"/>
+      <w:r>
+        <w:t xml:space="preserve"> </w:t>
+      </w:r>
+      <w:proofErr w:type="spellStart"/>
+      <w:r>
+        <w:t>lokasyona</w:t>
+      </w:r>
+      <w:proofErr w:type="spellEnd"/>
+      <w:r>
+        <w:t xml:space="preserve"> (Storage Box) </w:t>
+      </w:r>
+      <w:proofErr w:type="spellStart"/>
+      <w:r>
+        <w:t>günlük</w:t>
+      </w:r>
+      <w:proofErr w:type="spellEnd"/>
+      <w:r>
+        <w:t xml:space="preserve"> </w:t>
+      </w:r>
+      <w:proofErr w:type="spellStart"/>
+      <w:r>
+        <w:t>senkronizasyonu</w:t>
+      </w:r>
+      <w:proofErr w:type="spellEnd"/>
+      <w:r>
+        <w:t>.</w:t>
+      </w:r>
+    </w:p>
+    <w:p>
+      <w:r>
+        <w:t xml:space="preserve"> * *</w:t>
+      </w:r>
+      <w:proofErr w:type="spellStart"/>
+      <w:r>
+        <w:t>Tahmini</w:t>
+      </w:r>
+      <w:proofErr w:type="spellEnd"/>
+      <w:r>
+        <w:t xml:space="preserve"> </w:t>
+      </w:r>
+      <w:proofErr w:type="spellStart"/>
+      <w:r>
+        <w:t>Yıllık</w:t>
+      </w:r>
+      <w:proofErr w:type="spellEnd"/>
+      <w:r>
+        <w:t xml:space="preserve"> </w:t>
+      </w:r>
+      <w:proofErr w:type="spellStart"/>
+      <w:r>
+        <w:t>Bütçe</w:t>
+      </w:r>
+      <w:proofErr w:type="spellEnd"/>
+      <w:r>
+        <w:t xml:space="preserve">:* $150 - $200 (Alan </w:t>
+      </w:r>
+      <w:proofErr w:type="spellStart"/>
+      <w:r>
+        <w:t>doldukça</w:t>
+      </w:r>
+      <w:proofErr w:type="spellEnd"/>
+      <w:r>
+        <w:t xml:space="preserve"> </w:t>
+      </w:r>
+      <w:proofErr w:type="spellStart"/>
+      <w:r>
+        <w:t>genişletilebilir</w:t>
+      </w:r>
+      <w:proofErr w:type="spellEnd"/>
+      <w:r>
+        <w:t xml:space="preserve"> </w:t>
+      </w:r>
+      <w:proofErr w:type="spellStart"/>
+      <w:r>
+        <w:t>yapı</w:t>
+      </w:r>
+      <w:proofErr w:type="spellEnd"/>
+      <w:r>
+        <w:t>).</w:t>
+      </w:r>
+    </w:p>
+    <w:p>
+      <w:r>
+        <w:t xml:space="preserve">### </w:t>
+      </w:r>
+      <w:proofErr w:type="spellStart"/>
+      <w:r>
+        <w:t>Kurs</w:t>
+      </w:r>
+      <w:proofErr w:type="spellEnd"/>
+      <w:r>
+        <w:t xml:space="preserve"> </w:t>
+      </w:r>
+      <w:proofErr w:type="spellStart"/>
+      <w:r>
+        <w:t>Sahibi</w:t>
+      </w:r>
+      <w:proofErr w:type="spellEnd"/>
+      <w:r>
+        <w:t xml:space="preserve"> </w:t>
+      </w:r>
+      <w:proofErr w:type="spellStart"/>
+      <w:r>
+        <w:t>İçin</w:t>
+      </w:r>
+      <w:proofErr w:type="spellEnd"/>
+      <w:r>
+        <w:t xml:space="preserve"> Teknik </w:t>
+      </w:r>
+      <w:proofErr w:type="spellStart"/>
+      <w:r>
+        <w:t>Avantaj</w:t>
+      </w:r>
+      <w:proofErr w:type="spellEnd"/>
+      <w:r>
+        <w:t xml:space="preserve"> </w:t>
+      </w:r>
+      <w:proofErr w:type="spellStart"/>
+      <w:r>
+        <w:t>Notu</w:t>
+      </w:r>
+      <w:proofErr w:type="spellEnd"/>
+      <w:r>
+        <w:t>:</w:t>
+      </w:r>
+    </w:p>
+    <w:p>
+      <w:r>
+        <w:t xml:space="preserve">&gt; Bu </w:t>
+      </w:r>
+      <w:proofErr w:type="spellStart"/>
+      <w:r>
+        <w:t>sistem</w:t>
+      </w:r>
+      <w:proofErr w:type="spellEnd"/>
+      <w:r>
+        <w:t xml:space="preserve">; </w:t>
+      </w:r>
+      <w:proofErr w:type="spellStart"/>
+      <w:r>
+        <w:t>bir</w:t>
+      </w:r>
+      <w:proofErr w:type="spellEnd"/>
+      <w:r>
+        <w:t xml:space="preserve"> </w:t>
+      </w:r>
+      <w:proofErr w:type="spellStart"/>
+      <w:r>
+        <w:t>öğretmen</w:t>
+      </w:r>
+      <w:proofErr w:type="spellEnd"/>
+      <w:r>
+        <w:t xml:space="preserve">, </w:t>
+      </w:r>
+      <w:proofErr w:type="spellStart"/>
+      <w:r>
+        <w:t>ayın</w:t>
+      </w:r>
+      <w:proofErr w:type="spellEnd"/>
+      <w:r>
+        <w:t xml:space="preserve"> 15'inde 5 </w:t>
+      </w:r>
+      <w:proofErr w:type="spellStart"/>
+      <w:r>
+        <w:t>öğrencisini</w:t>
+      </w:r>
+      <w:proofErr w:type="spellEnd"/>
+      <w:r>
+        <w:t xml:space="preserve"> </w:t>
+      </w:r>
+      <w:proofErr w:type="spellStart"/>
+      <w:r>
+        <w:t>başka</w:t>
+      </w:r>
+      <w:proofErr w:type="spellEnd"/>
+      <w:r>
+        <w:t xml:space="preserve"> </w:t>
+      </w:r>
+      <w:proofErr w:type="spellStart"/>
+      <w:r>
+        <w:t>birine</w:t>
+      </w:r>
+      <w:proofErr w:type="spellEnd"/>
+      <w:r>
+        <w:t xml:space="preserve"> </w:t>
+      </w:r>
+      <w:proofErr w:type="spellStart"/>
+      <w:r>
+        <w:t>devrettiğinde</w:t>
+      </w:r>
+      <w:proofErr w:type="spellEnd"/>
+      <w:r>
+        <w:t xml:space="preserve">, o </w:t>
+      </w:r>
+      <w:proofErr w:type="spellStart"/>
+      <w:r>
+        <w:t>güne</w:t>
+      </w:r>
+      <w:proofErr w:type="spellEnd"/>
+      <w:r>
+        <w:t xml:space="preserve"> </w:t>
+      </w:r>
+      <w:proofErr w:type="spellStart"/>
+      <w:r>
+        <w:t>kadarki</w:t>
+      </w:r>
+      <w:proofErr w:type="spellEnd"/>
+      <w:r>
+        <w:t xml:space="preserve"> </w:t>
+      </w:r>
+      <w:proofErr w:type="spellStart"/>
+      <w:r>
+        <w:t>hak</w:t>
+      </w:r>
+      <w:proofErr w:type="spellEnd"/>
+      <w:r>
+        <w:t xml:space="preserve"> </w:t>
+      </w:r>
+      <w:proofErr w:type="spellStart"/>
+      <w:r>
+        <w:t>edişini</w:t>
+      </w:r>
+      <w:proofErr w:type="spellEnd"/>
+      <w:r>
+        <w:t xml:space="preserve"> </w:t>
+      </w:r>
+      <w:proofErr w:type="spellStart"/>
+      <w:r>
+        <w:t>kuruşu</w:t>
+      </w:r>
+      <w:proofErr w:type="spellEnd"/>
+      <w:r>
+        <w:t xml:space="preserve"> </w:t>
+      </w:r>
+      <w:proofErr w:type="spellStart"/>
+      <w:r>
+        <w:t>kuruşuna</w:t>
+      </w:r>
+      <w:proofErr w:type="spellEnd"/>
+      <w:r>
+        <w:t xml:space="preserve"> </w:t>
+      </w:r>
+      <w:proofErr w:type="spellStart"/>
+      <w:r>
+        <w:t>hesaplayan</w:t>
+      </w:r>
+      <w:proofErr w:type="spellEnd"/>
+      <w:r>
+        <w:t xml:space="preserve">, </w:t>
+      </w:r>
+      <w:proofErr w:type="spellStart"/>
+      <w:r>
+        <w:t>resmi</w:t>
+      </w:r>
+      <w:proofErr w:type="spellEnd"/>
+      <w:r>
+        <w:t xml:space="preserve"> </w:t>
+      </w:r>
+      <w:proofErr w:type="spellStart"/>
+      <w:r>
+        <w:t>evraklarını</w:t>
+      </w:r>
+      <w:proofErr w:type="spellEnd"/>
+      <w:r>
+        <w:t xml:space="preserve"> </w:t>
+      </w:r>
+      <w:proofErr w:type="spellStart"/>
+      <w:r>
+        <w:t>bozmadan</w:t>
+      </w:r>
+      <w:proofErr w:type="spellEnd"/>
+      <w:r>
+        <w:t xml:space="preserve"> </w:t>
+      </w:r>
+      <w:proofErr w:type="spellStart"/>
+      <w:r>
+        <w:t>saklayan</w:t>
+      </w:r>
+      <w:proofErr w:type="spellEnd"/>
+      <w:r>
+        <w:t xml:space="preserve"> </w:t>
+      </w:r>
+      <w:proofErr w:type="spellStart"/>
+      <w:r>
+        <w:t>ve</w:t>
+      </w:r>
+      <w:proofErr w:type="spellEnd"/>
+      <w:r>
+        <w:t xml:space="preserve"> </w:t>
+      </w:r>
+      <w:proofErr w:type="spellStart"/>
+      <w:r>
+        <w:t>sunucu</w:t>
+      </w:r>
+      <w:proofErr w:type="spellEnd"/>
+      <w:r>
+        <w:t xml:space="preserve"> </w:t>
+      </w:r>
+      <w:proofErr w:type="spellStart"/>
+      <w:r>
+        <w:t>masrafını</w:t>
+      </w:r>
+      <w:proofErr w:type="spellEnd"/>
+      <w:r>
+        <w:t xml:space="preserve"> "</w:t>
+      </w:r>
+      <w:proofErr w:type="spellStart"/>
+      <w:r>
+        <w:t>akıllı</w:t>
+      </w:r>
+      <w:proofErr w:type="spellEnd"/>
+      <w:r>
+        <w:t xml:space="preserve"> </w:t>
+      </w:r>
+      <w:proofErr w:type="spellStart"/>
+      <w:r>
+        <w:t>sıkıştırma</w:t>
+      </w:r>
+      <w:proofErr w:type="spellEnd"/>
+      <w:r>
+        <w:t xml:space="preserve">" </w:t>
+      </w:r>
+      <w:proofErr w:type="spellStart"/>
+      <w:r>
+        <w:t>ile</w:t>
+      </w:r>
+      <w:proofErr w:type="spellEnd"/>
+      <w:r>
+        <w:t xml:space="preserve"> </w:t>
+      </w:r>
+      <w:proofErr w:type="spellStart"/>
+      <w:r>
+        <w:t>minimumda</w:t>
+      </w:r>
+      <w:proofErr w:type="spellEnd"/>
+      <w:r>
+        <w:t xml:space="preserve"> </w:t>
+      </w:r>
+      <w:proofErr w:type="spellStart"/>
+      <w:r>
+        <w:t>tutan</w:t>
+      </w:r>
+      <w:proofErr w:type="spellEnd"/>
+      <w:r>
+        <w:t xml:space="preserve"> </w:t>
+      </w:r>
+      <w:proofErr w:type="spellStart"/>
+      <w:r>
+        <w:t>profesyonel</w:t>
+      </w:r>
+      <w:proofErr w:type="spellEnd"/>
+      <w:r>
+        <w:t xml:space="preserve"> </w:t>
+      </w:r>
+      <w:proofErr w:type="spellStart"/>
+      <w:r>
+        <w:t>bir</w:t>
+      </w:r>
+      <w:proofErr w:type="spellEnd"/>
+      <w:r>
+        <w:t xml:space="preserve"> </w:t>
+      </w:r>
+      <w:proofErr w:type="spellStart"/>
+      <w:r>
+        <w:t>altyapıdır</w:t>
+      </w:r>
+      <w:proofErr w:type="spellEnd"/>
+      <w:r>
+        <w:t>.</w:t>
+      </w:r>
+    </w:p>
+    <w:p>
+      <w:proofErr w:type="spellStart"/>
+      <w:r>
+        <w:t>tüm</w:t>
+      </w:r>
+      <w:proofErr w:type="spellEnd"/>
+      <w:r>
+        <w:t xml:space="preserve"> </w:t>
+      </w:r>
+      <w:proofErr w:type="spellStart"/>
+      <w:r>
+        <w:t>yazıların</w:t>
+      </w:r>
+      <w:proofErr w:type="spellEnd"/>
+      <w:r>
+        <w:t xml:space="preserve"> JSON </w:t>
+      </w:r>
+      <w:proofErr w:type="spellStart"/>
+      <w:r>
+        <w:t>dosyasından</w:t>
+      </w:r>
+      <w:proofErr w:type="spellEnd"/>
+      <w:r>
+        <w:t xml:space="preserve"> </w:t>
+      </w:r>
+      <w:proofErr w:type="spellStart"/>
+      <w:r>
+        <w:t>gelmesi</w:t>
+      </w:r>
+      <w:proofErr w:type="spellEnd"/>
+      <w:r>
+        <w:t xml:space="preserve"> (i18n - Internationalization), </w:t>
+      </w:r>
+      <w:proofErr w:type="spellStart"/>
+      <w:r>
+        <w:t>kodun</w:t>
+      </w:r>
+      <w:proofErr w:type="spellEnd"/>
+      <w:r>
+        <w:t xml:space="preserve"> </w:t>
+      </w:r>
+      <w:proofErr w:type="spellStart"/>
+      <w:r>
+        <w:t>temizliğini</w:t>
+      </w:r>
+      <w:proofErr w:type="spellEnd"/>
+      <w:r>
+        <w:t xml:space="preserve"> (clean code) </w:t>
+      </w:r>
+      <w:proofErr w:type="spellStart"/>
+      <w:r>
+        <w:t>korumak</w:t>
+      </w:r>
+      <w:proofErr w:type="spellEnd"/>
+      <w:r>
+        <w:t xml:space="preserve"> </w:t>
+      </w:r>
+      <w:proofErr w:type="spellStart"/>
+      <w:r>
+        <w:t>için</w:t>
+      </w:r>
+      <w:proofErr w:type="spellEnd"/>
+      <w:r>
+        <w:t xml:space="preserve"> </w:t>
+      </w:r>
+      <w:proofErr w:type="spellStart"/>
+      <w:r>
+        <w:t>hayati</w:t>
+      </w:r>
+      <w:proofErr w:type="spellEnd"/>
+      <w:r>
+        <w:t xml:space="preserve"> </w:t>
+      </w:r>
+      <w:proofErr w:type="spellStart"/>
+      <w:r>
+        <w:t>önem</w:t>
+      </w:r>
+      <w:proofErr w:type="spellEnd"/>
+      <w:r>
+        <w:t xml:space="preserve"> </w:t>
+      </w:r>
+      <w:proofErr w:type="spellStart"/>
+      <w:r>
+        <w:t>taşıyor</w:t>
+      </w:r>
+      <w:proofErr w:type="spellEnd"/>
+      <w:r>
+        <w:t>.</w:t>
+      </w:r>
+    </w:p>
+    <w:p/>
+    <w:p>
+      <w:r>
+        <w:t>EKLEME:</w:t>
+      </w:r>
+    </w:p>
+    <w:p>
+      <w:proofErr w:type="spellStart"/>
+      <w:r>
+        <w:t>iki</w:t>
+      </w:r>
+      <w:proofErr w:type="spellEnd"/>
+      <w:r>
+        <w:t xml:space="preserve"> </w:t>
+      </w:r>
+      <w:proofErr w:type="spellStart"/>
+      <w:r>
+        <w:t>özelliği</w:t>
+      </w:r>
+      <w:proofErr w:type="spellEnd"/>
+      <w:r>
+        <w:t xml:space="preserve"> ( </w:t>
+      </w:r>
+      <w:proofErr w:type="spellStart"/>
+      <w:r>
+        <w:t>coklu</w:t>
+      </w:r>
+      <w:proofErr w:type="spellEnd"/>
+      <w:r>
+        <w:t xml:space="preserve"> </w:t>
+      </w:r>
+      <w:proofErr w:type="spellStart"/>
+      <w:r>
+        <w:t>dil</w:t>
+      </w:r>
+      <w:proofErr w:type="spellEnd"/>
+      <w:r>
+        <w:t xml:space="preserve"> </w:t>
+      </w:r>
+      <w:proofErr w:type="spellStart"/>
+      <w:r>
+        <w:t>ve</w:t>
+      </w:r>
+      <w:proofErr w:type="spellEnd"/>
+      <w:r>
+        <w:t xml:space="preserve"> Dark/light mode) </w:t>
+      </w:r>
+      <w:proofErr w:type="spellStart"/>
+      <w:r>
+        <w:t>sadelik</w:t>
+      </w:r>
+      <w:proofErr w:type="spellEnd"/>
+      <w:r>
+        <w:t xml:space="preserve"> </w:t>
+      </w:r>
+      <w:proofErr w:type="spellStart"/>
+      <w:r>
+        <w:t>felsefemizle</w:t>
+      </w:r>
+      <w:proofErr w:type="spellEnd"/>
+      <w:r>
+        <w:t xml:space="preserve"> </w:t>
+      </w:r>
+      <w:proofErr w:type="spellStart"/>
+      <w:r>
+        <w:t>nasıl</w:t>
+      </w:r>
+      <w:proofErr w:type="spellEnd"/>
+      <w:r>
+        <w:t xml:space="preserve"> </w:t>
+      </w:r>
+      <w:proofErr w:type="spellStart"/>
+      <w:r>
+        <w:t>harmanlayacağımızın</w:t>
+      </w:r>
+      <w:proofErr w:type="spellEnd"/>
+      <w:r>
+        <w:t xml:space="preserve"> </w:t>
+      </w:r>
+      <w:proofErr w:type="spellStart"/>
+      <w:r>
+        <w:t>detayları</w:t>
+      </w:r>
+      <w:proofErr w:type="spellEnd"/>
+      <w:r>
+        <w:t>:</w:t>
+      </w:r>
+    </w:p>
+    <w:p>
+      <w:r>
+        <w:t xml:space="preserve">1. </w:t>
+      </w:r>
+      <w:proofErr w:type="spellStart"/>
+      <w:r>
+        <w:t>Çoklu</w:t>
+      </w:r>
+      <w:proofErr w:type="spellEnd"/>
+      <w:r>
+        <w:t xml:space="preserve"> </w:t>
+      </w:r>
+      <w:proofErr w:type="spellStart"/>
+      <w:r>
+        <w:t>Dil</w:t>
+      </w:r>
+      <w:proofErr w:type="spellEnd"/>
+      <w:r>
+        <w:t xml:space="preserve"> </w:t>
+      </w:r>
+      <w:proofErr w:type="spellStart"/>
+      <w:r>
+        <w:t>Yönetimi</w:t>
+      </w:r>
+      <w:proofErr w:type="spellEnd"/>
+      <w:r>
+        <w:t xml:space="preserve"> (i18n) </w:t>
+      </w:r>
+      <w:proofErr w:type="spellStart"/>
+      <w:r>
+        <w:t>ve</w:t>
+      </w:r>
+      <w:proofErr w:type="spellEnd"/>
+      <w:r>
+        <w:t xml:space="preserve"> JSON </w:t>
+      </w:r>
+      <w:proofErr w:type="spellStart"/>
+      <w:r>
+        <w:t>Yapısı</w:t>
+      </w:r>
+      <w:proofErr w:type="spellEnd"/>
+    </w:p>
+    <w:p>
+      <w:proofErr w:type="spellStart"/>
+      <w:r>
+        <w:t>Sistem</w:t>
+      </w:r>
+      <w:proofErr w:type="spellEnd"/>
+      <w:r>
+        <w:t xml:space="preserve"> </w:t>
+      </w:r>
+      <w:proofErr w:type="spellStart"/>
+      <w:r>
+        <w:t>varsayılan</w:t>
+      </w:r>
+      <w:proofErr w:type="spellEnd"/>
+      <w:r>
+        <w:t xml:space="preserve"> </w:t>
+      </w:r>
+      <w:proofErr w:type="spellStart"/>
+      <w:r>
+        <w:t>olarak</w:t>
+      </w:r>
+      <w:proofErr w:type="spellEnd"/>
+      <w:r>
+        <w:t xml:space="preserve"> </w:t>
+      </w:r>
+      <w:proofErr w:type="spellStart"/>
+      <w:r>
+        <w:t>İngilizce</w:t>
+      </w:r>
+      <w:proofErr w:type="spellEnd"/>
+      <w:r>
+        <w:t xml:space="preserve"> </w:t>
+      </w:r>
+      <w:proofErr w:type="spellStart"/>
+      <w:r>
+        <w:t>açılacak</w:t>
+      </w:r>
+      <w:proofErr w:type="spellEnd"/>
+      <w:r>
+        <w:t xml:space="preserve"> </w:t>
+      </w:r>
+      <w:proofErr w:type="spellStart"/>
+      <w:r>
+        <w:t>ancak</w:t>
+      </w:r>
+      <w:proofErr w:type="spellEnd"/>
+      <w:r>
+        <w:t xml:space="preserve"> </w:t>
+      </w:r>
+      <w:proofErr w:type="spellStart"/>
+      <w:r>
+        <w:t>mimari</w:t>
+      </w:r>
+      <w:proofErr w:type="spellEnd"/>
+      <w:r>
+        <w:t xml:space="preserve">, </w:t>
+      </w:r>
+      <w:proofErr w:type="spellStart"/>
+      <w:r>
+        <w:t>bir</w:t>
+      </w:r>
+      <w:proofErr w:type="spellEnd"/>
+      <w:r>
+        <w:t xml:space="preserve"> "</w:t>
+      </w:r>
+      <w:proofErr w:type="spellStart"/>
+      <w:r>
+        <w:t>dil</w:t>
+      </w:r>
+      <w:proofErr w:type="spellEnd"/>
+      <w:r>
+        <w:t xml:space="preserve"> </w:t>
+      </w:r>
+      <w:proofErr w:type="spellStart"/>
+      <w:r>
+        <w:t>anahtarı</w:t>
+      </w:r>
+      <w:proofErr w:type="spellEnd"/>
+      <w:r>
+        <w:t xml:space="preserve">" </w:t>
+      </w:r>
+      <w:proofErr w:type="spellStart"/>
+      <w:r>
+        <w:t>üzerinden</w:t>
+      </w:r>
+      <w:proofErr w:type="spellEnd"/>
+      <w:r>
+        <w:t xml:space="preserve"> </w:t>
+      </w:r>
+      <w:proofErr w:type="spellStart"/>
+      <w:r>
+        <w:t>çalışacak</w:t>
+      </w:r>
+      <w:proofErr w:type="spellEnd"/>
+      <w:r>
+        <w:t xml:space="preserve">. </w:t>
+      </w:r>
+      <w:proofErr w:type="spellStart"/>
+      <w:r>
+        <w:t>Yazılımcı</w:t>
+      </w:r>
+      <w:proofErr w:type="spellEnd"/>
+      <w:r>
+        <w:t xml:space="preserve"> </w:t>
+      </w:r>
+      <w:proofErr w:type="spellStart"/>
+      <w:r>
+        <w:t>koda</w:t>
+      </w:r>
+      <w:proofErr w:type="spellEnd"/>
+      <w:r>
+        <w:t xml:space="preserve"> </w:t>
+      </w:r>
+      <w:proofErr w:type="spellStart"/>
+      <w:r>
+        <w:t>asla</w:t>
+      </w:r>
+      <w:proofErr w:type="spellEnd"/>
+      <w:r>
+        <w:t xml:space="preserve"> "</w:t>
+      </w:r>
+      <w:proofErr w:type="spellStart"/>
+      <w:r>
+        <w:t>Öğrenci</w:t>
+      </w:r>
+      <w:proofErr w:type="spellEnd"/>
+      <w:r>
+        <w:t xml:space="preserve"> </w:t>
+      </w:r>
+      <w:proofErr w:type="spellStart"/>
+      <w:r>
+        <w:t>Kaydı</w:t>
+      </w:r>
+      <w:proofErr w:type="spellEnd"/>
+      <w:r>
+        <w:t xml:space="preserve">" </w:t>
+      </w:r>
+      <w:proofErr w:type="spellStart"/>
+      <w:r>
+        <w:t>veya</w:t>
+      </w:r>
+      <w:proofErr w:type="spellEnd"/>
+      <w:r>
+        <w:t xml:space="preserve"> "Student Register" </w:t>
+      </w:r>
+      <w:proofErr w:type="spellStart"/>
+      <w:r>
+        <w:t>yazmayacak</w:t>
+      </w:r>
+      <w:proofErr w:type="spellEnd"/>
+      <w:r>
+        <w:t xml:space="preserve">; </w:t>
+      </w:r>
+      <w:proofErr w:type="spellStart"/>
+      <w:r>
+        <w:t>bunun</w:t>
+      </w:r>
+      <w:proofErr w:type="spellEnd"/>
+      <w:r>
+        <w:t xml:space="preserve"> </w:t>
+      </w:r>
+      <w:proofErr w:type="spellStart"/>
+      <w:r>
+        <w:t>yerine</w:t>
+      </w:r>
+      <w:proofErr w:type="spellEnd"/>
+      <w:r>
+        <w:t xml:space="preserve"> t('</w:t>
+      </w:r>
+      <w:proofErr w:type="spellStart"/>
+      <w:r>
+        <w:t>register.title</w:t>
+      </w:r>
+      <w:proofErr w:type="spellEnd"/>
+      <w:r>
+        <w:t xml:space="preserve">') </w:t>
+      </w:r>
+      <w:proofErr w:type="spellStart"/>
+      <w:r>
         <w:t>gibi</w:t>
       </w:r>
       <w:proofErr w:type="spellEnd"/>
@@ -11073,32 +13844,179 @@
       </w:r>
       <w:proofErr w:type="spellStart"/>
       <w:r>
-        <w:t>olaylar</w:t>
-      </w:r>
-      <w:proofErr w:type="spellEnd"/>
-      <w:r>
-        <w:t xml:space="preserve"> </w:t>
-      </w:r>
-      <w:proofErr w:type="spellStart"/>
-      <w:r>
-        <w:t>için</w:t>
-      </w:r>
-      <w:proofErr w:type="spellEnd"/>
-      <w:r>
-        <w:t>).</w:t>
-      </w:r>
-    </w:p>
-    <w:p>
-      <w:r>
-        <w:t xml:space="preserve"> * *</w:t>
-      </w:r>
-      <w:proofErr w:type="gramStart"/>
-      <w:r>
-        <w:t>Gateway:*</w:t>
-      </w:r>
-      <w:proofErr w:type="gramEnd"/>
-      <w:r>
-        <w:t xml:space="preserve"> *Nginx* </w:t>
+        <w:t>bir</w:t>
+      </w:r>
+      <w:proofErr w:type="spellEnd"/>
+      <w:r>
+        <w:t xml:space="preserve"> </w:t>
+      </w:r>
+      <w:proofErr w:type="spellStart"/>
+      <w:r>
+        <w:t>anahtar</w:t>
+      </w:r>
+      <w:proofErr w:type="spellEnd"/>
+      <w:r>
+        <w:t xml:space="preserve"> (key) </w:t>
+      </w:r>
+      <w:proofErr w:type="spellStart"/>
+      <w:r>
+        <w:t>kullanacak</w:t>
+      </w:r>
+      <w:proofErr w:type="spellEnd"/>
+      <w:r>
+        <w:t>.</w:t>
+      </w:r>
+    </w:p>
+    <w:p>
+      <w:r>
+        <w:t xml:space="preserve">JSON </w:t>
+      </w:r>
+      <w:proofErr w:type="spellStart"/>
+      <w:r>
+        <w:t>Örneği</w:t>
+      </w:r>
+      <w:proofErr w:type="spellEnd"/>
+      <w:r>
+        <w:t xml:space="preserve"> (</w:t>
+      </w:r>
+      <w:proofErr w:type="spellStart"/>
+      <w:r>
+        <w:t>en.json</w:t>
+      </w:r>
+      <w:proofErr w:type="spellEnd"/>
+      <w:r>
+        <w:t>):</w:t>
+      </w:r>
+    </w:p>
+    <w:p>
+      <w:r>
+        <w:t>{</w:t>
+      </w:r>
+    </w:p>
+    <w:p>
+      <w:r>
+        <w:t xml:space="preserve">  "dashboard": {</w:t>
+      </w:r>
+    </w:p>
+    <w:p>
+      <w:r>
+        <w:t xml:space="preserve">    "welcome": "Welcome back, {{name}}",</w:t>
+      </w:r>
+    </w:p>
+    <w:p>
+      <w:r>
+        <w:t xml:space="preserve">    "</w:t>
+      </w:r>
+      <w:proofErr w:type="spellStart"/>
+      <w:r>
+        <w:t>total_students</w:t>
+      </w:r>
+      <w:proofErr w:type="spellEnd"/>
+      <w:r>
+        <w:t>": "Total Students",</w:t>
+      </w:r>
+    </w:p>
+    <w:p>
+      <w:r>
+        <w:t xml:space="preserve">    "</w:t>
+      </w:r>
+      <w:proofErr w:type="spellStart"/>
+      <w:r>
+        <w:t>unpaid_count</w:t>
+      </w:r>
+      <w:proofErr w:type="spellEnd"/>
+      <w:r>
+        <w:t>": "Unpaid Payments"</w:t>
+      </w:r>
+    </w:p>
+    <w:p>
+      <w:r>
+        <w:t xml:space="preserve">  },</w:t>
+      </w:r>
+    </w:p>
+    <w:p>
+      <w:r>
+        <w:t xml:space="preserve">  "finance": {</w:t>
+      </w:r>
+    </w:p>
+    <w:p>
+      <w:r>
+        <w:t xml:space="preserve">    "</w:t>
+      </w:r>
+      <w:proofErr w:type="spellStart"/>
+      <w:r>
+        <w:t>salary_calculated</w:t>
+      </w:r>
+      <w:proofErr w:type="spellEnd"/>
+      <w:r>
+        <w:t>": "Your salary for this month is calculated as {{amount}}."</w:t>
+      </w:r>
+    </w:p>
+    <w:p>
+      <w:r>
+        <w:t xml:space="preserve">  },</w:t>
+      </w:r>
+    </w:p>
+    <w:p>
+      <w:r>
+        <w:t xml:space="preserve">  "alerts": {</w:t>
+      </w:r>
+    </w:p>
+    <w:p>
+      <w:r>
+        <w:t xml:space="preserve">    "</w:t>
+      </w:r>
+      <w:proofErr w:type="spellStart"/>
+      <w:r>
+        <w:t>file_too_large</w:t>
+      </w:r>
+      <w:proofErr w:type="spellEnd"/>
+      <w:r>
+        <w:t>": "The file is too large. Max limit is 10MB."</w:t>
+      </w:r>
+    </w:p>
+    <w:p>
+      <w:r>
+        <w:t xml:space="preserve">  }</w:t>
+      </w:r>
+    </w:p>
+    <w:p>
+      <w:r>
+        <w:t>}</w:t>
+      </w:r>
+    </w:p>
+    <w:p>
+      <w:proofErr w:type="spellStart"/>
+      <w:r>
+        <w:t>Avantajı</w:t>
+      </w:r>
+      <w:proofErr w:type="spellEnd"/>
+      <w:r>
+        <w:t xml:space="preserve">: </w:t>
+      </w:r>
+      <w:proofErr w:type="spellStart"/>
+      <w:r>
+        <w:t>İlerde</w:t>
+      </w:r>
+      <w:proofErr w:type="spellEnd"/>
+      <w:r>
+        <w:t xml:space="preserve"> </w:t>
+      </w:r>
+      <w:proofErr w:type="spellStart"/>
+      <w:r>
+        <w:t>Azerice</w:t>
+      </w:r>
+      <w:proofErr w:type="spellEnd"/>
+      <w:r>
+        <w:t xml:space="preserve">, </w:t>
+      </w:r>
+      <w:proofErr w:type="spellStart"/>
+      <w:r>
+        <w:t>Türkçe</w:t>
+      </w:r>
+      <w:proofErr w:type="spellEnd"/>
+      <w:r>
+        <w:t xml:space="preserve"> </w:t>
       </w:r>
       <w:proofErr w:type="spellStart"/>
       <w:r>
@@ -11106,3438 +14024,124 @@
       </w:r>
       <w:proofErr w:type="spellEnd"/>
       <w:r>
-        <w:t xml:space="preserve"> *</w:t>
-      </w:r>
-      <w:proofErr w:type="spellStart"/>
-      <w:r>
-        <w:t>KrakenD</w:t>
-      </w:r>
-      <w:proofErr w:type="spellEnd"/>
-      <w:r>
-        <w:t xml:space="preserve">*. </w:t>
-      </w:r>
-      <w:proofErr w:type="spellStart"/>
-      <w:r>
-        <w:t>Tüm</w:t>
-      </w:r>
-      <w:proofErr w:type="spellEnd"/>
-      <w:r>
-        <w:t xml:space="preserve"> </w:t>
-      </w:r>
-      <w:proofErr w:type="spellStart"/>
-      <w:r>
-        <w:t>dış</w:t>
-      </w:r>
-      <w:proofErr w:type="spellEnd"/>
-      <w:r>
-        <w:t xml:space="preserve"> </w:t>
-      </w:r>
-      <w:proofErr w:type="spellStart"/>
-      <w:r>
-        <w:t>istekleri</w:t>
-      </w:r>
-      <w:proofErr w:type="spellEnd"/>
-      <w:r>
-        <w:t xml:space="preserve"> </w:t>
-      </w:r>
-      <w:proofErr w:type="spellStart"/>
-      <w:r>
-        <w:t>karşılayan</w:t>
-      </w:r>
-      <w:proofErr w:type="spellEnd"/>
-      <w:r>
-        <w:t xml:space="preserve"> </w:t>
-      </w:r>
-      <w:proofErr w:type="spellStart"/>
-      <w:r>
-        <w:t>tek</w:t>
-      </w:r>
-      <w:proofErr w:type="spellEnd"/>
-      <w:r>
-        <w:t xml:space="preserve"> </w:t>
-      </w:r>
-      <w:proofErr w:type="spellStart"/>
-      <w:r>
-        <w:t>kapı</w:t>
-      </w:r>
-      <w:proofErr w:type="spellEnd"/>
-      <w:r>
-        <w:t>.</w:t>
-      </w:r>
-    </w:p>
-    <w:p>
-      <w:r>
-        <w:t xml:space="preserve">### </w:t>
-      </w:r>
-      <w:proofErr w:type="spellStart"/>
-      <w:r>
-        <w:t>Servis</w:t>
-      </w:r>
-      <w:proofErr w:type="spellEnd"/>
-      <w:r>
-        <w:t xml:space="preserve"> </w:t>
-      </w:r>
-      <w:proofErr w:type="spellStart"/>
-      <w:r>
-        <w:t>Bölünmesi</w:t>
-      </w:r>
-      <w:proofErr w:type="spellEnd"/>
-      <w:r>
-        <w:t>:</w:t>
-      </w:r>
-    </w:p>
-    <w:p>
-      <w:r>
-        <w:t xml:space="preserve"> 1. *Auth </w:t>
-      </w:r>
-      <w:proofErr w:type="gramStart"/>
-      <w:r>
-        <w:t>Service:*</w:t>
-      </w:r>
-      <w:proofErr w:type="gramEnd"/>
-      <w:r>
-        <w:t xml:space="preserve"> </w:t>
-      </w:r>
-      <w:proofErr w:type="spellStart"/>
-      <w:r>
-        <w:t>Kimlik</w:t>
-      </w:r>
-      <w:proofErr w:type="spellEnd"/>
-      <w:r>
-        <w:t xml:space="preserve"> </w:t>
-      </w:r>
-      <w:proofErr w:type="spellStart"/>
-      <w:r>
-        <w:t>doğrulama</w:t>
-      </w:r>
-      <w:proofErr w:type="spellEnd"/>
-      <w:r>
-        <w:t xml:space="preserve"> </w:t>
-      </w:r>
-      <w:proofErr w:type="spellStart"/>
-      <w:r>
-        <w:t>ve</w:t>
-      </w:r>
-      <w:proofErr w:type="spellEnd"/>
-      <w:r>
-        <w:t xml:space="preserve"> </w:t>
-      </w:r>
-      <w:proofErr w:type="spellStart"/>
-      <w:r>
-        <w:t>Rol</w:t>
-      </w:r>
-      <w:proofErr w:type="spellEnd"/>
-      <w:r>
-        <w:t xml:space="preserve"> </w:t>
-      </w:r>
-      <w:proofErr w:type="spellStart"/>
-      <w:r>
-        <w:t>Bazlı</w:t>
-      </w:r>
-      <w:proofErr w:type="spellEnd"/>
-      <w:r>
-        <w:t xml:space="preserve"> </w:t>
-      </w:r>
-      <w:proofErr w:type="spellStart"/>
-      <w:r>
-        <w:t>Yetkilendirme</w:t>
-      </w:r>
-      <w:proofErr w:type="spellEnd"/>
-      <w:r>
-        <w:t xml:space="preserve"> (RBAC).</w:t>
+        <w:t xml:space="preserve"> </w:t>
+      </w:r>
+      <w:proofErr w:type="spellStart"/>
+      <w:r>
+        <w:t>Almanca</w:t>
+      </w:r>
+      <w:proofErr w:type="spellEnd"/>
+      <w:r>
+        <w:t xml:space="preserve"> </w:t>
+      </w:r>
+      <w:proofErr w:type="spellStart"/>
+      <w:r>
+        <w:t>eklemek</w:t>
+      </w:r>
+      <w:proofErr w:type="spellEnd"/>
+      <w:r>
+        <w:t xml:space="preserve"> </w:t>
+      </w:r>
+      <w:proofErr w:type="spellStart"/>
+      <w:r>
+        <w:t>istediğinde</w:t>
+      </w:r>
+      <w:proofErr w:type="spellEnd"/>
+      <w:r>
+        <w:t xml:space="preserve"> </w:t>
+      </w:r>
+      <w:proofErr w:type="spellStart"/>
+      <w:r>
+        <w:t>kodun</w:t>
+      </w:r>
+      <w:proofErr w:type="spellEnd"/>
+      <w:r>
+        <w:t xml:space="preserve"> </w:t>
+      </w:r>
+      <w:proofErr w:type="spellStart"/>
+      <w:r>
+        <w:t>içine</w:t>
+      </w:r>
+      <w:proofErr w:type="spellEnd"/>
+      <w:r>
+        <w:t xml:space="preserve"> </w:t>
+      </w:r>
+      <w:proofErr w:type="spellStart"/>
+      <w:r>
+        <w:t>girmene</w:t>
+      </w:r>
+      <w:proofErr w:type="spellEnd"/>
+      <w:r>
+        <w:t xml:space="preserve"> </w:t>
+      </w:r>
+      <w:proofErr w:type="spellStart"/>
+      <w:r>
+        <w:t>gerek</w:t>
+      </w:r>
+      <w:proofErr w:type="spellEnd"/>
+      <w:r>
+        <w:t xml:space="preserve"> </w:t>
+      </w:r>
+      <w:proofErr w:type="spellStart"/>
+      <w:r>
+        <w:t>kalmayacak</w:t>
+      </w:r>
+      <w:proofErr w:type="spellEnd"/>
+      <w:r>
+        <w:t xml:space="preserve">. </w:t>
+      </w:r>
+      <w:proofErr w:type="spellStart"/>
+      <w:r>
+        <w:t>Sadece</w:t>
+      </w:r>
+      <w:proofErr w:type="spellEnd"/>
+      <w:r>
+        <w:t xml:space="preserve"> </w:t>
+      </w:r>
+      <w:proofErr w:type="spellStart"/>
+      <w:r>
+        <w:t>bu</w:t>
+      </w:r>
+      <w:proofErr w:type="spellEnd"/>
+      <w:r>
+        <w:t xml:space="preserve"> </w:t>
+      </w:r>
+      <w:proofErr w:type="spellStart"/>
+      <w:r>
+        <w:t>dosyayı</w:t>
+      </w:r>
+      <w:proofErr w:type="spellEnd"/>
+      <w:r>
+        <w:t xml:space="preserve"> </w:t>
+      </w:r>
+      <w:proofErr w:type="spellStart"/>
+      <w:r>
+        <w:t>tercümana</w:t>
+      </w:r>
+      <w:proofErr w:type="spellEnd"/>
+      <w:r>
+        <w:t xml:space="preserve"> </w:t>
+      </w:r>
+      <w:proofErr w:type="spellStart"/>
+      <w:r>
+        <w:t>vereceksin</w:t>
+      </w:r>
+      <w:proofErr w:type="spellEnd"/>
+      <w:r>
+        <w:t xml:space="preserve">, o </w:t>
+      </w:r>
+      <w:proofErr w:type="spellStart"/>
+      <w:r>
+        <w:t>kadar</w:t>
+      </w:r>
+      <w:proofErr w:type="spellEnd"/>
+      <w:r>
+        <w:t xml:space="preserve">.  </w:t>
       </w:r>
     </w:p>
     <w:p>
       <w:r>
         <w:lastRenderedPageBreak/>
-        <w:t xml:space="preserve"> 2. *Academic </w:t>
-      </w:r>
-      <w:proofErr w:type="gramStart"/>
-      <w:r>
-        <w:t>Service:*</w:t>
-      </w:r>
-      <w:proofErr w:type="gramEnd"/>
-      <w:r>
-        <w:t xml:space="preserve"> </w:t>
-      </w:r>
-      <w:proofErr w:type="spellStart"/>
-      <w:r>
-        <w:t>Öğrenci</w:t>
-      </w:r>
-      <w:proofErr w:type="spellEnd"/>
-      <w:r>
-        <w:t>/</w:t>
-      </w:r>
-      <w:proofErr w:type="spellStart"/>
-      <w:r>
-        <w:t>Öğretmen</w:t>
-      </w:r>
-      <w:proofErr w:type="spellEnd"/>
-      <w:r>
-        <w:t xml:space="preserve"> </w:t>
-      </w:r>
-      <w:proofErr w:type="spellStart"/>
-      <w:r>
-        <w:t>kayıt</w:t>
-      </w:r>
-      <w:proofErr w:type="spellEnd"/>
-      <w:r>
-        <w:t xml:space="preserve">, </w:t>
-      </w:r>
-      <w:proofErr w:type="spellStart"/>
-      <w:r>
-        <w:t>sınavlar</w:t>
-      </w:r>
-      <w:proofErr w:type="spellEnd"/>
-      <w:r>
-        <w:t xml:space="preserve">, </w:t>
-      </w:r>
-      <w:proofErr w:type="spellStart"/>
-      <w:r>
-        <w:t>performans</w:t>
-      </w:r>
-      <w:proofErr w:type="spellEnd"/>
-      <w:r>
-        <w:t xml:space="preserve"> </w:t>
-      </w:r>
-      <w:proofErr w:type="spellStart"/>
-      <w:r>
-        <w:t>takibi</w:t>
-      </w:r>
-      <w:proofErr w:type="spellEnd"/>
-      <w:r>
-        <w:t xml:space="preserve"> (FIN </w:t>
-      </w:r>
-      <w:proofErr w:type="spellStart"/>
-      <w:r>
-        <w:t>kodu</w:t>
-      </w:r>
-      <w:proofErr w:type="spellEnd"/>
-      <w:r>
-        <w:t xml:space="preserve"> </w:t>
-      </w:r>
-      <w:proofErr w:type="spellStart"/>
-      <w:r>
-        <w:t>odaklı</w:t>
-      </w:r>
-      <w:proofErr w:type="spellEnd"/>
-      <w:r>
-        <w:t>).</w:t>
-      </w:r>
-    </w:p>
-    <w:p>
-      <w:r>
-        <w:t xml:space="preserve"> 3. *Finance </w:t>
-      </w:r>
-      <w:proofErr w:type="gramStart"/>
-      <w:r>
-        <w:t>Service:*</w:t>
-      </w:r>
-      <w:proofErr w:type="gramEnd"/>
-      <w:r>
-        <w:t xml:space="preserve"> </w:t>
-      </w:r>
-      <w:proofErr w:type="spellStart"/>
-      <w:r>
-        <w:t>Dinamik</w:t>
-      </w:r>
-      <w:proofErr w:type="spellEnd"/>
-      <w:r>
-        <w:t xml:space="preserve"> </w:t>
-      </w:r>
-      <w:proofErr w:type="spellStart"/>
-      <w:r>
-        <w:t>maaş</w:t>
-      </w:r>
-      <w:proofErr w:type="spellEnd"/>
-      <w:r>
-        <w:t xml:space="preserve"> </w:t>
-      </w:r>
-      <w:proofErr w:type="spellStart"/>
-      <w:r>
-        <w:t>hesaplama</w:t>
-      </w:r>
-      <w:proofErr w:type="spellEnd"/>
-      <w:r>
-        <w:t xml:space="preserve"> </w:t>
-      </w:r>
-      <w:proofErr w:type="spellStart"/>
-      <w:r>
-        <w:t>ve</w:t>
-      </w:r>
-      <w:proofErr w:type="spellEnd"/>
-      <w:r>
-        <w:t xml:space="preserve"> </w:t>
-      </w:r>
-      <w:proofErr w:type="spellStart"/>
-      <w:r>
-        <w:t>ödeme</w:t>
-      </w:r>
-      <w:proofErr w:type="spellEnd"/>
-      <w:r>
-        <w:t xml:space="preserve"> </w:t>
-      </w:r>
-      <w:proofErr w:type="spellStart"/>
-      <w:r>
-        <w:t>takibi</w:t>
-      </w:r>
-      <w:proofErr w:type="spellEnd"/>
-      <w:r>
-        <w:t>.</w:t>
-      </w:r>
-    </w:p>
-    <w:p>
-      <w:r>
-        <w:t xml:space="preserve"> 4. *File </w:t>
-      </w:r>
-      <w:proofErr w:type="gramStart"/>
-      <w:r>
-        <w:t>Service:*</w:t>
-      </w:r>
-      <w:proofErr w:type="gramEnd"/>
-      <w:r>
-        <w:t xml:space="preserve"> </w:t>
-      </w:r>
-      <w:proofErr w:type="spellStart"/>
-      <w:r>
-        <w:t>Akıllı</w:t>
-      </w:r>
-      <w:proofErr w:type="spellEnd"/>
-      <w:r>
-        <w:t xml:space="preserve"> </w:t>
-      </w:r>
-      <w:proofErr w:type="spellStart"/>
-      <w:r>
-        <w:t>dosya</w:t>
-      </w:r>
-      <w:proofErr w:type="spellEnd"/>
-      <w:r>
-        <w:t xml:space="preserve"> </w:t>
-      </w:r>
-      <w:proofErr w:type="spellStart"/>
-      <w:r>
-        <w:t>yönetimi</w:t>
-      </w:r>
-      <w:proofErr w:type="spellEnd"/>
-      <w:r>
-        <w:t xml:space="preserve"> </w:t>
-      </w:r>
-      <w:proofErr w:type="spellStart"/>
-      <w:r>
-        <w:t>ve</w:t>
-      </w:r>
-      <w:proofErr w:type="spellEnd"/>
-      <w:r>
-        <w:t xml:space="preserve"> </w:t>
-      </w:r>
-      <w:proofErr w:type="spellStart"/>
-      <w:r>
-        <w:t>saklama</w:t>
-      </w:r>
-      <w:proofErr w:type="spellEnd"/>
-      <w:r>
-        <w:t xml:space="preserve"> </w:t>
-      </w:r>
-      <w:proofErr w:type="spellStart"/>
-      <w:r>
-        <w:t>politikaları</w:t>
-      </w:r>
-      <w:proofErr w:type="spellEnd"/>
-      <w:r>
-        <w:t>.</w:t>
-      </w:r>
-    </w:p>
-    <w:p>
-      <w:r>
-        <w:t xml:space="preserve"> 5. *Notification </w:t>
-      </w:r>
-      <w:proofErr w:type="gramStart"/>
-      <w:r>
-        <w:t>Service:*</w:t>
-      </w:r>
-      <w:proofErr w:type="gramEnd"/>
-      <w:r>
-        <w:t xml:space="preserve"> E-</w:t>
-      </w:r>
-      <w:proofErr w:type="spellStart"/>
-      <w:r>
-        <w:t>posta</w:t>
-      </w:r>
-      <w:proofErr w:type="spellEnd"/>
-      <w:r>
-        <w:t xml:space="preserve"> </w:t>
-      </w:r>
-      <w:proofErr w:type="spellStart"/>
-      <w:r>
-        <w:t>ve</w:t>
-      </w:r>
-      <w:proofErr w:type="spellEnd"/>
-      <w:r>
-        <w:t xml:space="preserve"> </w:t>
-      </w:r>
-      <w:proofErr w:type="spellStart"/>
-      <w:r>
-        <w:t>sistem</w:t>
-      </w:r>
-      <w:proofErr w:type="spellEnd"/>
-      <w:r>
-        <w:t xml:space="preserve"> </w:t>
-      </w:r>
-      <w:proofErr w:type="spellStart"/>
-      <w:r>
-        <w:t>içi</w:t>
-      </w:r>
-      <w:proofErr w:type="spellEnd"/>
-      <w:r>
-        <w:t xml:space="preserve"> </w:t>
-      </w:r>
-      <w:proofErr w:type="spellStart"/>
-      <w:r>
-        <w:t>uyarılar</w:t>
-      </w:r>
-      <w:proofErr w:type="spellEnd"/>
-      <w:r>
-        <w:t>.</w:t>
-      </w:r>
-    </w:p>
-    <w:p>
-      <w:r>
-        <w:t xml:space="preserve">## 2. Front-End </w:t>
-      </w:r>
-      <w:proofErr w:type="spellStart"/>
-      <w:r>
-        <w:t>Teknolojileri</w:t>
-      </w:r>
-      <w:proofErr w:type="spellEnd"/>
-    </w:p>
-    <w:p>
-      <w:proofErr w:type="spellStart"/>
-      <w:r>
-        <w:t>Kullanıcı</w:t>
-      </w:r>
-      <w:proofErr w:type="spellEnd"/>
-      <w:r>
-        <w:t xml:space="preserve"> </w:t>
-      </w:r>
-      <w:proofErr w:type="spellStart"/>
-      <w:r>
-        <w:t>arayüzü</w:t>
-      </w:r>
-      <w:proofErr w:type="spellEnd"/>
-      <w:r>
-        <w:t xml:space="preserve"> "ERP </w:t>
-      </w:r>
-      <w:proofErr w:type="spellStart"/>
-      <w:r>
-        <w:t>hızı</w:t>
-      </w:r>
-      <w:proofErr w:type="spellEnd"/>
-      <w:r>
-        <w:t xml:space="preserve">" </w:t>
-      </w:r>
-      <w:proofErr w:type="spellStart"/>
-      <w:r>
-        <w:t>ve</w:t>
-      </w:r>
-      <w:proofErr w:type="spellEnd"/>
-      <w:r>
-        <w:t xml:space="preserve"> "Modern UI" </w:t>
-      </w:r>
-      <w:proofErr w:type="spellStart"/>
-      <w:r>
-        <w:t>dengesinde</w:t>
-      </w:r>
-      <w:proofErr w:type="spellEnd"/>
-      <w:r>
-        <w:t xml:space="preserve"> </w:t>
-      </w:r>
-      <w:proofErr w:type="spellStart"/>
-      <w:r>
-        <w:t>kurgulanmıştır</w:t>
-      </w:r>
-      <w:proofErr w:type="spellEnd"/>
-      <w:r>
-        <w:t>.</w:t>
-      </w:r>
-    </w:p>
-    <w:p>
-      <w:r>
-        <w:t xml:space="preserve"> * *</w:t>
-      </w:r>
-      <w:proofErr w:type="gramStart"/>
-      <w:r>
-        <w:t>Framework:*</w:t>
-      </w:r>
-      <w:proofErr w:type="gramEnd"/>
-      <w:r>
-        <w:t xml:space="preserve"> *Next.js 14+ (App Router)*. </w:t>
-      </w:r>
-      <w:proofErr w:type="spellStart"/>
-      <w:r>
-        <w:t>Sunucu</w:t>
-      </w:r>
-      <w:proofErr w:type="spellEnd"/>
-      <w:r>
-        <w:t xml:space="preserve"> </w:t>
-      </w:r>
-      <w:proofErr w:type="spellStart"/>
-      <w:r>
-        <w:t>taraflı</w:t>
-      </w:r>
-      <w:proofErr w:type="spellEnd"/>
-      <w:r>
-        <w:t xml:space="preserve"> render (SSR) </w:t>
-      </w:r>
-      <w:proofErr w:type="spellStart"/>
-      <w:r>
-        <w:t>ile</w:t>
-      </w:r>
-      <w:proofErr w:type="spellEnd"/>
-      <w:r>
-        <w:t xml:space="preserve"> </w:t>
-      </w:r>
-      <w:proofErr w:type="spellStart"/>
-      <w:r>
-        <w:t>hızlı</w:t>
-      </w:r>
-      <w:proofErr w:type="spellEnd"/>
-      <w:r>
-        <w:t xml:space="preserve"> </w:t>
-      </w:r>
-      <w:proofErr w:type="spellStart"/>
-      <w:r>
-        <w:t>açılış</w:t>
-      </w:r>
-      <w:proofErr w:type="spellEnd"/>
-      <w:r>
-        <w:t>.</w:t>
-      </w:r>
-    </w:p>
-    <w:p>
-      <w:r>
-        <w:t xml:space="preserve"> * *</w:t>
-      </w:r>
-      <w:proofErr w:type="gramStart"/>
-      <w:r>
-        <w:t>Styling:*</w:t>
-      </w:r>
-      <w:proofErr w:type="gramEnd"/>
-      <w:r>
-        <w:t xml:space="preserve"> *Tailwind CSS + </w:t>
-      </w:r>
-      <w:proofErr w:type="spellStart"/>
-      <w:r>
-        <w:t>Shadcn</w:t>
-      </w:r>
-      <w:proofErr w:type="spellEnd"/>
-      <w:r>
-        <w:t xml:space="preserve">/UI*. Responsive </w:t>
-      </w:r>
-      <w:proofErr w:type="spellStart"/>
-      <w:r>
-        <w:t>ve</w:t>
-      </w:r>
-      <w:proofErr w:type="spellEnd"/>
-      <w:r>
-        <w:t xml:space="preserve"> </w:t>
-      </w:r>
-      <w:proofErr w:type="spellStart"/>
-      <w:r>
-        <w:t>temiz</w:t>
-      </w:r>
-      <w:proofErr w:type="spellEnd"/>
-      <w:r>
-        <w:t xml:space="preserve"> </w:t>
-      </w:r>
-      <w:proofErr w:type="spellStart"/>
-      <w:r>
-        <w:t>kod</w:t>
-      </w:r>
-      <w:proofErr w:type="spellEnd"/>
-      <w:r>
-        <w:t xml:space="preserve"> </w:t>
-      </w:r>
-      <w:proofErr w:type="spellStart"/>
-      <w:r>
-        <w:t>yapısı</w:t>
-      </w:r>
-      <w:proofErr w:type="spellEnd"/>
-      <w:r>
-        <w:t>.</w:t>
-      </w:r>
-    </w:p>
-    <w:p>
-      <w:r>
-        <w:t xml:space="preserve"> * *State </w:t>
-      </w:r>
-      <w:proofErr w:type="gramStart"/>
-      <w:r>
-        <w:t>Management:*</w:t>
-      </w:r>
-      <w:proofErr w:type="gramEnd"/>
-      <w:r>
-        <w:t xml:space="preserve"> *</w:t>
-      </w:r>
-      <w:proofErr w:type="spellStart"/>
-      <w:r>
-        <w:t>TanStack</w:t>
-      </w:r>
-      <w:proofErr w:type="spellEnd"/>
-      <w:r>
-        <w:t xml:space="preserve"> Query (React Query)*. Veri </w:t>
-      </w:r>
-      <w:proofErr w:type="spellStart"/>
-      <w:r>
-        <w:t>önbellekleme</w:t>
-      </w:r>
-      <w:proofErr w:type="spellEnd"/>
-      <w:r>
-        <w:t xml:space="preserve"> </w:t>
-      </w:r>
-      <w:proofErr w:type="spellStart"/>
-      <w:r>
-        <w:t>ve</w:t>
-      </w:r>
-      <w:proofErr w:type="spellEnd"/>
-      <w:r>
-        <w:t xml:space="preserve"> </w:t>
-      </w:r>
-      <w:proofErr w:type="spellStart"/>
-      <w:r>
-        <w:t>senkronizasyon</w:t>
-      </w:r>
-      <w:proofErr w:type="spellEnd"/>
-      <w:r>
-        <w:t>.</w:t>
-      </w:r>
-    </w:p>
-    <w:p>
-      <w:r>
-        <w:t xml:space="preserve"> * *</w:t>
-      </w:r>
-      <w:proofErr w:type="gramStart"/>
-      <w:r>
-        <w:t>Validation:*</w:t>
-      </w:r>
-      <w:proofErr w:type="gramEnd"/>
-      <w:r>
-        <w:t xml:space="preserve"> *Zod*. (</w:t>
-      </w:r>
-      <w:proofErr w:type="spellStart"/>
-      <w:r>
-        <w:t>Örn</w:t>
-      </w:r>
-      <w:proofErr w:type="spellEnd"/>
-      <w:r>
-        <w:t xml:space="preserve">: FIN </w:t>
-      </w:r>
-      <w:proofErr w:type="spellStart"/>
-      <w:r>
-        <w:t>kodunun</w:t>
-      </w:r>
-      <w:proofErr w:type="spellEnd"/>
-      <w:r>
-        <w:t xml:space="preserve"> 7 </w:t>
-      </w:r>
-      <w:proofErr w:type="spellStart"/>
-      <w:r>
-        <w:t>hane</w:t>
-      </w:r>
-      <w:proofErr w:type="spellEnd"/>
-      <w:r>
-        <w:t xml:space="preserve"> </w:t>
-      </w:r>
-      <w:proofErr w:type="spellStart"/>
-      <w:r>
-        <w:t>zorunluluğu</w:t>
-      </w:r>
-      <w:proofErr w:type="spellEnd"/>
-      <w:r>
-        <w:t>).</w:t>
-      </w:r>
-    </w:p>
-    <w:p>
-      <w:r>
-        <w:t xml:space="preserve">## 3. </w:t>
-      </w:r>
-      <w:proofErr w:type="spellStart"/>
-      <w:r>
-        <w:t>Akıllı</w:t>
-      </w:r>
-      <w:proofErr w:type="spellEnd"/>
-      <w:r>
-        <w:t xml:space="preserve"> Veri </w:t>
-      </w:r>
-      <w:proofErr w:type="spellStart"/>
-      <w:r>
-        <w:t>ve</w:t>
-      </w:r>
-      <w:proofErr w:type="spellEnd"/>
-      <w:r>
-        <w:t xml:space="preserve"> </w:t>
-      </w:r>
-      <w:proofErr w:type="spellStart"/>
-      <w:r>
-        <w:t>Dosya</w:t>
-      </w:r>
-      <w:proofErr w:type="spellEnd"/>
-      <w:r>
-        <w:t xml:space="preserve"> </w:t>
-      </w:r>
-      <w:proofErr w:type="spellStart"/>
-      <w:r>
-        <w:t>Yönetimi</w:t>
-      </w:r>
-      <w:proofErr w:type="spellEnd"/>
-      <w:r>
-        <w:t xml:space="preserve"> (Hybrid Model)</w:t>
-      </w:r>
-    </w:p>
-    <w:p>
-      <w:proofErr w:type="spellStart"/>
-      <w:r>
-        <w:t>Depolama</w:t>
-      </w:r>
-      <w:proofErr w:type="spellEnd"/>
-      <w:r>
-        <w:t xml:space="preserve"> </w:t>
-      </w:r>
-      <w:proofErr w:type="spellStart"/>
-      <w:r>
-        <w:t>maliyetini</w:t>
-      </w:r>
-      <w:proofErr w:type="spellEnd"/>
-      <w:r>
-        <w:t xml:space="preserve"> </w:t>
-      </w:r>
-      <w:proofErr w:type="spellStart"/>
-      <w:r>
-        <w:t>düşüren</w:t>
-      </w:r>
-      <w:proofErr w:type="spellEnd"/>
-      <w:r>
-        <w:t xml:space="preserve"> ama </w:t>
-      </w:r>
-      <w:proofErr w:type="spellStart"/>
-      <w:r>
-        <w:t>veri</w:t>
-      </w:r>
-      <w:proofErr w:type="spellEnd"/>
-      <w:r>
-        <w:t xml:space="preserve"> </w:t>
-      </w:r>
-      <w:proofErr w:type="spellStart"/>
-      <w:r>
-        <w:t>güvenliğini</w:t>
-      </w:r>
-      <w:proofErr w:type="spellEnd"/>
-      <w:r>
-        <w:t xml:space="preserve"> </w:t>
-      </w:r>
-      <w:proofErr w:type="spellStart"/>
-      <w:r>
-        <w:t>koruyan</w:t>
-      </w:r>
-      <w:proofErr w:type="spellEnd"/>
-      <w:r>
-        <w:t xml:space="preserve"> </w:t>
-      </w:r>
-      <w:proofErr w:type="spellStart"/>
-      <w:r>
-        <w:t>en</w:t>
-      </w:r>
-      <w:proofErr w:type="spellEnd"/>
-      <w:r>
-        <w:t xml:space="preserve"> </w:t>
-      </w:r>
-      <w:proofErr w:type="spellStart"/>
-      <w:r>
-        <w:t>kritik</w:t>
-      </w:r>
-      <w:proofErr w:type="spellEnd"/>
-      <w:r>
-        <w:t xml:space="preserve"> </w:t>
-      </w:r>
-      <w:proofErr w:type="spellStart"/>
-      <w:r>
-        <w:t>katman</w:t>
-      </w:r>
-      <w:proofErr w:type="spellEnd"/>
-      <w:r>
-        <w:t>.</w:t>
-      </w:r>
-    </w:p>
-    <w:p>
-      <w:r>
-        <w:t xml:space="preserve">### A. </w:t>
-      </w:r>
-      <w:proofErr w:type="spellStart"/>
-      <w:r>
-        <w:t>Dosya</w:t>
-      </w:r>
-      <w:proofErr w:type="spellEnd"/>
-      <w:r>
-        <w:t xml:space="preserve"> </w:t>
-      </w:r>
-      <w:proofErr w:type="spellStart"/>
-      <w:r>
-        <w:t>Türü</w:t>
-      </w:r>
-      <w:proofErr w:type="spellEnd"/>
-      <w:r>
-        <w:t xml:space="preserve"> </w:t>
-      </w:r>
-      <w:proofErr w:type="spellStart"/>
-      <w:r>
-        <w:t>Hiyerarşisi</w:t>
-      </w:r>
-      <w:proofErr w:type="spellEnd"/>
-      <w:r>
-        <w:t xml:space="preserve"> (Dropdown </w:t>
-      </w:r>
-      <w:proofErr w:type="spellStart"/>
-      <w:r>
-        <w:t>Seçimli</w:t>
-      </w:r>
-      <w:proofErr w:type="spellEnd"/>
-      <w:r>
-        <w:t>):</w:t>
-      </w:r>
-    </w:p>
-    <w:p>
-      <w:r>
-        <w:t xml:space="preserve"> 1. *Standard File (</w:t>
-      </w:r>
-      <w:proofErr w:type="spellStart"/>
-      <w:r>
-        <w:t>Ödev</w:t>
-      </w:r>
-      <w:proofErr w:type="spellEnd"/>
-      <w:r>
-        <w:t xml:space="preserve">, Event, </w:t>
-      </w:r>
-      <w:proofErr w:type="spellStart"/>
-      <w:r>
-        <w:t>Materyal</w:t>
-      </w:r>
-      <w:proofErr w:type="spellEnd"/>
-      <w:proofErr w:type="gramStart"/>
-      <w:r>
-        <w:t>):*</w:t>
-      </w:r>
-      <w:proofErr w:type="gramEnd"/>
-    </w:p>
-    <w:p>
-      <w:r>
-        <w:t xml:space="preserve">   * *</w:t>
-      </w:r>
-      <w:proofErr w:type="spellStart"/>
-      <w:proofErr w:type="gramStart"/>
-      <w:r>
-        <w:t>İşlem</w:t>
-      </w:r>
-      <w:proofErr w:type="spellEnd"/>
-      <w:r>
-        <w:t>:*</w:t>
-      </w:r>
-      <w:proofErr w:type="gramEnd"/>
-      <w:r>
-        <w:t xml:space="preserve"> Go </w:t>
-      </w:r>
-      <w:proofErr w:type="spellStart"/>
-      <w:r>
-        <w:t>arka</w:t>
-      </w:r>
-      <w:proofErr w:type="spellEnd"/>
-      <w:r>
-        <w:t xml:space="preserve"> </w:t>
-      </w:r>
-      <w:proofErr w:type="spellStart"/>
-      <w:r>
-        <w:t>planında</w:t>
-      </w:r>
-      <w:proofErr w:type="spellEnd"/>
-      <w:r>
-        <w:t xml:space="preserve"> *Lossy Optimization* (</w:t>
-      </w:r>
-      <w:proofErr w:type="spellStart"/>
-      <w:r>
-        <w:t>Metin</w:t>
-      </w:r>
-      <w:proofErr w:type="spellEnd"/>
-      <w:r>
-        <w:t xml:space="preserve"> </w:t>
-      </w:r>
-      <w:proofErr w:type="spellStart"/>
-      <w:r>
-        <w:t>netliğini</w:t>
-      </w:r>
-      <w:proofErr w:type="spellEnd"/>
-      <w:r>
-        <w:t xml:space="preserve"> </w:t>
-      </w:r>
-      <w:proofErr w:type="spellStart"/>
-      <w:r>
-        <w:t>bozmadan</w:t>
-      </w:r>
-      <w:proofErr w:type="spellEnd"/>
-      <w:r>
-        <w:t xml:space="preserve"> metadata </w:t>
-      </w:r>
-      <w:proofErr w:type="spellStart"/>
-      <w:r>
-        <w:t>temizliği</w:t>
-      </w:r>
-      <w:proofErr w:type="spellEnd"/>
-      <w:r>
-        <w:t xml:space="preserve"> </w:t>
-      </w:r>
-      <w:proofErr w:type="spellStart"/>
-      <w:r>
-        <w:t>ve</w:t>
-      </w:r>
-      <w:proofErr w:type="spellEnd"/>
-      <w:r>
-        <w:t xml:space="preserve"> font </w:t>
-      </w:r>
-      <w:proofErr w:type="spellStart"/>
-      <w:r>
-        <w:t>optimizasyonu</w:t>
-      </w:r>
-      <w:proofErr w:type="spellEnd"/>
-      <w:r>
-        <w:t>).</w:t>
-      </w:r>
-    </w:p>
-    <w:p>
-      <w:r>
-        <w:t xml:space="preserve">   * *</w:t>
-      </w:r>
-      <w:proofErr w:type="spellStart"/>
-      <w:proofErr w:type="gramStart"/>
-      <w:r>
-        <w:t>Tasarruf</w:t>
-      </w:r>
-      <w:proofErr w:type="spellEnd"/>
-      <w:r>
-        <w:t>:*</w:t>
-      </w:r>
-      <w:proofErr w:type="gramEnd"/>
-      <w:r>
-        <w:t xml:space="preserve"> </w:t>
-      </w:r>
-      <w:proofErr w:type="spellStart"/>
-      <w:r>
-        <w:t>Ortalama</w:t>
-      </w:r>
-      <w:proofErr w:type="spellEnd"/>
-      <w:r>
-        <w:t xml:space="preserve"> %70.</w:t>
-      </w:r>
-    </w:p>
-    <w:p>
-      <w:r>
-        <w:t xml:space="preserve">   * *</w:t>
-      </w:r>
-      <w:proofErr w:type="spellStart"/>
-      <w:proofErr w:type="gramStart"/>
-      <w:r>
-        <w:t>İndirme</w:t>
-      </w:r>
-      <w:proofErr w:type="spellEnd"/>
-      <w:r>
-        <w:t>:*</w:t>
-      </w:r>
-      <w:proofErr w:type="gramEnd"/>
-      <w:r>
-        <w:t xml:space="preserve"> </w:t>
-      </w:r>
-      <w:proofErr w:type="spellStart"/>
-      <w:r>
-        <w:t>Orijinal</w:t>
-      </w:r>
-      <w:proofErr w:type="spellEnd"/>
-      <w:r>
-        <w:t xml:space="preserve"> </w:t>
-      </w:r>
-      <w:proofErr w:type="spellStart"/>
-      <w:r>
-        <w:t>formatta</w:t>
-      </w:r>
-      <w:proofErr w:type="spellEnd"/>
-      <w:r>
-        <w:t xml:space="preserve"> (PDF/JPG) ama </w:t>
-      </w:r>
-      <w:proofErr w:type="spellStart"/>
-      <w:r>
-        <w:t>hafifletilmiş</w:t>
-      </w:r>
-      <w:proofErr w:type="spellEnd"/>
-      <w:r>
-        <w:t xml:space="preserve"> </w:t>
-      </w:r>
-      <w:proofErr w:type="spellStart"/>
-      <w:r>
-        <w:t>boyutta</w:t>
-      </w:r>
-      <w:proofErr w:type="spellEnd"/>
-      <w:r>
-        <w:t>.</w:t>
-      </w:r>
-    </w:p>
-    <w:p>
-      <w:r>
-        <w:t xml:space="preserve"> 2. *Special File (</w:t>
-      </w:r>
-      <w:proofErr w:type="spellStart"/>
-      <w:r>
-        <w:t>Pasaport</w:t>
-      </w:r>
-      <w:proofErr w:type="spellEnd"/>
-      <w:r>
-        <w:t xml:space="preserve">, Diploma, </w:t>
-      </w:r>
-      <w:proofErr w:type="spellStart"/>
-      <w:r>
-        <w:t>Fotoğraf</w:t>
-      </w:r>
-      <w:proofErr w:type="spellEnd"/>
-      <w:proofErr w:type="gramStart"/>
-      <w:r>
-        <w:t>):*</w:t>
-      </w:r>
-      <w:proofErr w:type="gramEnd"/>
-    </w:p>
-    <w:p>
-      <w:r>
-        <w:t xml:space="preserve">   * *</w:t>
-      </w:r>
-      <w:proofErr w:type="spellStart"/>
-      <w:proofErr w:type="gramStart"/>
-      <w:r>
-        <w:t>İşlem</w:t>
-      </w:r>
-      <w:proofErr w:type="spellEnd"/>
-      <w:r>
-        <w:t>:*</w:t>
-      </w:r>
-      <w:proofErr w:type="gramEnd"/>
-      <w:r>
-        <w:t xml:space="preserve"> *Transparent Lossless Compression*. </w:t>
-      </w:r>
-      <w:proofErr w:type="spellStart"/>
-      <w:r>
-        <w:t>Piksellere</w:t>
-      </w:r>
-      <w:proofErr w:type="spellEnd"/>
-      <w:r>
-        <w:t xml:space="preserve"> </w:t>
-      </w:r>
-      <w:proofErr w:type="spellStart"/>
-      <w:r>
-        <w:t>veya</w:t>
-      </w:r>
-      <w:proofErr w:type="spellEnd"/>
-      <w:r>
-        <w:t xml:space="preserve"> </w:t>
-      </w:r>
-      <w:proofErr w:type="spellStart"/>
-      <w:r>
-        <w:t>dijital</w:t>
-      </w:r>
-      <w:proofErr w:type="spellEnd"/>
-      <w:r>
-        <w:t xml:space="preserve"> </w:t>
-      </w:r>
-      <w:proofErr w:type="spellStart"/>
-      <w:r>
-        <w:t>imzaya</w:t>
-      </w:r>
-      <w:proofErr w:type="spellEnd"/>
-      <w:r>
-        <w:t xml:space="preserve"> </w:t>
-      </w:r>
-      <w:proofErr w:type="spellStart"/>
-      <w:r>
-        <w:t>asla</w:t>
-      </w:r>
-      <w:proofErr w:type="spellEnd"/>
-      <w:r>
-        <w:t xml:space="preserve"> </w:t>
-      </w:r>
-      <w:proofErr w:type="spellStart"/>
-      <w:r>
-        <w:t>dokunulmaz</w:t>
-      </w:r>
-      <w:proofErr w:type="spellEnd"/>
-      <w:r>
-        <w:t>.</w:t>
-      </w:r>
-    </w:p>
-    <w:p>
-      <w:r>
-        <w:t xml:space="preserve">   * *</w:t>
-      </w:r>
-      <w:proofErr w:type="spellStart"/>
-      <w:proofErr w:type="gramStart"/>
-      <w:r>
-        <w:t>Güvenlik</w:t>
-      </w:r>
-      <w:proofErr w:type="spellEnd"/>
-      <w:r>
-        <w:t>:*</w:t>
-      </w:r>
-      <w:proofErr w:type="gramEnd"/>
-      <w:r>
-        <w:t xml:space="preserve"> </w:t>
-      </w:r>
-      <w:proofErr w:type="spellStart"/>
-      <w:r>
-        <w:t>Dosya</w:t>
-      </w:r>
-      <w:proofErr w:type="spellEnd"/>
-      <w:r>
-        <w:t xml:space="preserve"> </w:t>
-      </w:r>
-      <w:proofErr w:type="spellStart"/>
-      <w:r>
-        <w:t>sistem</w:t>
-      </w:r>
-      <w:proofErr w:type="spellEnd"/>
-      <w:r>
-        <w:t xml:space="preserve"> </w:t>
-      </w:r>
-      <w:proofErr w:type="spellStart"/>
-      <w:r>
-        <w:t>seviyesinde</w:t>
-      </w:r>
-      <w:proofErr w:type="spellEnd"/>
-      <w:r>
-        <w:t xml:space="preserve"> (ZFS/</w:t>
-      </w:r>
-      <w:proofErr w:type="spellStart"/>
-      <w:r>
-        <w:t>Btrfs</w:t>
-      </w:r>
-      <w:proofErr w:type="spellEnd"/>
-      <w:r>
-        <w:t xml:space="preserve">) </w:t>
-      </w:r>
-      <w:proofErr w:type="spellStart"/>
-      <w:r>
-        <w:t>sıkışır</w:t>
-      </w:r>
-      <w:proofErr w:type="spellEnd"/>
-      <w:r>
-        <w:t>.</w:t>
-      </w:r>
-    </w:p>
-    <w:p>
-      <w:r>
-        <w:t xml:space="preserve">   * *</w:t>
-      </w:r>
-      <w:proofErr w:type="spellStart"/>
-      <w:proofErr w:type="gramStart"/>
-      <w:r>
-        <w:t>İndirme</w:t>
-      </w:r>
-      <w:proofErr w:type="spellEnd"/>
-      <w:r>
-        <w:t>:*</w:t>
-      </w:r>
-      <w:proofErr w:type="gramEnd"/>
-      <w:r>
-        <w:t xml:space="preserve"> </w:t>
-      </w:r>
-      <w:proofErr w:type="spellStart"/>
-      <w:r>
-        <w:t>Yüklendiği</w:t>
-      </w:r>
-      <w:proofErr w:type="spellEnd"/>
-      <w:r>
-        <w:t xml:space="preserve"> </w:t>
-      </w:r>
-      <w:proofErr w:type="spellStart"/>
-      <w:r>
-        <w:t>andaki</w:t>
-      </w:r>
-      <w:proofErr w:type="spellEnd"/>
-      <w:r>
-        <w:t xml:space="preserve"> *Hash </w:t>
-      </w:r>
-      <w:proofErr w:type="spellStart"/>
-      <w:r>
-        <w:t>değeri</w:t>
-      </w:r>
-      <w:proofErr w:type="spellEnd"/>
-      <w:r>
-        <w:t xml:space="preserve"> </w:t>
-      </w:r>
-      <w:proofErr w:type="spellStart"/>
-      <w:r>
-        <w:t>ve</w:t>
-      </w:r>
-      <w:proofErr w:type="spellEnd"/>
-      <w:r>
-        <w:t xml:space="preserve"> </w:t>
-      </w:r>
-      <w:proofErr w:type="spellStart"/>
-      <w:r>
-        <w:t>boyutuyla</w:t>
-      </w:r>
-      <w:proofErr w:type="spellEnd"/>
-      <w:r>
-        <w:t xml:space="preserve"> </w:t>
-      </w:r>
-      <w:proofErr w:type="spellStart"/>
-      <w:r>
-        <w:t>birebir</w:t>
-      </w:r>
-      <w:proofErr w:type="spellEnd"/>
-      <w:r>
-        <w:t xml:space="preserve"> </w:t>
-      </w:r>
-      <w:proofErr w:type="spellStart"/>
-      <w:r>
-        <w:t>aynı</w:t>
-      </w:r>
-      <w:proofErr w:type="spellEnd"/>
-      <w:r>
-        <w:t>* (</w:t>
-      </w:r>
-      <w:proofErr w:type="spellStart"/>
-      <w:r>
-        <w:t>Orijinal</w:t>
-      </w:r>
-      <w:proofErr w:type="spellEnd"/>
-      <w:r>
-        <w:t>).</w:t>
-      </w:r>
-    </w:p>
-    <w:p>
-      <w:r>
-        <w:t xml:space="preserve">### B. </w:t>
-      </w:r>
-      <w:proofErr w:type="spellStart"/>
-      <w:r>
-        <w:t>Depolama</w:t>
-      </w:r>
-      <w:proofErr w:type="spellEnd"/>
-      <w:r>
-        <w:t xml:space="preserve"> </w:t>
-      </w:r>
-      <w:proofErr w:type="spellStart"/>
-      <w:r>
-        <w:t>Stratejisi</w:t>
-      </w:r>
-      <w:proofErr w:type="spellEnd"/>
-      <w:r>
-        <w:t>:</w:t>
-      </w:r>
-    </w:p>
-    <w:p>
-      <w:r>
-        <w:t xml:space="preserve"> * *Self-Hosted S</w:t>
-      </w:r>
-      <w:proofErr w:type="gramStart"/>
-      <w:r>
-        <w:t>3:*</w:t>
-      </w:r>
-      <w:proofErr w:type="gramEnd"/>
-      <w:r>
-        <w:t xml:space="preserve"> *</w:t>
-      </w:r>
-      <w:proofErr w:type="spellStart"/>
-      <w:r>
-        <w:t>MinIO</w:t>
-      </w:r>
-      <w:proofErr w:type="spellEnd"/>
-      <w:r>
-        <w:t xml:space="preserve">*. (Cloud </w:t>
-      </w:r>
-      <w:proofErr w:type="spellStart"/>
-      <w:r>
-        <w:t>maliyetinden</w:t>
-      </w:r>
-      <w:proofErr w:type="spellEnd"/>
-      <w:r>
-        <w:t xml:space="preserve"> </w:t>
-      </w:r>
-      <w:proofErr w:type="spellStart"/>
-      <w:r>
-        <w:t>kaçınmak</w:t>
-      </w:r>
-      <w:proofErr w:type="spellEnd"/>
-      <w:r>
-        <w:t xml:space="preserve"> </w:t>
-      </w:r>
-      <w:proofErr w:type="spellStart"/>
-      <w:r>
-        <w:t>için</w:t>
-      </w:r>
-      <w:proofErr w:type="spellEnd"/>
-      <w:r>
-        <w:t xml:space="preserve"> </w:t>
-      </w:r>
-      <w:proofErr w:type="spellStart"/>
-      <w:r>
-        <w:t>kendi</w:t>
-      </w:r>
-      <w:proofErr w:type="spellEnd"/>
-      <w:r>
-        <w:t xml:space="preserve"> </w:t>
-      </w:r>
-      <w:proofErr w:type="spellStart"/>
-      <w:r>
-        <w:t>sunucumuza</w:t>
-      </w:r>
-      <w:proofErr w:type="spellEnd"/>
-      <w:r>
-        <w:t xml:space="preserve"> </w:t>
-      </w:r>
-      <w:proofErr w:type="spellStart"/>
-      <w:r>
-        <w:t>kurulan</w:t>
-      </w:r>
-      <w:proofErr w:type="spellEnd"/>
-      <w:r>
-        <w:t xml:space="preserve"> </w:t>
-      </w:r>
-      <w:proofErr w:type="spellStart"/>
-      <w:r>
-        <w:t>depolama</w:t>
-      </w:r>
-      <w:proofErr w:type="spellEnd"/>
-      <w:r>
-        <w:t xml:space="preserve"> </w:t>
-      </w:r>
-      <w:proofErr w:type="spellStart"/>
-      <w:r>
-        <w:t>yazılımı</w:t>
-      </w:r>
-      <w:proofErr w:type="spellEnd"/>
-      <w:r>
-        <w:t>).</w:t>
-      </w:r>
-    </w:p>
-    <w:p>
-      <w:r>
-        <w:t xml:space="preserve"> * *Retention (</w:t>
-      </w:r>
-      <w:proofErr w:type="spellStart"/>
-      <w:r>
-        <w:t>Saklama</w:t>
-      </w:r>
-      <w:proofErr w:type="spellEnd"/>
-      <w:proofErr w:type="gramStart"/>
-      <w:r>
-        <w:t>):*</w:t>
-      </w:r>
-      <w:proofErr w:type="gramEnd"/>
-    </w:p>
-    <w:p>
-      <w:r>
-        <w:t xml:space="preserve">   * </w:t>
-      </w:r>
-      <w:proofErr w:type="spellStart"/>
-      <w:r>
-        <w:t>Kalıcı</w:t>
-      </w:r>
-      <w:proofErr w:type="spellEnd"/>
-      <w:r>
-        <w:t xml:space="preserve"> </w:t>
-      </w:r>
-      <w:proofErr w:type="spellStart"/>
-      <w:r>
-        <w:t>işaretlenmeyen</w:t>
-      </w:r>
-      <w:proofErr w:type="spellEnd"/>
-      <w:r>
-        <w:t xml:space="preserve"> </w:t>
-      </w:r>
-      <w:proofErr w:type="spellStart"/>
-      <w:r>
-        <w:t>dosyalar</w:t>
-      </w:r>
-      <w:proofErr w:type="spellEnd"/>
-      <w:r>
-        <w:t xml:space="preserve"> 3 ay </w:t>
-      </w:r>
-      <w:proofErr w:type="spellStart"/>
-      <w:r>
-        <w:t>sonra</w:t>
-      </w:r>
-      <w:proofErr w:type="spellEnd"/>
-      <w:r>
-        <w:t xml:space="preserve"> </w:t>
-      </w:r>
-      <w:proofErr w:type="spellStart"/>
-      <w:r>
-        <w:t>otomatik</w:t>
-      </w:r>
-      <w:proofErr w:type="spellEnd"/>
-      <w:r>
-        <w:t xml:space="preserve"> </w:t>
-      </w:r>
-      <w:proofErr w:type="spellStart"/>
-      <w:r>
-        <w:t>silinir</w:t>
-      </w:r>
-      <w:proofErr w:type="spellEnd"/>
-      <w:r>
-        <w:t>.</w:t>
-      </w:r>
-    </w:p>
-    <w:p>
-      <w:r>
-        <w:t xml:space="preserve">   * </w:t>
-      </w:r>
-      <w:proofErr w:type="spellStart"/>
-      <w:r>
-        <w:t>Silinmeden</w:t>
-      </w:r>
-      <w:proofErr w:type="spellEnd"/>
-      <w:r>
-        <w:t xml:space="preserve"> 7 </w:t>
-      </w:r>
-      <w:proofErr w:type="spellStart"/>
-      <w:r>
-        <w:t>gün</w:t>
-      </w:r>
-      <w:proofErr w:type="spellEnd"/>
-      <w:r>
-        <w:t xml:space="preserve"> </w:t>
-      </w:r>
-      <w:proofErr w:type="spellStart"/>
-      <w:r>
-        <w:t>önce</w:t>
-      </w:r>
-      <w:proofErr w:type="spellEnd"/>
-      <w:r>
-        <w:t xml:space="preserve"> </w:t>
-      </w:r>
-      <w:proofErr w:type="spellStart"/>
-      <w:r>
-        <w:t>ilgili</w:t>
-      </w:r>
-      <w:proofErr w:type="spellEnd"/>
-      <w:r>
-        <w:t xml:space="preserve"> </w:t>
-      </w:r>
-      <w:proofErr w:type="spellStart"/>
-      <w:r>
-        <w:t>kişiye</w:t>
-      </w:r>
-      <w:proofErr w:type="spellEnd"/>
-      <w:r>
-        <w:t xml:space="preserve"> </w:t>
-      </w:r>
-      <w:proofErr w:type="spellStart"/>
-      <w:r>
-        <w:t>bildirim</w:t>
-      </w:r>
-      <w:proofErr w:type="spellEnd"/>
-      <w:r>
-        <w:t xml:space="preserve"> </w:t>
-      </w:r>
-      <w:proofErr w:type="spellStart"/>
-      <w:r>
-        <w:t>gider</w:t>
-      </w:r>
-      <w:proofErr w:type="spellEnd"/>
-      <w:r>
-        <w:t>.</w:t>
-      </w:r>
-    </w:p>
-    <w:p>
-      <w:r>
-        <w:t xml:space="preserve"> * *Link </w:t>
-      </w:r>
-      <w:proofErr w:type="spellStart"/>
-      <w:proofErr w:type="gramStart"/>
-      <w:r>
-        <w:t>Paylaşımı</w:t>
-      </w:r>
-      <w:proofErr w:type="spellEnd"/>
-      <w:r>
-        <w:t>:*</w:t>
-      </w:r>
-      <w:proofErr w:type="gramEnd"/>
-      <w:r>
-        <w:t xml:space="preserve"> Google Drive/OneDrive </w:t>
-      </w:r>
-      <w:proofErr w:type="spellStart"/>
-      <w:r>
-        <w:t>linkleri</w:t>
-      </w:r>
-      <w:proofErr w:type="spellEnd"/>
-      <w:r>
-        <w:t xml:space="preserve"> </w:t>
-      </w:r>
-      <w:proofErr w:type="spellStart"/>
-      <w:r>
-        <w:t>desteklenir</w:t>
-      </w:r>
-      <w:proofErr w:type="spellEnd"/>
-      <w:r>
-        <w:t xml:space="preserve"> (0 Byte </w:t>
-      </w:r>
-      <w:proofErr w:type="spellStart"/>
-      <w:r>
-        <w:t>yer</w:t>
-      </w:r>
-      <w:proofErr w:type="spellEnd"/>
-      <w:r>
-        <w:t xml:space="preserve"> </w:t>
-      </w:r>
-      <w:proofErr w:type="spellStart"/>
-      <w:r>
-        <w:t>kaplar</w:t>
-      </w:r>
-      <w:proofErr w:type="spellEnd"/>
-      <w:r>
-        <w:t>).</w:t>
-      </w:r>
-    </w:p>
-    <w:p>
-      <w:r>
-        <w:lastRenderedPageBreak/>
-        <w:t xml:space="preserve">## 4. </w:t>
-      </w:r>
-      <w:proofErr w:type="spellStart"/>
-      <w:r>
-        <w:t>Dinamik</w:t>
-      </w:r>
-      <w:proofErr w:type="spellEnd"/>
-      <w:r>
-        <w:t xml:space="preserve"> </w:t>
-      </w:r>
-      <w:proofErr w:type="spellStart"/>
-      <w:r>
-        <w:t>Maaş</w:t>
-      </w:r>
-      <w:proofErr w:type="spellEnd"/>
-      <w:r>
-        <w:t xml:space="preserve"> </w:t>
-      </w:r>
-      <w:proofErr w:type="spellStart"/>
-      <w:r>
-        <w:t>ve</w:t>
-      </w:r>
-      <w:proofErr w:type="spellEnd"/>
-      <w:r>
-        <w:t xml:space="preserve"> </w:t>
-      </w:r>
-      <w:proofErr w:type="spellStart"/>
-      <w:r>
-        <w:t>Finans</w:t>
-      </w:r>
-      <w:proofErr w:type="spellEnd"/>
-      <w:r>
-        <w:t xml:space="preserve"> </w:t>
-      </w:r>
-      <w:proofErr w:type="spellStart"/>
-      <w:r>
-        <w:t>Motoru</w:t>
-      </w:r>
-      <w:proofErr w:type="spellEnd"/>
-    </w:p>
-    <w:p>
-      <w:proofErr w:type="spellStart"/>
-      <w:r>
-        <w:t>Sistem</w:t>
-      </w:r>
-      <w:proofErr w:type="spellEnd"/>
-      <w:r>
-        <w:t xml:space="preserve"> </w:t>
-      </w:r>
-      <w:proofErr w:type="spellStart"/>
-      <w:r>
-        <w:t>üzerindeki</w:t>
-      </w:r>
-      <w:proofErr w:type="spellEnd"/>
-      <w:r>
-        <w:t xml:space="preserve"> </w:t>
-      </w:r>
-      <w:proofErr w:type="spellStart"/>
-      <w:r>
-        <w:t>yükü</w:t>
-      </w:r>
-      <w:proofErr w:type="spellEnd"/>
-      <w:r>
-        <w:t xml:space="preserve"> </w:t>
-      </w:r>
-      <w:proofErr w:type="spellStart"/>
-      <w:r>
-        <w:t>azaltan</w:t>
-      </w:r>
-      <w:proofErr w:type="spellEnd"/>
-      <w:r>
-        <w:t xml:space="preserve"> *Event-Driven* </w:t>
-      </w:r>
-      <w:proofErr w:type="spellStart"/>
-      <w:r>
-        <w:t>hesaplama</w:t>
-      </w:r>
-      <w:proofErr w:type="spellEnd"/>
-      <w:r>
-        <w:t xml:space="preserve"> </w:t>
-      </w:r>
-      <w:proofErr w:type="spellStart"/>
-      <w:r>
-        <w:t>mantığı</w:t>
-      </w:r>
-      <w:proofErr w:type="spellEnd"/>
-      <w:r>
-        <w:t>.</w:t>
-      </w:r>
-    </w:p>
-    <w:p>
-      <w:r>
-        <w:t xml:space="preserve"> * *</w:t>
-      </w:r>
-      <w:proofErr w:type="spellStart"/>
-      <w:proofErr w:type="gramStart"/>
-      <w:r>
-        <w:t>Tetikleyici</w:t>
-      </w:r>
-      <w:proofErr w:type="spellEnd"/>
-      <w:r>
-        <w:t>:*</w:t>
-      </w:r>
-      <w:proofErr w:type="gramEnd"/>
-      <w:r>
-        <w:t xml:space="preserve"> </w:t>
-      </w:r>
-      <w:proofErr w:type="spellStart"/>
-      <w:r>
-        <w:t>Öğrenci</w:t>
-      </w:r>
-      <w:proofErr w:type="spellEnd"/>
-      <w:r>
-        <w:t xml:space="preserve"> </w:t>
-      </w:r>
-      <w:proofErr w:type="spellStart"/>
-      <w:r>
-        <w:t>transferi</w:t>
-      </w:r>
-      <w:proofErr w:type="spellEnd"/>
-      <w:r>
-        <w:t xml:space="preserve"> (Swap), yeni </w:t>
-      </w:r>
-      <w:proofErr w:type="spellStart"/>
-      <w:r>
-        <w:t>kayıt</w:t>
-      </w:r>
-      <w:proofErr w:type="spellEnd"/>
-      <w:r>
-        <w:t xml:space="preserve"> </w:t>
-      </w:r>
-      <w:proofErr w:type="spellStart"/>
-      <w:r>
-        <w:t>veya</w:t>
-      </w:r>
-      <w:proofErr w:type="spellEnd"/>
-      <w:r>
-        <w:t xml:space="preserve"> </w:t>
-      </w:r>
-      <w:proofErr w:type="spellStart"/>
-      <w:r>
-        <w:t>ayrılma</w:t>
-      </w:r>
-      <w:proofErr w:type="spellEnd"/>
-      <w:r>
-        <w:t xml:space="preserve"> </w:t>
-      </w:r>
-      <w:proofErr w:type="spellStart"/>
-      <w:r>
-        <w:t>işlemi</w:t>
-      </w:r>
-      <w:proofErr w:type="spellEnd"/>
-      <w:r>
-        <w:t>.</w:t>
-      </w:r>
-    </w:p>
-    <w:p>
-      <w:r>
-        <w:t xml:space="preserve"> * *</w:t>
-      </w:r>
-      <w:proofErr w:type="spellStart"/>
-      <w:proofErr w:type="gramStart"/>
-      <w:r>
-        <w:t>Hesaplama</w:t>
-      </w:r>
-      <w:proofErr w:type="spellEnd"/>
-      <w:r>
-        <w:t>:*</w:t>
-      </w:r>
-      <w:proofErr w:type="gramEnd"/>
-      <w:r>
-        <w:t xml:space="preserve"> </w:t>
-      </w:r>
-      <w:proofErr w:type="spellStart"/>
-      <w:r>
-        <w:t>Sadece</w:t>
-      </w:r>
-      <w:proofErr w:type="spellEnd"/>
-      <w:r>
-        <w:t xml:space="preserve"> </w:t>
-      </w:r>
-      <w:proofErr w:type="spellStart"/>
-      <w:r>
-        <w:t>değişikliğin</w:t>
-      </w:r>
-      <w:proofErr w:type="spellEnd"/>
-      <w:r>
-        <w:t xml:space="preserve"> </w:t>
-      </w:r>
-      <w:proofErr w:type="spellStart"/>
-      <w:r>
-        <w:t>etkilediği</w:t>
-      </w:r>
-      <w:proofErr w:type="spellEnd"/>
-      <w:r>
-        <w:t xml:space="preserve"> </w:t>
-      </w:r>
-      <w:proofErr w:type="spellStart"/>
-      <w:r>
-        <w:t>öğretmenler</w:t>
-      </w:r>
-      <w:proofErr w:type="spellEnd"/>
-      <w:r>
-        <w:t xml:space="preserve"> </w:t>
-      </w:r>
-      <w:proofErr w:type="spellStart"/>
-      <w:r>
-        <w:t>için</w:t>
-      </w:r>
-      <w:proofErr w:type="spellEnd"/>
-      <w:r>
-        <w:t xml:space="preserve"> o </w:t>
-      </w:r>
-      <w:proofErr w:type="spellStart"/>
-      <w:r>
-        <w:t>saniye</w:t>
-      </w:r>
-      <w:proofErr w:type="spellEnd"/>
-      <w:r>
-        <w:t xml:space="preserve"> </w:t>
-      </w:r>
-      <w:proofErr w:type="spellStart"/>
-      <w:r>
-        <w:t>yapılır</w:t>
-      </w:r>
-      <w:proofErr w:type="spellEnd"/>
-      <w:r>
-        <w:t>.</w:t>
-      </w:r>
-    </w:p>
-    <w:p>
-      <w:r>
-        <w:t xml:space="preserve"> * *</w:t>
-      </w:r>
-      <w:proofErr w:type="gramStart"/>
-      <w:r>
-        <w:t>Caching:*</w:t>
-      </w:r>
-      <w:proofErr w:type="gramEnd"/>
-      <w:r>
-        <w:t xml:space="preserve"> </w:t>
-      </w:r>
-      <w:proofErr w:type="spellStart"/>
-      <w:r>
-        <w:t>Sonuçlar</w:t>
-      </w:r>
-      <w:proofErr w:type="spellEnd"/>
-      <w:r>
-        <w:t xml:space="preserve"> *Redis* </w:t>
-      </w:r>
-      <w:proofErr w:type="spellStart"/>
-      <w:r>
-        <w:t>üzerinde</w:t>
-      </w:r>
-      <w:proofErr w:type="spellEnd"/>
-      <w:r>
-        <w:t xml:space="preserve"> </w:t>
-      </w:r>
-      <w:proofErr w:type="spellStart"/>
-      <w:r>
-        <w:t>tutulur</w:t>
-      </w:r>
-      <w:proofErr w:type="spellEnd"/>
-      <w:r>
-        <w:t xml:space="preserve">; </w:t>
-      </w:r>
-      <w:proofErr w:type="spellStart"/>
-      <w:r>
-        <w:t>Kurs</w:t>
-      </w:r>
-      <w:proofErr w:type="spellEnd"/>
-      <w:r>
-        <w:t xml:space="preserve"> </w:t>
-      </w:r>
-      <w:proofErr w:type="spellStart"/>
-      <w:r>
-        <w:t>Sahibi</w:t>
-      </w:r>
-      <w:proofErr w:type="spellEnd"/>
-      <w:r>
-        <w:t xml:space="preserve"> </w:t>
-      </w:r>
-      <w:proofErr w:type="spellStart"/>
-      <w:r>
-        <w:t>paneli</w:t>
-      </w:r>
-      <w:proofErr w:type="spellEnd"/>
-      <w:r>
-        <w:t xml:space="preserve"> </w:t>
-      </w:r>
-      <w:proofErr w:type="spellStart"/>
-      <w:r>
-        <w:t>açtığında</w:t>
-      </w:r>
-      <w:proofErr w:type="spellEnd"/>
-      <w:r>
-        <w:t xml:space="preserve"> </w:t>
-      </w:r>
-      <w:proofErr w:type="spellStart"/>
-      <w:r>
-        <w:t>hesaplama</w:t>
-      </w:r>
-      <w:proofErr w:type="spellEnd"/>
-      <w:r>
-        <w:t xml:space="preserve"> </w:t>
-      </w:r>
-      <w:proofErr w:type="spellStart"/>
-      <w:r>
-        <w:t>beklemez</w:t>
-      </w:r>
-      <w:proofErr w:type="spellEnd"/>
-      <w:r>
-        <w:t xml:space="preserve">, </w:t>
-      </w:r>
-      <w:proofErr w:type="spellStart"/>
-      <w:r>
-        <w:t>sonucu</w:t>
-      </w:r>
-      <w:proofErr w:type="spellEnd"/>
-      <w:r>
-        <w:t xml:space="preserve"> </w:t>
-      </w:r>
-      <w:proofErr w:type="spellStart"/>
-      <w:r>
-        <w:t>anında</w:t>
-      </w:r>
-      <w:proofErr w:type="spellEnd"/>
-      <w:r>
-        <w:t xml:space="preserve"> </w:t>
-      </w:r>
-      <w:proofErr w:type="spellStart"/>
-      <w:r>
-        <w:t>görür</w:t>
-      </w:r>
-      <w:proofErr w:type="spellEnd"/>
-      <w:r>
-        <w:t>.</w:t>
-      </w:r>
-    </w:p>
-    <w:p>
-      <w:r>
-        <w:t xml:space="preserve">## 5. </w:t>
-      </w:r>
-      <w:proofErr w:type="spellStart"/>
-      <w:r>
-        <w:t>Veritabanı</w:t>
-      </w:r>
-      <w:proofErr w:type="spellEnd"/>
-      <w:r>
-        <w:t xml:space="preserve"> </w:t>
-      </w:r>
-      <w:proofErr w:type="spellStart"/>
-      <w:r>
-        <w:t>ve</w:t>
-      </w:r>
-      <w:proofErr w:type="spellEnd"/>
-      <w:r>
-        <w:t xml:space="preserve"> </w:t>
-      </w:r>
-      <w:proofErr w:type="spellStart"/>
-      <w:r>
-        <w:t>Güvenlik</w:t>
-      </w:r>
-      <w:proofErr w:type="spellEnd"/>
-      <w:r>
-        <w:t xml:space="preserve"> (Security)</w:t>
-      </w:r>
-    </w:p>
-    <w:p>
-      <w:r>
-        <w:t xml:space="preserve"> * *Ana </w:t>
-      </w:r>
-      <w:proofErr w:type="gramStart"/>
-      <w:r>
-        <w:t>DB:*</w:t>
-      </w:r>
-      <w:proofErr w:type="gramEnd"/>
-      <w:r>
-        <w:t xml:space="preserve"> *PostgreSQL*. (Her </w:t>
-      </w:r>
-      <w:proofErr w:type="spellStart"/>
-      <w:r>
-        <w:t>servis</w:t>
-      </w:r>
-      <w:proofErr w:type="spellEnd"/>
-      <w:r>
-        <w:t xml:space="preserve"> </w:t>
-      </w:r>
-      <w:proofErr w:type="spellStart"/>
-      <w:r>
-        <w:t>için</w:t>
-      </w:r>
-      <w:proofErr w:type="spellEnd"/>
-      <w:r>
-        <w:t xml:space="preserve"> </w:t>
-      </w:r>
-      <w:proofErr w:type="spellStart"/>
-      <w:r>
-        <w:t>izole</w:t>
-      </w:r>
-      <w:proofErr w:type="spellEnd"/>
-      <w:r>
-        <w:t xml:space="preserve"> "Schema" </w:t>
-      </w:r>
-      <w:proofErr w:type="spellStart"/>
-      <w:r>
-        <w:t>yapısı</w:t>
-      </w:r>
-      <w:proofErr w:type="spellEnd"/>
-      <w:r>
-        <w:t>).</w:t>
-      </w:r>
-    </w:p>
-    <w:p>
-      <w:r>
-        <w:t xml:space="preserve"> * *FIN </w:t>
-      </w:r>
-      <w:proofErr w:type="spellStart"/>
-      <w:r>
-        <w:t>Kod</w:t>
-      </w:r>
-      <w:proofErr w:type="spellEnd"/>
-      <w:r>
-        <w:t xml:space="preserve"> </w:t>
-      </w:r>
-      <w:proofErr w:type="spellStart"/>
-      <w:proofErr w:type="gramStart"/>
-      <w:r>
-        <w:t>Sistemi</w:t>
-      </w:r>
-      <w:proofErr w:type="spellEnd"/>
-      <w:r>
-        <w:t>:*</w:t>
-      </w:r>
-      <w:proofErr w:type="gramEnd"/>
-      <w:r>
-        <w:t xml:space="preserve"> </w:t>
-      </w:r>
-      <w:proofErr w:type="spellStart"/>
-      <w:r>
-        <w:t>Öğrenci</w:t>
-      </w:r>
-      <w:proofErr w:type="spellEnd"/>
-      <w:r>
-        <w:t xml:space="preserve"> </w:t>
-      </w:r>
-      <w:proofErr w:type="spellStart"/>
-      <w:r>
-        <w:t>geri</w:t>
-      </w:r>
-      <w:proofErr w:type="spellEnd"/>
-      <w:r>
-        <w:t xml:space="preserve"> </w:t>
-      </w:r>
-      <w:proofErr w:type="spellStart"/>
-      <w:r>
-        <w:t>döndüğünde</w:t>
-      </w:r>
-      <w:proofErr w:type="spellEnd"/>
-      <w:r>
-        <w:t xml:space="preserve"> </w:t>
-      </w:r>
-      <w:proofErr w:type="spellStart"/>
-      <w:r>
-        <w:t>geçmiş</w:t>
-      </w:r>
-      <w:proofErr w:type="spellEnd"/>
-      <w:r>
-        <w:t xml:space="preserve"> </w:t>
-      </w:r>
-      <w:proofErr w:type="spellStart"/>
-      <w:r>
-        <w:t>performansının</w:t>
-      </w:r>
-      <w:proofErr w:type="spellEnd"/>
-      <w:r>
-        <w:t xml:space="preserve"> (Reading, Writing vb.) </w:t>
-      </w:r>
-      <w:proofErr w:type="spellStart"/>
-      <w:r>
-        <w:t>anında</w:t>
-      </w:r>
-      <w:proofErr w:type="spellEnd"/>
-      <w:r>
-        <w:t xml:space="preserve"> </w:t>
-      </w:r>
-      <w:proofErr w:type="spellStart"/>
-      <w:r>
-        <w:t>eşleşmesi</w:t>
-      </w:r>
-      <w:proofErr w:type="spellEnd"/>
-      <w:r>
-        <w:t xml:space="preserve"> </w:t>
-      </w:r>
-      <w:proofErr w:type="spellStart"/>
-      <w:r>
-        <w:t>için</w:t>
-      </w:r>
-      <w:proofErr w:type="spellEnd"/>
-      <w:r>
-        <w:t xml:space="preserve"> 7 </w:t>
-      </w:r>
-      <w:proofErr w:type="spellStart"/>
-      <w:r>
-        <w:t>haneli</w:t>
-      </w:r>
-      <w:proofErr w:type="spellEnd"/>
-      <w:r>
-        <w:t xml:space="preserve"> UNIQUE </w:t>
-      </w:r>
-      <w:proofErr w:type="spellStart"/>
-      <w:r>
-        <w:t>indeksli</w:t>
-      </w:r>
-      <w:proofErr w:type="spellEnd"/>
-      <w:r>
-        <w:t xml:space="preserve"> FIN </w:t>
-      </w:r>
-      <w:proofErr w:type="spellStart"/>
-      <w:r>
-        <w:t>kodu</w:t>
-      </w:r>
-      <w:proofErr w:type="spellEnd"/>
-      <w:r>
-        <w:t>.</w:t>
-      </w:r>
-    </w:p>
-    <w:p>
-      <w:r>
-        <w:t xml:space="preserve"> * *</w:t>
-      </w:r>
-      <w:proofErr w:type="spellStart"/>
-      <w:r>
-        <w:t>Hassas</w:t>
-      </w:r>
-      <w:proofErr w:type="spellEnd"/>
-      <w:r>
-        <w:t xml:space="preserve"> </w:t>
-      </w:r>
-      <w:proofErr w:type="gramStart"/>
-      <w:r>
-        <w:t>Veri:*</w:t>
-      </w:r>
-      <w:proofErr w:type="gramEnd"/>
-      <w:r>
-        <w:t xml:space="preserve"> "Special File" </w:t>
-      </w:r>
-      <w:proofErr w:type="spellStart"/>
-      <w:r>
-        <w:t>kategorisindeki</w:t>
-      </w:r>
-      <w:proofErr w:type="spellEnd"/>
-      <w:r>
-        <w:t xml:space="preserve"> </w:t>
-      </w:r>
-      <w:proofErr w:type="spellStart"/>
-      <w:r>
-        <w:t>dosyalar</w:t>
-      </w:r>
-      <w:proofErr w:type="spellEnd"/>
-      <w:r>
-        <w:t xml:space="preserve"> </w:t>
-      </w:r>
-      <w:proofErr w:type="spellStart"/>
-      <w:r>
-        <w:t>diskte</w:t>
-      </w:r>
-      <w:proofErr w:type="spellEnd"/>
-      <w:r>
-        <w:t xml:space="preserve"> </w:t>
-      </w:r>
-      <w:proofErr w:type="spellStart"/>
-      <w:r>
-        <w:t>şifreli</w:t>
-      </w:r>
-      <w:proofErr w:type="spellEnd"/>
-      <w:r>
-        <w:t xml:space="preserve"> (Encryption at Rest) </w:t>
-      </w:r>
-      <w:proofErr w:type="spellStart"/>
-      <w:r>
-        <w:t>tutulur</w:t>
-      </w:r>
-      <w:proofErr w:type="spellEnd"/>
-      <w:r>
-        <w:t>.</w:t>
-      </w:r>
-    </w:p>
-    <w:p>
-      <w:r>
-        <w:t xml:space="preserve"> * *</w:t>
-      </w:r>
-      <w:proofErr w:type="spellStart"/>
-      <w:proofErr w:type="gramStart"/>
-      <w:r>
-        <w:t>Yetki</w:t>
-      </w:r>
-      <w:proofErr w:type="spellEnd"/>
-      <w:r>
-        <w:t>:*</w:t>
-      </w:r>
-      <w:proofErr w:type="gramEnd"/>
-      <w:r>
-        <w:t xml:space="preserve"> JWT (JSON Web Token) </w:t>
-      </w:r>
-      <w:proofErr w:type="spellStart"/>
-      <w:r>
-        <w:t>tabanlı</w:t>
-      </w:r>
-      <w:proofErr w:type="spellEnd"/>
-      <w:r>
-        <w:t xml:space="preserve"> </w:t>
-      </w:r>
-      <w:proofErr w:type="spellStart"/>
-      <w:r>
-        <w:t>oturum</w:t>
-      </w:r>
-      <w:proofErr w:type="spellEnd"/>
-      <w:r>
-        <w:t xml:space="preserve"> </w:t>
-      </w:r>
-      <w:proofErr w:type="spellStart"/>
-      <w:r>
-        <w:t>yönetimi</w:t>
-      </w:r>
-      <w:proofErr w:type="spellEnd"/>
-      <w:r>
-        <w:t>.</w:t>
-      </w:r>
-    </w:p>
-    <w:p>
-      <w:r>
-        <w:t xml:space="preserve">## 6. </w:t>
-      </w:r>
-      <w:proofErr w:type="spellStart"/>
-      <w:r>
-        <w:t>Altyapı</w:t>
-      </w:r>
-      <w:proofErr w:type="spellEnd"/>
-      <w:r>
-        <w:t xml:space="preserve"> </w:t>
-      </w:r>
-      <w:proofErr w:type="spellStart"/>
-      <w:r>
-        <w:t>ve</w:t>
-      </w:r>
-      <w:proofErr w:type="spellEnd"/>
-      <w:r>
-        <w:t xml:space="preserve"> </w:t>
-      </w:r>
-      <w:proofErr w:type="spellStart"/>
-      <w:r>
-        <w:t>Yıllık</w:t>
-      </w:r>
-      <w:proofErr w:type="spellEnd"/>
-      <w:r>
-        <w:t xml:space="preserve"> </w:t>
-      </w:r>
-      <w:proofErr w:type="spellStart"/>
-      <w:r>
-        <w:t>Maliyet</w:t>
-      </w:r>
-      <w:proofErr w:type="spellEnd"/>
-      <w:r>
-        <w:t xml:space="preserve"> </w:t>
-      </w:r>
-      <w:proofErr w:type="spellStart"/>
-      <w:r>
-        <w:t>Planı</w:t>
-      </w:r>
-      <w:proofErr w:type="spellEnd"/>
-      <w:r>
-        <w:t xml:space="preserve"> (</w:t>
-      </w:r>
-      <w:proofErr w:type="spellStart"/>
-      <w:r>
-        <w:t>Özet</w:t>
-      </w:r>
-      <w:proofErr w:type="spellEnd"/>
-      <w:r>
-        <w:t>)</w:t>
-      </w:r>
-    </w:p>
-    <w:p>
-      <w:r>
-        <w:t xml:space="preserve"> * *</w:t>
-      </w:r>
-      <w:proofErr w:type="spellStart"/>
-      <w:proofErr w:type="gramStart"/>
-      <w:r>
-        <w:t>Barındırma</w:t>
-      </w:r>
-      <w:proofErr w:type="spellEnd"/>
-      <w:r>
-        <w:t>:*</w:t>
-      </w:r>
-      <w:proofErr w:type="gramEnd"/>
-      <w:r>
-        <w:t xml:space="preserve"> </w:t>
-      </w:r>
-      <w:proofErr w:type="spellStart"/>
-      <w:r>
-        <w:t>Güçlü</w:t>
-      </w:r>
-      <w:proofErr w:type="spellEnd"/>
-      <w:r>
-        <w:t xml:space="preserve"> </w:t>
-      </w:r>
-      <w:proofErr w:type="spellStart"/>
-      <w:r>
-        <w:t>bir</w:t>
-      </w:r>
-      <w:proofErr w:type="spellEnd"/>
-      <w:r>
-        <w:t xml:space="preserve"> *VPS* (</w:t>
-      </w:r>
-      <w:proofErr w:type="spellStart"/>
-      <w:r>
-        <w:t>Hetzner</w:t>
-      </w:r>
-      <w:proofErr w:type="spellEnd"/>
-      <w:r>
-        <w:t xml:space="preserve"> </w:t>
-      </w:r>
-      <w:proofErr w:type="spellStart"/>
-      <w:r>
-        <w:t>veya</w:t>
-      </w:r>
-      <w:proofErr w:type="spellEnd"/>
-      <w:r>
-        <w:t xml:space="preserve"> </w:t>
-      </w:r>
-      <w:proofErr w:type="spellStart"/>
-      <w:r>
-        <w:t>DigitalOcean</w:t>
-      </w:r>
-      <w:proofErr w:type="spellEnd"/>
-      <w:r>
-        <w:t>).</w:t>
-      </w:r>
-    </w:p>
-    <w:p>
-      <w:r>
-        <w:t xml:space="preserve"> * *</w:t>
-      </w:r>
-      <w:proofErr w:type="gramStart"/>
-      <w:r>
-        <w:t>Containerization:*</w:t>
-      </w:r>
-      <w:proofErr w:type="gramEnd"/>
-      <w:r>
-        <w:t xml:space="preserve"> *Docker &amp; Docker Compose*.</w:t>
-      </w:r>
-    </w:p>
-    <w:p>
-      <w:r>
-        <w:t xml:space="preserve"> * *</w:t>
-      </w:r>
-      <w:proofErr w:type="spellStart"/>
-      <w:r>
-        <w:t>Yedekleme</w:t>
-      </w:r>
-      <w:proofErr w:type="spellEnd"/>
-      <w:r>
-        <w:t xml:space="preserve"> (Backup</w:t>
-      </w:r>
-      <w:proofErr w:type="gramStart"/>
-      <w:r>
-        <w:t>):*</w:t>
-      </w:r>
-      <w:proofErr w:type="gramEnd"/>
-    </w:p>
-    <w:p>
-      <w:r>
-        <w:t xml:space="preserve">   * Her </w:t>
-      </w:r>
-      <w:proofErr w:type="spellStart"/>
-      <w:r>
-        <w:t>gece</w:t>
-      </w:r>
-      <w:proofErr w:type="spellEnd"/>
-      <w:r>
-        <w:t xml:space="preserve"> 04:00'te DB Dump.</w:t>
-      </w:r>
-    </w:p>
-    <w:p>
-      <w:r>
-        <w:t xml:space="preserve">   * </w:t>
-      </w:r>
-      <w:proofErr w:type="spellStart"/>
-      <w:r>
-        <w:t>MinIO</w:t>
-      </w:r>
-      <w:proofErr w:type="spellEnd"/>
-      <w:r>
-        <w:t xml:space="preserve"> </w:t>
-      </w:r>
-      <w:proofErr w:type="spellStart"/>
-      <w:r>
-        <w:t>verilerinin</w:t>
-      </w:r>
-      <w:proofErr w:type="spellEnd"/>
-      <w:r>
-        <w:t xml:space="preserve"> </w:t>
-      </w:r>
-      <w:proofErr w:type="spellStart"/>
-      <w:r>
-        <w:t>farklı</w:t>
-      </w:r>
-      <w:proofErr w:type="spellEnd"/>
-      <w:r>
-        <w:t xml:space="preserve"> </w:t>
-      </w:r>
-      <w:proofErr w:type="spellStart"/>
-      <w:r>
-        <w:t>bir</w:t>
-      </w:r>
-      <w:proofErr w:type="spellEnd"/>
-      <w:r>
-        <w:t xml:space="preserve"> </w:t>
-      </w:r>
-      <w:proofErr w:type="spellStart"/>
-      <w:r>
-        <w:t>fiziksel</w:t>
-      </w:r>
-      <w:proofErr w:type="spellEnd"/>
-      <w:r>
-        <w:t xml:space="preserve"> </w:t>
-      </w:r>
-      <w:proofErr w:type="spellStart"/>
-      <w:r>
-        <w:t>lokasyona</w:t>
-      </w:r>
-      <w:proofErr w:type="spellEnd"/>
-      <w:r>
-        <w:t xml:space="preserve"> (Storage Box) </w:t>
-      </w:r>
-      <w:proofErr w:type="spellStart"/>
-      <w:r>
-        <w:t>günlük</w:t>
-      </w:r>
-      <w:proofErr w:type="spellEnd"/>
-      <w:r>
-        <w:t xml:space="preserve"> </w:t>
-      </w:r>
-      <w:proofErr w:type="spellStart"/>
-      <w:r>
-        <w:t>senkronizasyonu</w:t>
-      </w:r>
-      <w:proofErr w:type="spellEnd"/>
-      <w:r>
-        <w:t>.</w:t>
-      </w:r>
-    </w:p>
-    <w:p>
-      <w:r>
-        <w:t xml:space="preserve"> * *</w:t>
-      </w:r>
-      <w:proofErr w:type="spellStart"/>
-      <w:r>
-        <w:t>Tahmini</w:t>
-      </w:r>
-      <w:proofErr w:type="spellEnd"/>
-      <w:r>
-        <w:t xml:space="preserve"> </w:t>
-      </w:r>
-      <w:proofErr w:type="spellStart"/>
-      <w:r>
-        <w:t>Yıllık</w:t>
-      </w:r>
-      <w:proofErr w:type="spellEnd"/>
-      <w:r>
-        <w:t xml:space="preserve"> </w:t>
-      </w:r>
-      <w:proofErr w:type="spellStart"/>
-      <w:proofErr w:type="gramStart"/>
-      <w:r>
-        <w:t>Bütçe</w:t>
-      </w:r>
-      <w:proofErr w:type="spellEnd"/>
-      <w:r>
-        <w:t>:*</w:t>
-      </w:r>
-      <w:proofErr w:type="gramEnd"/>
-      <w:r>
-        <w:t xml:space="preserve"> $150 - $200 (Alan </w:t>
-      </w:r>
-      <w:proofErr w:type="spellStart"/>
-      <w:r>
-        <w:t>doldukça</w:t>
-      </w:r>
-      <w:proofErr w:type="spellEnd"/>
-      <w:r>
-        <w:t xml:space="preserve"> </w:t>
-      </w:r>
-      <w:proofErr w:type="spellStart"/>
-      <w:r>
-        <w:t>genişletilebilir</w:t>
-      </w:r>
-      <w:proofErr w:type="spellEnd"/>
-      <w:r>
-        <w:t xml:space="preserve"> </w:t>
-      </w:r>
-      <w:proofErr w:type="spellStart"/>
-      <w:r>
-        <w:t>yapı</w:t>
-      </w:r>
-      <w:proofErr w:type="spellEnd"/>
-      <w:r>
-        <w:t>).</w:t>
-      </w:r>
-    </w:p>
-    <w:p>
-      <w:r>
-        <w:t xml:space="preserve">### </w:t>
-      </w:r>
-      <w:proofErr w:type="spellStart"/>
-      <w:r>
-        <w:t>Kurs</w:t>
-      </w:r>
-      <w:proofErr w:type="spellEnd"/>
-      <w:r>
-        <w:t xml:space="preserve"> </w:t>
-      </w:r>
-      <w:proofErr w:type="spellStart"/>
-      <w:r>
-        <w:t>Sahibi</w:t>
-      </w:r>
-      <w:proofErr w:type="spellEnd"/>
-      <w:r>
-        <w:t xml:space="preserve"> </w:t>
-      </w:r>
-      <w:proofErr w:type="spellStart"/>
-      <w:r>
-        <w:t>İçin</w:t>
-      </w:r>
-      <w:proofErr w:type="spellEnd"/>
-      <w:r>
-        <w:t xml:space="preserve"> Teknik </w:t>
-      </w:r>
-      <w:proofErr w:type="spellStart"/>
-      <w:r>
-        <w:t>Avantaj</w:t>
-      </w:r>
-      <w:proofErr w:type="spellEnd"/>
-      <w:r>
-        <w:t xml:space="preserve"> </w:t>
-      </w:r>
-      <w:proofErr w:type="spellStart"/>
-      <w:r>
-        <w:t>Notu</w:t>
-      </w:r>
-      <w:proofErr w:type="spellEnd"/>
-      <w:r>
-        <w:t>:</w:t>
-      </w:r>
-    </w:p>
-    <w:p>
-      <w:r>
-        <w:t xml:space="preserve">&gt; Bu </w:t>
-      </w:r>
-      <w:proofErr w:type="spellStart"/>
-      <w:r>
-        <w:t>sistem</w:t>
-      </w:r>
-      <w:proofErr w:type="spellEnd"/>
-      <w:r>
-        <w:t xml:space="preserve">; </w:t>
-      </w:r>
-      <w:proofErr w:type="spellStart"/>
-      <w:r>
-        <w:t>bir</w:t>
-      </w:r>
-      <w:proofErr w:type="spellEnd"/>
-      <w:r>
-        <w:t xml:space="preserve"> </w:t>
-      </w:r>
-      <w:proofErr w:type="spellStart"/>
-      <w:r>
-        <w:t>öğretmen</w:t>
-      </w:r>
-      <w:proofErr w:type="spellEnd"/>
-      <w:r>
-        <w:t xml:space="preserve">, </w:t>
-      </w:r>
-      <w:proofErr w:type="spellStart"/>
-      <w:r>
-        <w:t>ayın</w:t>
-      </w:r>
-      <w:proofErr w:type="spellEnd"/>
-      <w:r>
-        <w:t xml:space="preserve"> 15'inde 5 </w:t>
-      </w:r>
-      <w:proofErr w:type="spellStart"/>
-      <w:r>
-        <w:t>öğrencisini</w:t>
-      </w:r>
-      <w:proofErr w:type="spellEnd"/>
-      <w:r>
-        <w:t xml:space="preserve"> </w:t>
-      </w:r>
-      <w:proofErr w:type="spellStart"/>
-      <w:r>
-        <w:t>başka</w:t>
-      </w:r>
-      <w:proofErr w:type="spellEnd"/>
-      <w:r>
-        <w:t xml:space="preserve"> </w:t>
-      </w:r>
-      <w:proofErr w:type="spellStart"/>
-      <w:r>
-        <w:t>birine</w:t>
-      </w:r>
-      <w:proofErr w:type="spellEnd"/>
-      <w:r>
-        <w:t xml:space="preserve"> </w:t>
-      </w:r>
-      <w:proofErr w:type="spellStart"/>
-      <w:r>
-        <w:t>devrettiğinde</w:t>
-      </w:r>
-      <w:proofErr w:type="spellEnd"/>
-      <w:r>
-        <w:t xml:space="preserve">, o </w:t>
-      </w:r>
-      <w:proofErr w:type="spellStart"/>
-      <w:r>
-        <w:t>güne</w:t>
-      </w:r>
-      <w:proofErr w:type="spellEnd"/>
-      <w:r>
-        <w:t xml:space="preserve"> </w:t>
-      </w:r>
-      <w:proofErr w:type="spellStart"/>
-      <w:r>
-        <w:t>kadarki</w:t>
-      </w:r>
-      <w:proofErr w:type="spellEnd"/>
-      <w:r>
-        <w:t xml:space="preserve"> </w:t>
-      </w:r>
-      <w:proofErr w:type="spellStart"/>
-      <w:r>
-        <w:t>hak</w:t>
-      </w:r>
-      <w:proofErr w:type="spellEnd"/>
-      <w:r>
-        <w:t xml:space="preserve"> </w:t>
-      </w:r>
-      <w:proofErr w:type="spellStart"/>
-      <w:r>
-        <w:t>edişini</w:t>
-      </w:r>
-      <w:proofErr w:type="spellEnd"/>
-      <w:r>
-        <w:t xml:space="preserve"> </w:t>
-      </w:r>
-      <w:proofErr w:type="spellStart"/>
-      <w:r>
-        <w:t>kuruşu</w:t>
-      </w:r>
-      <w:proofErr w:type="spellEnd"/>
-      <w:r>
-        <w:t xml:space="preserve"> </w:t>
-      </w:r>
-      <w:proofErr w:type="spellStart"/>
-      <w:r>
-        <w:t>kuruşuna</w:t>
-      </w:r>
-      <w:proofErr w:type="spellEnd"/>
-      <w:r>
-        <w:t xml:space="preserve"> </w:t>
-      </w:r>
-      <w:proofErr w:type="spellStart"/>
-      <w:r>
-        <w:t>hesaplayan</w:t>
-      </w:r>
-      <w:proofErr w:type="spellEnd"/>
-      <w:r>
-        <w:t xml:space="preserve">, </w:t>
-      </w:r>
-      <w:proofErr w:type="spellStart"/>
-      <w:r>
-        <w:t>resmi</w:t>
-      </w:r>
-      <w:proofErr w:type="spellEnd"/>
-      <w:r>
-        <w:t xml:space="preserve"> </w:t>
-      </w:r>
-      <w:proofErr w:type="spellStart"/>
-      <w:r>
-        <w:t>evraklarını</w:t>
-      </w:r>
-      <w:proofErr w:type="spellEnd"/>
-      <w:r>
-        <w:t xml:space="preserve"> </w:t>
-      </w:r>
-      <w:proofErr w:type="spellStart"/>
-      <w:r>
-        <w:t>bozmadan</w:t>
-      </w:r>
-      <w:proofErr w:type="spellEnd"/>
-      <w:r>
-        <w:t xml:space="preserve"> </w:t>
-      </w:r>
-      <w:proofErr w:type="spellStart"/>
-      <w:r>
-        <w:t>saklayan</w:t>
-      </w:r>
-      <w:proofErr w:type="spellEnd"/>
-      <w:r>
-        <w:t xml:space="preserve"> </w:t>
-      </w:r>
-      <w:proofErr w:type="spellStart"/>
-      <w:r>
-        <w:t>ve</w:t>
-      </w:r>
-      <w:proofErr w:type="spellEnd"/>
-      <w:r>
-        <w:t xml:space="preserve"> </w:t>
-      </w:r>
-      <w:proofErr w:type="spellStart"/>
-      <w:r>
-        <w:t>sunucu</w:t>
-      </w:r>
-      <w:proofErr w:type="spellEnd"/>
-      <w:r>
-        <w:t xml:space="preserve"> </w:t>
-      </w:r>
-      <w:proofErr w:type="spellStart"/>
-      <w:r>
-        <w:t>masrafını</w:t>
-      </w:r>
-      <w:proofErr w:type="spellEnd"/>
-      <w:r>
-        <w:t xml:space="preserve"> "</w:t>
-      </w:r>
-      <w:proofErr w:type="spellStart"/>
-      <w:r>
-        <w:t>akıllı</w:t>
-      </w:r>
-      <w:proofErr w:type="spellEnd"/>
-      <w:r>
-        <w:t xml:space="preserve"> </w:t>
-      </w:r>
-      <w:proofErr w:type="spellStart"/>
-      <w:r>
-        <w:t>sıkıştırma</w:t>
-      </w:r>
-      <w:proofErr w:type="spellEnd"/>
-      <w:r>
-        <w:t xml:space="preserve">" </w:t>
-      </w:r>
-      <w:proofErr w:type="spellStart"/>
-      <w:r>
-        <w:t>ile</w:t>
-      </w:r>
-      <w:proofErr w:type="spellEnd"/>
-      <w:r>
-        <w:t xml:space="preserve"> </w:t>
-      </w:r>
-      <w:proofErr w:type="spellStart"/>
-      <w:r>
-        <w:t>minimumda</w:t>
-      </w:r>
-      <w:proofErr w:type="spellEnd"/>
-      <w:r>
-        <w:t xml:space="preserve"> </w:t>
-      </w:r>
-      <w:proofErr w:type="spellStart"/>
-      <w:r>
-        <w:t>tutan</w:t>
-      </w:r>
-      <w:proofErr w:type="spellEnd"/>
-      <w:r>
-        <w:t xml:space="preserve"> </w:t>
-      </w:r>
-      <w:proofErr w:type="spellStart"/>
-      <w:r>
-        <w:t>profesyonel</w:t>
-      </w:r>
-      <w:proofErr w:type="spellEnd"/>
-      <w:r>
-        <w:t xml:space="preserve"> </w:t>
-      </w:r>
-      <w:proofErr w:type="spellStart"/>
-      <w:r>
-        <w:t>bir</w:t>
-      </w:r>
-      <w:proofErr w:type="spellEnd"/>
-      <w:r>
-        <w:t xml:space="preserve"> </w:t>
-      </w:r>
-      <w:proofErr w:type="spellStart"/>
-      <w:r>
-        <w:t>altyapıdır</w:t>
-      </w:r>
-      <w:proofErr w:type="spellEnd"/>
-      <w:r>
-        <w:t>.</w:t>
-      </w:r>
-    </w:p>
-    <w:p>
-      <w:proofErr w:type="spellStart"/>
-      <w:r>
-        <w:t>tüm</w:t>
-      </w:r>
-      <w:proofErr w:type="spellEnd"/>
-      <w:r>
-        <w:t xml:space="preserve"> </w:t>
-      </w:r>
-      <w:proofErr w:type="spellStart"/>
-      <w:r>
-        <w:t>yazıların</w:t>
-      </w:r>
-      <w:proofErr w:type="spellEnd"/>
-      <w:r>
-        <w:t xml:space="preserve"> JSON </w:t>
-      </w:r>
-      <w:proofErr w:type="spellStart"/>
-      <w:r>
-        <w:t>dosyasından</w:t>
-      </w:r>
-      <w:proofErr w:type="spellEnd"/>
-      <w:r>
-        <w:t xml:space="preserve"> </w:t>
-      </w:r>
-      <w:proofErr w:type="spellStart"/>
-      <w:r>
-        <w:t>gelmesi</w:t>
-      </w:r>
-      <w:proofErr w:type="spellEnd"/>
-      <w:r>
-        <w:t xml:space="preserve"> (i18n - Internationalization), </w:t>
-      </w:r>
-      <w:proofErr w:type="spellStart"/>
-      <w:r>
-        <w:t>kodun</w:t>
-      </w:r>
-      <w:proofErr w:type="spellEnd"/>
-      <w:r>
-        <w:t xml:space="preserve"> </w:t>
-      </w:r>
-      <w:proofErr w:type="spellStart"/>
-      <w:r>
-        <w:t>temizliğini</w:t>
-      </w:r>
-      <w:proofErr w:type="spellEnd"/>
-      <w:r>
-        <w:t xml:space="preserve"> (clean code) </w:t>
-      </w:r>
-      <w:proofErr w:type="spellStart"/>
-      <w:r>
-        <w:t>korumak</w:t>
-      </w:r>
-      <w:proofErr w:type="spellEnd"/>
-      <w:r>
-        <w:t xml:space="preserve"> </w:t>
-      </w:r>
-      <w:proofErr w:type="spellStart"/>
-      <w:r>
-        <w:t>için</w:t>
-      </w:r>
-      <w:proofErr w:type="spellEnd"/>
-      <w:r>
-        <w:t xml:space="preserve"> </w:t>
-      </w:r>
-      <w:proofErr w:type="spellStart"/>
-      <w:r>
-        <w:t>hayati</w:t>
-      </w:r>
-      <w:proofErr w:type="spellEnd"/>
-      <w:r>
-        <w:t xml:space="preserve"> </w:t>
-      </w:r>
-      <w:proofErr w:type="spellStart"/>
-      <w:r>
-        <w:t>önem</w:t>
-      </w:r>
-      <w:proofErr w:type="spellEnd"/>
-      <w:r>
-        <w:t xml:space="preserve"> </w:t>
-      </w:r>
-      <w:proofErr w:type="spellStart"/>
-      <w:r>
-        <w:t>taşıyor</w:t>
-      </w:r>
-      <w:proofErr w:type="spellEnd"/>
-      <w:r>
-        <w:t>.</w:t>
-      </w:r>
-    </w:p>
-    <w:p/>
-    <w:p>
-      <w:r>
-        <w:t>EKLEME:</w:t>
-      </w:r>
-    </w:p>
-    <w:p>
-      <w:proofErr w:type="spellStart"/>
-      <w:r>
-        <w:t>iki</w:t>
-      </w:r>
-      <w:proofErr w:type="spellEnd"/>
-      <w:r>
-        <w:t xml:space="preserve"> </w:t>
-      </w:r>
-      <w:proofErr w:type="spellStart"/>
-      <w:r>
-        <w:t>özelliği</w:t>
-      </w:r>
-      <w:proofErr w:type="spellEnd"/>
-      <w:r>
-        <w:t xml:space="preserve"> </w:t>
-      </w:r>
-      <w:proofErr w:type="gramStart"/>
-      <w:r>
-        <w:t xml:space="preserve">( </w:t>
-      </w:r>
-      <w:proofErr w:type="spellStart"/>
-      <w:r>
-        <w:t>coklu</w:t>
-      </w:r>
-      <w:proofErr w:type="spellEnd"/>
-      <w:proofErr w:type="gramEnd"/>
-      <w:r>
-        <w:t xml:space="preserve"> </w:t>
-      </w:r>
-      <w:proofErr w:type="spellStart"/>
-      <w:r>
-        <w:t>dil</w:t>
-      </w:r>
-      <w:proofErr w:type="spellEnd"/>
-      <w:r>
-        <w:t xml:space="preserve"> </w:t>
-      </w:r>
-      <w:proofErr w:type="spellStart"/>
-      <w:r>
-        <w:t>ve</w:t>
-      </w:r>
-      <w:proofErr w:type="spellEnd"/>
-      <w:r>
-        <w:t xml:space="preserve"> Dark/light mode) </w:t>
-      </w:r>
-      <w:proofErr w:type="spellStart"/>
-      <w:r>
-        <w:t>sadelik</w:t>
-      </w:r>
-      <w:proofErr w:type="spellEnd"/>
-      <w:r>
-        <w:t xml:space="preserve"> </w:t>
-      </w:r>
-      <w:proofErr w:type="spellStart"/>
-      <w:r>
-        <w:t>felsefemizle</w:t>
-      </w:r>
-      <w:proofErr w:type="spellEnd"/>
-      <w:r>
-        <w:t xml:space="preserve"> </w:t>
-      </w:r>
-      <w:proofErr w:type="spellStart"/>
-      <w:r>
-        <w:t>nasıl</w:t>
-      </w:r>
-      <w:proofErr w:type="spellEnd"/>
-      <w:r>
-        <w:t xml:space="preserve"> </w:t>
-      </w:r>
-      <w:proofErr w:type="spellStart"/>
-      <w:r>
-        <w:t>harmanlayacağımızın</w:t>
-      </w:r>
-      <w:proofErr w:type="spellEnd"/>
-      <w:r>
-        <w:t xml:space="preserve"> </w:t>
-      </w:r>
-      <w:proofErr w:type="spellStart"/>
-      <w:r>
-        <w:t>detayları</w:t>
-      </w:r>
-      <w:proofErr w:type="spellEnd"/>
-      <w:r>
-        <w:t>:</w:t>
-      </w:r>
-    </w:p>
-    <w:p>
-      <w:r>
-        <w:t xml:space="preserve">1. </w:t>
-      </w:r>
-      <w:proofErr w:type="spellStart"/>
-      <w:r>
-        <w:t>Çoklu</w:t>
-      </w:r>
-      <w:proofErr w:type="spellEnd"/>
-      <w:r>
-        <w:t xml:space="preserve"> </w:t>
-      </w:r>
-      <w:proofErr w:type="spellStart"/>
-      <w:r>
-        <w:t>Dil</w:t>
-      </w:r>
-      <w:proofErr w:type="spellEnd"/>
-      <w:r>
-        <w:t xml:space="preserve"> </w:t>
-      </w:r>
-      <w:proofErr w:type="spellStart"/>
-      <w:r>
-        <w:t>Yönetimi</w:t>
-      </w:r>
-      <w:proofErr w:type="spellEnd"/>
-      <w:r>
-        <w:t xml:space="preserve"> (i18n) </w:t>
-      </w:r>
-      <w:proofErr w:type="spellStart"/>
-      <w:r>
-        <w:t>ve</w:t>
-      </w:r>
-      <w:proofErr w:type="spellEnd"/>
-      <w:r>
-        <w:t xml:space="preserve"> JSON </w:t>
-      </w:r>
-      <w:proofErr w:type="spellStart"/>
-      <w:r>
-        <w:t>Yapısı</w:t>
-      </w:r>
-      <w:proofErr w:type="spellEnd"/>
-    </w:p>
-    <w:p>
-      <w:proofErr w:type="spellStart"/>
-      <w:r>
-        <w:lastRenderedPageBreak/>
-        <w:t>Sistem</w:t>
-      </w:r>
-      <w:proofErr w:type="spellEnd"/>
-      <w:r>
-        <w:t xml:space="preserve"> </w:t>
-      </w:r>
-      <w:proofErr w:type="spellStart"/>
-      <w:r>
-        <w:t>varsayılan</w:t>
-      </w:r>
-      <w:proofErr w:type="spellEnd"/>
-      <w:r>
-        <w:t xml:space="preserve"> </w:t>
-      </w:r>
-      <w:proofErr w:type="spellStart"/>
-      <w:r>
-        <w:t>olarak</w:t>
-      </w:r>
-      <w:proofErr w:type="spellEnd"/>
-      <w:r>
-        <w:t xml:space="preserve"> </w:t>
-      </w:r>
-      <w:proofErr w:type="spellStart"/>
-      <w:r>
-        <w:t>İngilizce</w:t>
-      </w:r>
-      <w:proofErr w:type="spellEnd"/>
-      <w:r>
-        <w:t xml:space="preserve"> </w:t>
-      </w:r>
-      <w:proofErr w:type="spellStart"/>
-      <w:r>
-        <w:t>açılacak</w:t>
-      </w:r>
-      <w:proofErr w:type="spellEnd"/>
-      <w:r>
-        <w:t xml:space="preserve"> </w:t>
-      </w:r>
-      <w:proofErr w:type="spellStart"/>
-      <w:r>
-        <w:t>ancak</w:t>
-      </w:r>
-      <w:proofErr w:type="spellEnd"/>
-      <w:r>
-        <w:t xml:space="preserve"> </w:t>
-      </w:r>
-      <w:proofErr w:type="spellStart"/>
-      <w:r>
-        <w:t>mimari</w:t>
-      </w:r>
-      <w:proofErr w:type="spellEnd"/>
-      <w:r>
-        <w:t xml:space="preserve">, </w:t>
-      </w:r>
-      <w:proofErr w:type="spellStart"/>
-      <w:r>
-        <w:t>bir</w:t>
-      </w:r>
-      <w:proofErr w:type="spellEnd"/>
-      <w:r>
-        <w:t xml:space="preserve"> "</w:t>
-      </w:r>
-      <w:proofErr w:type="spellStart"/>
-      <w:r>
-        <w:t>dil</w:t>
-      </w:r>
-      <w:proofErr w:type="spellEnd"/>
-      <w:r>
-        <w:t xml:space="preserve"> </w:t>
-      </w:r>
-      <w:proofErr w:type="spellStart"/>
-      <w:r>
-        <w:t>anahtarı</w:t>
-      </w:r>
-      <w:proofErr w:type="spellEnd"/>
-      <w:r>
-        <w:t xml:space="preserve">" </w:t>
-      </w:r>
-      <w:proofErr w:type="spellStart"/>
-      <w:r>
-        <w:t>üzerinden</w:t>
-      </w:r>
-      <w:proofErr w:type="spellEnd"/>
-      <w:r>
-        <w:t xml:space="preserve"> </w:t>
-      </w:r>
-      <w:proofErr w:type="spellStart"/>
-      <w:r>
-        <w:t>çalışacak</w:t>
-      </w:r>
-      <w:proofErr w:type="spellEnd"/>
-      <w:r>
-        <w:t xml:space="preserve">. </w:t>
-      </w:r>
-      <w:proofErr w:type="spellStart"/>
-      <w:r>
-        <w:t>Yazılımcı</w:t>
-      </w:r>
-      <w:proofErr w:type="spellEnd"/>
-      <w:r>
-        <w:t xml:space="preserve"> </w:t>
-      </w:r>
-      <w:proofErr w:type="spellStart"/>
-      <w:r>
-        <w:t>koda</w:t>
-      </w:r>
-      <w:proofErr w:type="spellEnd"/>
-      <w:r>
-        <w:t xml:space="preserve"> </w:t>
-      </w:r>
-      <w:proofErr w:type="spellStart"/>
-      <w:r>
-        <w:t>asla</w:t>
-      </w:r>
-      <w:proofErr w:type="spellEnd"/>
-      <w:r>
-        <w:t xml:space="preserve"> "</w:t>
-      </w:r>
-      <w:proofErr w:type="spellStart"/>
-      <w:r>
-        <w:t>Öğrenci</w:t>
-      </w:r>
-      <w:proofErr w:type="spellEnd"/>
-      <w:r>
-        <w:t xml:space="preserve"> </w:t>
-      </w:r>
-      <w:proofErr w:type="spellStart"/>
-      <w:r>
-        <w:t>Kaydı</w:t>
-      </w:r>
-      <w:proofErr w:type="spellEnd"/>
-      <w:r>
-        <w:t xml:space="preserve">" </w:t>
-      </w:r>
-      <w:proofErr w:type="spellStart"/>
-      <w:r>
-        <w:t>veya</w:t>
-      </w:r>
-      <w:proofErr w:type="spellEnd"/>
-      <w:r>
-        <w:t xml:space="preserve"> "Student Register" </w:t>
-      </w:r>
-      <w:proofErr w:type="spellStart"/>
-      <w:r>
-        <w:t>yazmayacak</w:t>
-      </w:r>
-      <w:proofErr w:type="spellEnd"/>
-      <w:r>
-        <w:t xml:space="preserve">; </w:t>
-      </w:r>
-      <w:proofErr w:type="spellStart"/>
-      <w:r>
-        <w:t>bunun</w:t>
-      </w:r>
-      <w:proofErr w:type="spellEnd"/>
-      <w:r>
-        <w:t xml:space="preserve"> </w:t>
-      </w:r>
-      <w:proofErr w:type="spellStart"/>
-      <w:r>
-        <w:t>yerine</w:t>
-      </w:r>
-      <w:proofErr w:type="spellEnd"/>
-      <w:r>
-        <w:t xml:space="preserve"> t('</w:t>
-      </w:r>
-      <w:proofErr w:type="spellStart"/>
-      <w:proofErr w:type="gramStart"/>
-      <w:r>
-        <w:t>register.title</w:t>
-      </w:r>
-      <w:proofErr w:type="spellEnd"/>
-      <w:proofErr w:type="gramEnd"/>
-      <w:r>
-        <w:t xml:space="preserve">') </w:t>
-      </w:r>
-      <w:proofErr w:type="spellStart"/>
-      <w:r>
-        <w:t>gibi</w:t>
-      </w:r>
-      <w:proofErr w:type="spellEnd"/>
-      <w:r>
-        <w:t xml:space="preserve"> </w:t>
-      </w:r>
-      <w:proofErr w:type="spellStart"/>
-      <w:r>
-        <w:t>bir</w:t>
-      </w:r>
-      <w:proofErr w:type="spellEnd"/>
-      <w:r>
-        <w:t xml:space="preserve"> </w:t>
-      </w:r>
-      <w:proofErr w:type="spellStart"/>
-      <w:r>
-        <w:t>anahtar</w:t>
-      </w:r>
-      <w:proofErr w:type="spellEnd"/>
-      <w:r>
-        <w:t xml:space="preserve"> (key) </w:t>
-      </w:r>
-      <w:proofErr w:type="spellStart"/>
-      <w:r>
-        <w:t>kullanacak</w:t>
-      </w:r>
-      <w:proofErr w:type="spellEnd"/>
-      <w:r>
-        <w:t>.</w:t>
-      </w:r>
-    </w:p>
-    <w:p>
-      <w:r>
-        <w:t xml:space="preserve">JSON </w:t>
-      </w:r>
-      <w:proofErr w:type="spellStart"/>
-      <w:r>
-        <w:t>Örneği</w:t>
-      </w:r>
-      <w:proofErr w:type="spellEnd"/>
-      <w:r>
-        <w:t xml:space="preserve"> (</w:t>
-      </w:r>
-      <w:proofErr w:type="spellStart"/>
-      <w:proofErr w:type="gramStart"/>
-      <w:r>
-        <w:t>en.json</w:t>
-      </w:r>
-      <w:proofErr w:type="spellEnd"/>
-      <w:proofErr w:type="gramEnd"/>
-      <w:r>
-        <w:t>):</w:t>
-      </w:r>
-    </w:p>
-    <w:p>
-      <w:r>
-        <w:t>{</w:t>
-      </w:r>
-    </w:p>
-    <w:p>
-      <w:r>
-        <w:t xml:space="preserve">  "dashboard": {</w:t>
-      </w:r>
-    </w:p>
-    <w:p>
-      <w:r>
-        <w:t xml:space="preserve">    "welcome": "Welcome back, {{name}}",</w:t>
-      </w:r>
-    </w:p>
-    <w:p>
-      <w:r>
-        <w:t xml:space="preserve">    "</w:t>
-      </w:r>
-      <w:proofErr w:type="spellStart"/>
-      <w:proofErr w:type="gramStart"/>
-      <w:r>
-        <w:t>total</w:t>
-      </w:r>
-      <w:proofErr w:type="gramEnd"/>
-      <w:r>
-        <w:t>_students</w:t>
-      </w:r>
-      <w:proofErr w:type="spellEnd"/>
-      <w:r>
-        <w:t>": "Total Students",</w:t>
-      </w:r>
-    </w:p>
-    <w:p>
-      <w:r>
-        <w:t xml:space="preserve">    "</w:t>
-      </w:r>
-      <w:proofErr w:type="spellStart"/>
-      <w:proofErr w:type="gramStart"/>
-      <w:r>
-        <w:t>unpaid</w:t>
-      </w:r>
-      <w:proofErr w:type="gramEnd"/>
-      <w:r>
-        <w:t>_count</w:t>
-      </w:r>
-      <w:proofErr w:type="spellEnd"/>
-      <w:r>
-        <w:t>": "Unpaid Payments"</w:t>
-      </w:r>
-    </w:p>
-    <w:p>
-      <w:r>
-        <w:t xml:space="preserve">  },</w:t>
-      </w:r>
-    </w:p>
-    <w:p>
-      <w:r>
-        <w:t xml:space="preserve">  "finance": {</w:t>
-      </w:r>
-    </w:p>
-    <w:p>
-      <w:r>
-        <w:t xml:space="preserve">    "</w:t>
-      </w:r>
-      <w:proofErr w:type="spellStart"/>
-      <w:proofErr w:type="gramStart"/>
-      <w:r>
-        <w:t>salary</w:t>
-      </w:r>
-      <w:proofErr w:type="gramEnd"/>
-      <w:r>
-        <w:t>_calculated</w:t>
-      </w:r>
-      <w:proofErr w:type="spellEnd"/>
-      <w:r>
-        <w:t>": "Your salary for this month is calculated as {{amount}}."</w:t>
-      </w:r>
-    </w:p>
-    <w:p>
-      <w:r>
-        <w:t xml:space="preserve">  },</w:t>
-      </w:r>
-    </w:p>
-    <w:p>
-      <w:r>
-        <w:t xml:space="preserve">  "alerts": {</w:t>
-      </w:r>
-    </w:p>
-    <w:p>
-      <w:r>
-        <w:t xml:space="preserve">    "</w:t>
-      </w:r>
-      <w:proofErr w:type="spellStart"/>
-      <w:proofErr w:type="gramStart"/>
-      <w:r>
-        <w:t>file</w:t>
-      </w:r>
-      <w:proofErr w:type="gramEnd"/>
-      <w:r>
-        <w:t>_too_large</w:t>
-      </w:r>
-      <w:proofErr w:type="spellEnd"/>
-      <w:r>
-        <w:t>": "The file is too large. Max limit is 10MB."</w:t>
-      </w:r>
-    </w:p>
-    <w:p>
-      <w:r>
-        <w:t xml:space="preserve">  }</w:t>
-      </w:r>
-    </w:p>
-    <w:p>
-      <w:r>
-        <w:t>}</w:t>
-      </w:r>
-    </w:p>
-    <w:p>
-      <w:proofErr w:type="spellStart"/>
-      <w:r>
-        <w:t>Avantajı</w:t>
-      </w:r>
-      <w:proofErr w:type="spellEnd"/>
-      <w:r>
-        <w:t xml:space="preserve">: </w:t>
-      </w:r>
-      <w:proofErr w:type="spellStart"/>
-      <w:r>
-        <w:t>İlerde</w:t>
-      </w:r>
-      <w:proofErr w:type="spellEnd"/>
-      <w:r>
-        <w:t xml:space="preserve"> </w:t>
-      </w:r>
-      <w:proofErr w:type="spellStart"/>
-      <w:r>
-        <w:t>Azerice</w:t>
-      </w:r>
-      <w:proofErr w:type="spellEnd"/>
-      <w:r>
-        <w:t xml:space="preserve">, </w:t>
-      </w:r>
-      <w:proofErr w:type="spellStart"/>
-      <w:r>
-        <w:t>Türkçe</w:t>
-      </w:r>
-      <w:proofErr w:type="spellEnd"/>
-      <w:r>
-        <w:t xml:space="preserve"> </w:t>
-      </w:r>
-      <w:proofErr w:type="spellStart"/>
-      <w:r>
-        <w:t>veya</w:t>
-      </w:r>
-      <w:proofErr w:type="spellEnd"/>
-      <w:r>
-        <w:t xml:space="preserve"> </w:t>
-      </w:r>
-      <w:proofErr w:type="spellStart"/>
-      <w:r>
-        <w:t>Almanca</w:t>
-      </w:r>
-      <w:proofErr w:type="spellEnd"/>
-      <w:r>
-        <w:t xml:space="preserve"> </w:t>
-      </w:r>
-      <w:proofErr w:type="spellStart"/>
-      <w:r>
-        <w:t>eklemek</w:t>
-      </w:r>
-      <w:proofErr w:type="spellEnd"/>
-      <w:r>
-        <w:t xml:space="preserve"> </w:t>
-      </w:r>
-      <w:proofErr w:type="spellStart"/>
-      <w:r>
-        <w:t>istediğinde</w:t>
-      </w:r>
-      <w:proofErr w:type="spellEnd"/>
-      <w:r>
-        <w:t xml:space="preserve"> </w:t>
-      </w:r>
-      <w:proofErr w:type="spellStart"/>
-      <w:r>
-        <w:t>kodun</w:t>
-      </w:r>
-      <w:proofErr w:type="spellEnd"/>
-      <w:r>
-        <w:t xml:space="preserve"> </w:t>
-      </w:r>
-      <w:proofErr w:type="spellStart"/>
-      <w:r>
-        <w:t>içine</w:t>
-      </w:r>
-      <w:proofErr w:type="spellEnd"/>
-      <w:r>
-        <w:t xml:space="preserve"> </w:t>
-      </w:r>
-      <w:proofErr w:type="spellStart"/>
-      <w:r>
-        <w:t>girmene</w:t>
-      </w:r>
-      <w:proofErr w:type="spellEnd"/>
-      <w:r>
-        <w:t xml:space="preserve"> </w:t>
-      </w:r>
-      <w:proofErr w:type="spellStart"/>
-      <w:r>
-        <w:t>gerek</w:t>
-      </w:r>
-      <w:proofErr w:type="spellEnd"/>
-      <w:r>
-        <w:t xml:space="preserve"> </w:t>
-      </w:r>
-      <w:proofErr w:type="spellStart"/>
-      <w:r>
-        <w:t>kalmayacak</w:t>
-      </w:r>
-      <w:proofErr w:type="spellEnd"/>
-      <w:r>
-        <w:t xml:space="preserve">. </w:t>
-      </w:r>
-      <w:proofErr w:type="spellStart"/>
-      <w:r>
-        <w:t>Sadece</w:t>
-      </w:r>
-      <w:proofErr w:type="spellEnd"/>
-      <w:r>
-        <w:t xml:space="preserve"> </w:t>
-      </w:r>
-      <w:proofErr w:type="spellStart"/>
-      <w:r>
-        <w:t>bu</w:t>
-      </w:r>
-      <w:proofErr w:type="spellEnd"/>
-      <w:r>
-        <w:t xml:space="preserve"> </w:t>
-      </w:r>
-      <w:proofErr w:type="spellStart"/>
-      <w:r>
-        <w:t>dosyayı</w:t>
-      </w:r>
-      <w:proofErr w:type="spellEnd"/>
-      <w:r>
-        <w:t xml:space="preserve"> </w:t>
-      </w:r>
-      <w:proofErr w:type="spellStart"/>
-      <w:r>
-        <w:t>tercümana</w:t>
-      </w:r>
-      <w:proofErr w:type="spellEnd"/>
-      <w:r>
-        <w:t xml:space="preserve"> </w:t>
-      </w:r>
-      <w:proofErr w:type="spellStart"/>
-      <w:r>
-        <w:t>vereceksin</w:t>
-      </w:r>
-      <w:proofErr w:type="spellEnd"/>
-      <w:r>
-        <w:t xml:space="preserve">, o </w:t>
-      </w:r>
-      <w:proofErr w:type="spellStart"/>
-      <w:r>
-        <w:t>kadar</w:t>
-      </w:r>
-      <w:proofErr w:type="spellEnd"/>
-      <w:r>
-        <w:t xml:space="preserve">.  </w:t>
-      </w:r>
-    </w:p>
-    <w:p>
-      <w:r>
         <w:t xml:space="preserve">    UX </w:t>
       </w:r>
       <w:proofErr w:type="spellStart"/>
